--- a/01. JAVA/01. SOAP JAVA/01. UML/02. ECUD/ECUD_CONVERSION_MONSTER_G07.docx
+++ b/01. JAVA/01. SOAP JAVA/01. UML/02. ECUD/ECUD_CONVERSION_MONSTER_G07.docx
@@ -6224,13 +6224,15 @@
                 <w:bCs/>
               </w:rPr>
             </w:pPr>
+            <w:proofErr w:type="spellStart"/>
             <w:r>
               <w:rPr>
                 <w:b/>
                 <w:bCs/>
               </w:rPr>
-              <w:t>Ingresar Sistema</w:t>
-            </w:r>
+              <w:t>Login</w:t>
+            </w:r>
+            <w:proofErr w:type="spellEnd"/>
           </w:p>
         </w:tc>
       </w:tr>
@@ -6812,116 +6814,57 @@
               </w:rPr>
             </w:pPr>
             <w:bookmarkStart w:id="12" w:name="_Toc82708267"/>
+          </w:p>
+          <w:p>
+            <w:pPr>
+              <w:pStyle w:val="Descripcin"/>
+              <w:cnfStyle w:val="000000000000" w:firstRow="0" w:lastRow="0" w:firstColumn="0" w:lastColumn="0" w:oddVBand="0" w:evenVBand="0" w:oddHBand="0" w:evenHBand="0" w:firstRowFirstColumn="0" w:firstRowLastColumn="0" w:lastRowFirstColumn="0" w:lastRowLastColumn="0"/>
+              <w:rPr>
+                <w:noProof/>
+              </w:rPr>
+            </w:pPr>
+            <w:r>
+              <w:rPr>
+                <w:noProof/>
+              </w:rPr>
+              <w:drawing>
+                <wp:inline distT="0" distB="0" distL="0" distR="0" wp14:anchorId="2F973EB9" wp14:editId="00A7BE8C">
+                  <wp:extent cx="2736272" cy="2252436"/>
+                  <wp:effectExtent l="0" t="0" r="6985" b="0"/>
+                  <wp:docPr id="1" name="Imagen 1"/>
+                  <wp:cNvGraphicFramePr>
+                    <a:graphicFrameLocks xmlns:a="http://schemas.openxmlformats.org/drawingml/2006/main" noChangeAspect="1"/>
+                  </wp:cNvGraphicFramePr>
+                  <a:graphic xmlns:a="http://schemas.openxmlformats.org/drawingml/2006/main">
+                    <a:graphicData uri="http://schemas.openxmlformats.org/drawingml/2006/picture">
+                      <pic:pic xmlns:pic="http://schemas.openxmlformats.org/drawingml/2006/picture">
+                        <pic:nvPicPr>
+                          <pic:cNvPr id="1" name=""/>
+                          <pic:cNvPicPr/>
+                        </pic:nvPicPr>
+                        <pic:blipFill>
+                          <a:blip r:embed="rId10"/>
+                          <a:stretch>
+                            <a:fillRect/>
+                          </a:stretch>
+                        </pic:blipFill>
+                        <pic:spPr>
+                          <a:xfrm>
+                            <a:off x="0" y="0"/>
+                            <a:ext cx="2753982" cy="2267015"/>
+                          </a:xfrm>
+                          <a:prstGeom prst="rect">
+                            <a:avLst/>
+                          </a:prstGeom>
+                        </pic:spPr>
+                      </pic:pic>
+                    </a:graphicData>
+                  </a:graphic>
+                </wp:inline>
+              </w:drawing>
+            </w:r>
             <w:bookmarkStart w:id="13" w:name="_GoBack"/>
             <w:bookmarkEnd w:id="13"/>
-          </w:p>
-          <w:p>
-            <w:pPr>
-              <w:pStyle w:val="Descripcin"/>
-              <w:cnfStyle w:val="000000000000" w:firstRow="0" w:lastRow="0" w:firstColumn="0" w:lastColumn="0" w:oddVBand="0" w:evenVBand="0" w:oddHBand="0" w:evenHBand="0" w:firstRowFirstColumn="0" w:firstRowLastColumn="0" w:lastRowFirstColumn="0" w:lastRowLastColumn="0"/>
-              <w:rPr>
-                <w:noProof/>
-              </w:rPr>
-            </w:pPr>
-          </w:p>
-          <w:p>
-            <w:pPr>
-              <w:pStyle w:val="Descripcin"/>
-              <w:cnfStyle w:val="000000000000" w:firstRow="0" w:lastRow="0" w:firstColumn="0" w:lastColumn="0" w:oddVBand="0" w:evenVBand="0" w:oddHBand="0" w:evenHBand="0" w:firstRowFirstColumn="0" w:firstRowLastColumn="0" w:lastRowFirstColumn="0" w:lastRowLastColumn="0"/>
-              <w:rPr>
-                <w:noProof/>
-              </w:rPr>
-            </w:pPr>
-          </w:p>
-          <w:p>
-            <w:pPr>
-              <w:pStyle w:val="Descripcin"/>
-              <w:cnfStyle w:val="000000000000" w:firstRow="0" w:lastRow="0" w:firstColumn="0" w:lastColumn="0" w:oddVBand="0" w:evenVBand="0" w:oddHBand="0" w:evenHBand="0" w:firstRowFirstColumn="0" w:firstRowLastColumn="0" w:lastRowFirstColumn="0" w:lastRowLastColumn="0"/>
-              <w:rPr>
-                <w:noProof/>
-              </w:rPr>
-            </w:pPr>
-          </w:p>
-          <w:p>
-            <w:pPr>
-              <w:pStyle w:val="Descripcin"/>
-              <w:cnfStyle w:val="000000000000" w:firstRow="0" w:lastRow="0" w:firstColumn="0" w:lastColumn="0" w:oddVBand="0" w:evenVBand="0" w:oddHBand="0" w:evenHBand="0" w:firstRowFirstColumn="0" w:firstRowLastColumn="0" w:lastRowFirstColumn="0" w:lastRowLastColumn="0"/>
-              <w:rPr>
-                <w:noProof/>
-              </w:rPr>
-            </w:pPr>
-          </w:p>
-          <w:p>
-            <w:pPr>
-              <w:pStyle w:val="Descripcin"/>
-              <w:cnfStyle w:val="000000000000" w:firstRow="0" w:lastRow="0" w:firstColumn="0" w:lastColumn="0" w:oddVBand="0" w:evenVBand="0" w:oddHBand="0" w:evenHBand="0" w:firstRowFirstColumn="0" w:firstRowLastColumn="0" w:lastRowFirstColumn="0" w:lastRowLastColumn="0"/>
-              <w:rPr>
-                <w:noProof/>
-              </w:rPr>
-            </w:pPr>
-          </w:p>
-          <w:p>
-            <w:pPr>
-              <w:pStyle w:val="Descripcin"/>
-              <w:cnfStyle w:val="000000000000" w:firstRow="0" w:lastRow="0" w:firstColumn="0" w:lastColumn="0" w:oddVBand="0" w:evenVBand="0" w:oddHBand="0" w:evenHBand="0" w:firstRowFirstColumn="0" w:firstRowLastColumn="0" w:lastRowFirstColumn="0" w:lastRowLastColumn="0"/>
-              <w:rPr>
-                <w:noProof/>
-              </w:rPr>
-            </w:pPr>
-          </w:p>
-          <w:p>
-            <w:pPr>
-              <w:pStyle w:val="Descripcin"/>
-              <w:cnfStyle w:val="000000000000" w:firstRow="0" w:lastRow="0" w:firstColumn="0" w:lastColumn="0" w:oddVBand="0" w:evenVBand="0" w:oddHBand="0" w:evenHBand="0" w:firstRowFirstColumn="0" w:firstRowLastColumn="0" w:lastRowFirstColumn="0" w:lastRowLastColumn="0"/>
-              <w:rPr>
-                <w:noProof/>
-              </w:rPr>
-            </w:pPr>
-          </w:p>
-          <w:p>
-            <w:pPr>
-              <w:pStyle w:val="Descripcin"/>
-              <w:cnfStyle w:val="000000000000" w:firstRow="0" w:lastRow="0" w:firstColumn="0" w:lastColumn="0" w:oddVBand="0" w:evenVBand="0" w:oddHBand="0" w:evenHBand="0" w:firstRowFirstColumn="0" w:firstRowLastColumn="0" w:lastRowFirstColumn="0" w:lastRowLastColumn="0"/>
-              <w:rPr>
-                <w:noProof/>
-              </w:rPr>
-            </w:pPr>
-          </w:p>
-          <w:p>
-            <w:pPr>
-              <w:pStyle w:val="Descripcin"/>
-              <w:cnfStyle w:val="000000000000" w:firstRow="0" w:lastRow="0" w:firstColumn="0" w:lastColumn="0" w:oddVBand="0" w:evenVBand="0" w:oddHBand="0" w:evenHBand="0" w:firstRowFirstColumn="0" w:firstRowLastColumn="0" w:lastRowFirstColumn="0" w:lastRowLastColumn="0"/>
-              <w:rPr>
-                <w:noProof/>
-              </w:rPr>
-            </w:pPr>
-          </w:p>
-          <w:p>
-            <w:pPr>
-              <w:pStyle w:val="Descripcin"/>
-              <w:cnfStyle w:val="000000000000" w:firstRow="0" w:lastRow="0" w:firstColumn="0" w:lastColumn="0" w:oddVBand="0" w:evenVBand="0" w:oddHBand="0" w:evenHBand="0" w:firstRowFirstColumn="0" w:firstRowLastColumn="0" w:lastRowFirstColumn="0" w:lastRowLastColumn="0"/>
-              <w:rPr>
-                <w:noProof/>
-              </w:rPr>
-            </w:pPr>
-          </w:p>
-          <w:p>
-            <w:pPr>
-              <w:pStyle w:val="Descripcin"/>
-              <w:cnfStyle w:val="000000000000" w:firstRow="0" w:lastRow="0" w:firstColumn="0" w:lastColumn="0" w:oddVBand="0" w:evenVBand="0" w:oddHBand="0" w:evenHBand="0" w:firstRowFirstColumn="0" w:firstRowLastColumn="0" w:lastRowFirstColumn="0" w:lastRowLastColumn="0"/>
-              <w:rPr>
-                <w:noProof/>
-              </w:rPr>
-            </w:pPr>
-          </w:p>
-          <w:p>
-            <w:pPr>
-              <w:pStyle w:val="Descripcin"/>
-              <w:cnfStyle w:val="000000000000" w:firstRow="0" w:lastRow="0" w:firstColumn="0" w:lastColumn="0" w:oddVBand="0" w:evenVBand="0" w:oddHBand="0" w:evenHBand="0" w:firstRowFirstColumn="0" w:firstRowLastColumn="0" w:lastRowFirstColumn="0" w:lastRowLastColumn="0"/>
-              <w:rPr>
-                <w:noProof/>
-              </w:rPr>
-            </w:pPr>
           </w:p>
           <w:p>
             <w:pPr>
@@ -7358,12 +7301,24 @@
         <w:t>ECUD_</w:t>
       </w:r>
       <w:r>
+        <w:t xml:space="preserve"> </w:t>
+      </w:r>
+      <w:proofErr w:type="spellStart"/>
+      <w:r>
         <w:rPr>
           <w:b/>
           <w:bCs/>
         </w:rPr>
-        <w:t>ASIGNATURAS_Y_GRUPOS</w:t>
+        <w:t>Consultar_</w:t>
       </w:r>
+      <w:r>
+        <w:rPr>
+          <w:b/>
+          <w:bCs/>
+        </w:rPr>
+        <w:t>Conversión</w:t>
+      </w:r>
+      <w:proofErr w:type="spellEnd"/>
     </w:p>
     <w:p>
       <w:pPr>
@@ -7400,10 +7355,7 @@
         <w:t xml:space="preserve">ECUD </w:t>
       </w:r>
       <w:r>
-        <w:t xml:space="preserve">Gestionar </w:t>
-      </w:r>
-      <w:r>
-        <w:t>Asignaturas y Grupos</w:t>
+        <w:t>Consultar Conversión</w:t>
       </w:r>
     </w:p>
     <w:tbl>
@@ -7464,10 +7416,7 @@
               <w:cnfStyle w:val="000000100000" w:firstRow="0" w:lastRow="0" w:firstColumn="0" w:lastColumn="0" w:oddVBand="0" w:evenVBand="0" w:oddHBand="1" w:evenHBand="0" w:firstRowFirstColumn="0" w:firstRowLastColumn="0" w:lastRowFirstColumn="0" w:lastRowLastColumn="0"/>
             </w:pPr>
             <w:r>
-              <w:t xml:space="preserve">Gestionar </w:t>
-            </w:r>
-            <w:r>
-              <w:t>Asignaturas y Grupos</w:t>
+              <w:t>Consultar Conversión</w:t>
             </w:r>
           </w:p>
         </w:tc>
@@ -7566,13 +7515,7 @@
               <w:cnfStyle w:val="000000100000" w:firstRow="0" w:lastRow="0" w:firstColumn="0" w:lastColumn="0" w:oddVBand="0" w:evenVBand="0" w:oddHBand="1" w:evenHBand="0" w:firstRowFirstColumn="0" w:firstRowLastColumn="0" w:lastRowFirstColumn="0" w:lastRowLastColumn="0"/>
             </w:pPr>
             <w:r>
-              <w:t>Permite al Administrador realizar el CRUD (Crear, Leer, Actualizar, Eliminar) de</w:t>
-            </w:r>
-            <w:r>
-              <w:t xml:space="preserve"> una asignatura</w:t>
-            </w:r>
-            <w:r>
-              <w:t>.</w:t>
+              <w:t>Permite al usuario consultar y visualizar conversiones de unidades de longitud, masa y temperatura realizadas dentro del sistema.</w:t>
             </w:r>
           </w:p>
         </w:tc>
@@ -7618,19 +7561,7 @@
               <w:cnfStyle w:val="000000000000" w:firstRow="0" w:lastRow="0" w:firstColumn="0" w:lastColumn="0" w:oddVBand="0" w:evenVBand="0" w:oddHBand="0" w:evenHBand="0" w:firstRowFirstColumn="0" w:firstRowLastColumn="0" w:lastRowFirstColumn="0" w:lastRowLastColumn="0"/>
             </w:pPr>
             <w:r>
-              <w:t xml:space="preserve">Permite al usuario administrar el CRUD de </w:t>
-            </w:r>
-            <w:r>
-              <w:t xml:space="preserve">matrículas </w:t>
-            </w:r>
-            <w:r>
-              <w:t xml:space="preserve">de la </w:t>
-            </w:r>
-            <w:r>
-              <w:t>universidad</w:t>
-            </w:r>
-            <w:r>
-              <w:t>.</w:t>
+              <w:t>Permitir al usuario obtener resultados precisos de conversión mediante la selección de unidades y el ingreso de valores numéricos.</w:t>
             </w:r>
           </w:p>
         </w:tc>
@@ -7900,10 +7831,7 @@
               <w:cnfStyle w:val="000000000000" w:firstRow="0" w:lastRow="0" w:firstColumn="0" w:lastColumn="0" w:oddVBand="0" w:evenVBand="0" w:oddHBand="0" w:evenHBand="0" w:firstRowFirstColumn="0" w:firstRowLastColumn="0" w:lastRowFirstColumn="0" w:lastRowLastColumn="0"/>
             </w:pPr>
             <w:r>
-              <w:t>El usuario debe autenticarse en el sistema con el rol de administrador</w:t>
-            </w:r>
-            <w:r>
-              <w:t>.</w:t>
+              <w:t>El sistema debe encontrarse en ejecución correctamente.</w:t>
             </w:r>
           </w:p>
           <w:p>
@@ -7923,7 +7851,7 @@
               <w:cnfStyle w:val="000000000000" w:firstRow="0" w:lastRow="0" w:firstColumn="0" w:lastColumn="0" w:oddVBand="0" w:evenVBand="0" w:oddHBand="0" w:evenHBand="0" w:firstRowFirstColumn="0" w:firstRowLastColumn="0" w:lastRowFirstColumn="0" w:lastRowLastColumn="0"/>
             </w:pPr>
             <w:r>
-              <w:t>El usuario con rol de cliente debe estar registrado.</w:t>
+              <w:t>El usuario debe ingresar valores válidos para realizar la conversión.</w:t>
             </w:r>
           </w:p>
         </w:tc>
@@ -7976,7 +7904,27 @@
               <w:cnfStyle w:val="000000100000" w:firstRow="0" w:lastRow="0" w:firstColumn="0" w:lastColumn="0" w:oddVBand="0" w:evenVBand="0" w:oddHBand="1" w:evenHBand="0" w:firstRowFirstColumn="0" w:firstRowLastColumn="0" w:lastRowFirstColumn="0" w:lastRowLastColumn="0"/>
             </w:pPr>
             <w:r>
-              <w:t>La asignatura o grupo queda disponible para el proceso de matrícula.</w:t>
+              <w:t>El sistema mostrará el resultado correspondiente de la conversión solicitada.</w:t>
+            </w:r>
+          </w:p>
+          <w:p>
+            <w:pPr>
+              <w:pStyle w:val="Prrafodelista"/>
+              <w:numPr>
+                <w:ilvl w:val="6"/>
+                <w:numId w:val="9"/>
+              </w:numPr>
+              <w:pBdr>
+                <w:top w:val="nil"/>
+                <w:left w:val="nil"/>
+                <w:bottom w:val="nil"/>
+                <w:right w:val="nil"/>
+                <w:between w:val="nil"/>
+              </w:pBdr>
+              <w:cnfStyle w:val="000000100000" w:firstRow="0" w:lastRow="0" w:firstColumn="0" w:lastColumn="0" w:oddVBand="0" w:evenVBand="0" w:oddHBand="1" w:evenHBand="0" w:firstRowFirstColumn="0" w:firstRowLastColumn="0" w:lastRowFirstColumn="0" w:lastRowLastColumn="0"/>
+            </w:pPr>
+            <w:r>
+              <w:t>El usuario podrá realizar nuevas consultas de conversión.</w:t>
             </w:r>
           </w:p>
         </w:tc>
@@ -8016,26 +7964,15 @@
           <w:p>
             <w:pPr>
               <w:keepNext/>
+              <w:jc w:val="center"/>
               <w:cnfStyle w:val="000000000000" w:firstRow="0" w:lastRow="0" w:firstColumn="0" w:lastColumn="0" w:oddVBand="0" w:evenVBand="0" w:oddHBand="0" w:evenHBand="0" w:firstRowFirstColumn="0" w:firstRowLastColumn="0" w:lastRowFirstColumn="0" w:lastRowLastColumn="0"/>
             </w:pPr>
             <w:r>
-              <w:rPr>
-                <w:noProof/>
-                <w:lang w:val="es-EC" w:eastAsia="es-EC"/>
-              </w:rPr>
               <w:drawing>
-                <wp:anchor distT="0" distB="0" distL="114300" distR="114300" simplePos="0" relativeHeight="251663363" behindDoc="0" locked="0" layoutInCell="1" allowOverlap="1" wp14:anchorId="00FFC30B" wp14:editId="3EBD98A5">
-                  <wp:simplePos x="0" y="0"/>
-                  <wp:positionH relativeFrom="column">
-                    <wp:posOffset>288290</wp:posOffset>
-                  </wp:positionH>
-                  <wp:positionV relativeFrom="paragraph">
-                    <wp:posOffset>77470</wp:posOffset>
-                  </wp:positionV>
-                  <wp:extent cx="3006090" cy="2732405"/>
-                  <wp:effectExtent l="0" t="0" r="3810" b="0"/>
-                  <wp:wrapSquare wrapText="bothSides"/>
-                  <wp:docPr id="1315972438" name="Imagen 1"/>
+                <wp:inline distT="0" distB="0" distL="0" distR="0" wp14:anchorId="54A3AF7E" wp14:editId="0B545CD2">
+                  <wp:extent cx="2701637" cy="2223926"/>
+                  <wp:effectExtent l="0" t="0" r="3810" b="5080"/>
+                  <wp:docPr id="2" name="Imagen 2"/>
                   <wp:cNvGraphicFramePr>
                     <a:graphicFrameLocks xmlns:a="http://schemas.openxmlformats.org/drawingml/2006/main" noChangeAspect="1"/>
                   </wp:cNvGraphicFramePr>
@@ -8043,17 +7980,11 @@
                     <a:graphicData uri="http://schemas.openxmlformats.org/drawingml/2006/picture">
                       <pic:pic xmlns:pic="http://schemas.openxmlformats.org/drawingml/2006/picture">
                         <pic:nvPicPr>
-                          <pic:cNvPr id="1315972438" name=""/>
+                          <pic:cNvPr id="1" name=""/>
                           <pic:cNvPicPr/>
                         </pic:nvPicPr>
                         <pic:blipFill>
-                          <a:blip r:embed="rId10">
-                            <a:extLst>
-                              <a:ext uri="{28A0092B-C50C-407E-A947-70E740481C1C}">
-                                <a14:useLocalDpi xmlns:a14="http://schemas.microsoft.com/office/drawing/2010/main" val="0"/>
-                              </a:ext>
-                            </a:extLst>
-                          </a:blip>
+                          <a:blip r:embed="rId10"/>
                           <a:stretch>
                             <a:fillRect/>
                           </a:stretch>
@@ -8061,7 +7992,7 @@
                         <pic:spPr>
                           <a:xfrm>
                             <a:off x="0" y="0"/>
-                            <a:ext cx="3006090" cy="2732405"/>
+                            <a:ext cx="2710331" cy="2231083"/>
                           </a:xfrm>
                           <a:prstGeom prst="rect">
                             <a:avLst/>
@@ -8070,13 +8001,7 @@
                       </pic:pic>
                     </a:graphicData>
                   </a:graphic>
-                  <wp14:sizeRelH relativeFrom="margin">
-                    <wp14:pctWidth>0</wp14:pctWidth>
-                  </wp14:sizeRelH>
-                  <wp14:sizeRelV relativeFrom="margin">
-                    <wp14:pctHeight>0</wp14:pctHeight>
-                  </wp14:sizeRelV>
-                </wp:anchor>
+                </wp:inline>
               </w:drawing>
             </w:r>
           </w:p>
@@ -8087,6 +8012,7 @@
               <w:widowControl w:val="0"/>
               <w:autoSpaceDE w:val="0"/>
               <w:autoSpaceDN w:val="0"/>
+              <w:jc w:val="center"/>
               <w:cnfStyle w:val="000000000000" w:firstRow="0" w:lastRow="0" w:firstColumn="0" w:lastColumn="0" w:oddVBand="0" w:evenVBand="0" w:oddHBand="0" w:evenHBand="0" w:firstRowFirstColumn="0" w:firstRowLastColumn="0" w:lastRowFirstColumn="0" w:lastRowLastColumn="0"/>
               <w:rPr>
                 <w:rFonts w:asciiTheme="minorHAnsi" w:eastAsia="Carlito" w:hAnsiTheme="minorHAnsi" w:cstheme="minorHAnsi"/>
@@ -8374,10 +8300,7 @@
               </w:numPr>
             </w:pPr>
             <w:r>
-              <w:t>El usuario administrador selecciona la opción Ingresar Asignatura</w:t>
-            </w:r>
-            <w:r>
-              <w:t>.</w:t>
+              <w:t>El usuario selecciona el tipo de conversión (Longitud, Masa o Temperatura).</w:t>
             </w:r>
           </w:p>
         </w:tc>
@@ -8396,7 +8319,7 @@
               <w:cnfStyle w:val="000000000000" w:firstRow="0" w:lastRow="0" w:firstColumn="0" w:lastColumn="0" w:oddVBand="0" w:evenVBand="0" w:oddHBand="0" w:evenHBand="0" w:firstRowFirstColumn="0" w:firstRowLastColumn="0" w:lastRowFirstColumn="0" w:lastRowLastColumn="0"/>
             </w:pPr>
             <w:r>
-              <w:t>El sistema presenta un formulario con los datos requeridos para el ingreso de la asignatura (Código, Nombre, Créditos, Prerrequisitos).</w:t>
+              <w:t>El sistema muestra las unidades disponibles para la conversión seleccionada.</w:t>
             </w:r>
           </w:p>
         </w:tc>
@@ -8423,7 +8346,15 @@
               </w:numPr>
             </w:pPr>
             <w:r>
-              <w:t>El usuario ingresa los datos de la asignatura.</w:t>
+              <w:t xml:space="preserve">El sistema </w:t>
+            </w:r>
+            <w:proofErr w:type="gramStart"/>
+            <w:r>
+              <w:t>valida</w:t>
+            </w:r>
+            <w:proofErr w:type="gramEnd"/>
+            <w:r>
+              <w:t xml:space="preserve"> que el dato ingresado sea correcto.</w:t>
             </w:r>
           </w:p>
         </w:tc>
@@ -8442,7 +8373,98 @@
               <w:cnfStyle w:val="000000100000" w:firstRow="0" w:lastRow="0" w:firstColumn="0" w:lastColumn="0" w:oddVBand="0" w:evenVBand="0" w:oddHBand="1" w:evenHBand="0" w:firstRowFirstColumn="0" w:firstRowLastColumn="0" w:lastRowFirstColumn="0" w:lastRowLastColumn="0"/>
             </w:pPr>
             <w:r>
-              <w:t>El sistema valida la información y guarda en la base de datos.</w:t>
+              <w:t>El usuario ingresa el valor numérico que desea convertir.</w:t>
+            </w:r>
+          </w:p>
+        </w:tc>
+      </w:tr>
+      <w:tr>
+        <w:trPr>
+          <w:gridAfter w:val="1"/>
+          <w:wAfter w:w="7" w:type="pct"/>
+          <w:trHeight w:val="541"/>
+        </w:trPr>
+        <w:tc>
+          <w:tcPr>
+            <w:cnfStyle w:val="000010000000" w:firstRow="0" w:lastRow="0" w:firstColumn="0" w:lastColumn="0" w:oddVBand="1" w:evenVBand="0" w:oddHBand="0" w:evenHBand="0" w:firstRowFirstColumn="0" w:firstRowLastColumn="0" w:lastRowFirstColumn="0" w:lastRowLastColumn="0"/>
+            <w:tcW w:w="2608" w:type="pct"/>
+            <w:gridSpan w:val="2"/>
+          </w:tcPr>
+          <w:p>
+            <w:pPr>
+              <w:pStyle w:val="Prrafodelista"/>
+              <w:numPr>
+                <w:ilvl w:val="0"/>
+                <w:numId w:val="8"/>
+              </w:numPr>
+            </w:pPr>
+            <w:r>
+              <w:t>El usuario selecciona la unidad de origen y la unidad de destino.</w:t>
+            </w:r>
+          </w:p>
+        </w:tc>
+        <w:tc>
+          <w:tcPr>
+            <w:tcW w:w="2385" w:type="pct"/>
+            <w:gridSpan w:val="3"/>
+          </w:tcPr>
+          <w:p>
+            <w:pPr>
+              <w:pStyle w:val="Prrafodelista"/>
+              <w:numPr>
+                <w:ilvl w:val="0"/>
+                <w:numId w:val="8"/>
+              </w:numPr>
+              <w:cnfStyle w:val="000000000000" w:firstRow="0" w:lastRow="0" w:firstColumn="0" w:lastColumn="0" w:oddVBand="0" w:evenVBand="0" w:oddHBand="0" w:evenHBand="0" w:firstRowFirstColumn="0" w:firstRowLastColumn="0" w:lastRowFirstColumn="0" w:lastRowLastColumn="0"/>
+            </w:pPr>
+            <w:r>
+              <w:t>El sistema ejecuta la conversión correspondiente.</w:t>
+            </w:r>
+          </w:p>
+        </w:tc>
+      </w:tr>
+      <w:tr>
+        <w:trPr>
+          <w:gridAfter w:val="1"/>
+          <w:cnfStyle w:val="000000100000" w:firstRow="0" w:lastRow="0" w:firstColumn="0" w:lastColumn="0" w:oddVBand="0" w:evenVBand="0" w:oddHBand="1" w:evenHBand="0" w:firstRowFirstColumn="0" w:firstRowLastColumn="0" w:lastRowFirstColumn="0" w:lastRowLastColumn="0"/>
+          <w:wAfter w:w="7" w:type="pct"/>
+          <w:trHeight w:val="541"/>
+        </w:trPr>
+        <w:tc>
+          <w:tcPr>
+            <w:cnfStyle w:val="000010000000" w:firstRow="0" w:lastRow="0" w:firstColumn="0" w:lastColumn="0" w:oddVBand="1" w:evenVBand="0" w:oddHBand="0" w:evenHBand="0" w:firstRowFirstColumn="0" w:firstRowLastColumn="0" w:lastRowFirstColumn="0" w:lastRowLastColumn="0"/>
+            <w:tcW w:w="2608" w:type="pct"/>
+            <w:gridSpan w:val="2"/>
+          </w:tcPr>
+          <w:p>
+            <w:pPr>
+              <w:pStyle w:val="Prrafodelista"/>
+              <w:numPr>
+                <w:ilvl w:val="0"/>
+                <w:numId w:val="8"/>
+              </w:numPr>
+            </w:pPr>
+            <w:r>
+              <w:t>El usuario presiona el botón “Convertir”</w:t>
+            </w:r>
+          </w:p>
+        </w:tc>
+        <w:tc>
+          <w:tcPr>
+            <w:tcW w:w="2385" w:type="pct"/>
+            <w:gridSpan w:val="3"/>
+          </w:tcPr>
+          <w:p>
+            <w:pPr>
+              <w:pStyle w:val="Prrafodelista"/>
+              <w:numPr>
+                <w:ilvl w:val="0"/>
+                <w:numId w:val="8"/>
+              </w:numPr>
+              <w:cnfStyle w:val="000000100000" w:firstRow="0" w:lastRow="0" w:firstColumn="0" w:lastColumn="0" w:oddVBand="0" w:evenVBand="0" w:oddHBand="1" w:evenHBand="0" w:firstRowFirstColumn="0" w:firstRowLastColumn="0" w:lastRowFirstColumn="0" w:lastRowLastColumn="0"/>
+            </w:pPr>
+            <w:r>
+              <w:t>El sistema muestra el resultado de la conversión de manera inmediata.</w:t>
             </w:r>
           </w:p>
         </w:tc>
@@ -8535,7 +8557,7 @@
               </w:numPr>
             </w:pPr>
             <w:r>
-              <w:t>El usuario administrador selecciona la opción buscar asignaturas.</w:t>
+              <w:t>El usuario selecciona nuevamente otro tipo de conversión o cambia las unidades.</w:t>
             </w:r>
           </w:p>
         </w:tc>
@@ -8554,7 +8576,7 @@
               <w:cnfStyle w:val="000000000000" w:firstRow="0" w:lastRow="0" w:firstColumn="0" w:lastColumn="0" w:oddVBand="0" w:evenVBand="0" w:oddHBand="0" w:evenHBand="0" w:firstRowFirstColumn="0" w:firstRowLastColumn="0" w:lastRowFirstColumn="0" w:lastRowLastColumn="0"/>
             </w:pPr>
             <w:r>
-              <w:t>El sistema solicita el código de la asignatura o el nombre de la materia que se desea buscar.</w:t>
+              <w:t>El sistema actualiza las opciones disponibles.</w:t>
             </w:r>
           </w:p>
         </w:tc>
@@ -8581,7 +8603,7 @@
               </w:numPr>
             </w:pPr>
             <w:r>
-              <w:t>El usuario ingresa la información requerida de la asignatura que desea verificar.</w:t>
+              <w:t>El usuario ingresa nuevos datos para convertir.</w:t>
             </w:r>
           </w:p>
         </w:tc>
@@ -8600,7 +8622,7 @@
               <w:cnfStyle w:val="000000100000" w:firstRow="0" w:lastRow="0" w:firstColumn="0" w:lastColumn="0" w:oddVBand="0" w:evenVBand="0" w:oddHBand="1" w:evenHBand="0" w:firstRowFirstColumn="0" w:firstRowLastColumn="0" w:lastRowFirstColumn="0" w:lastRowLastColumn="0"/>
             </w:pPr>
             <w:r>
-              <w:t>El sistema muestra las asignaturas según los parámetros de búsqueda aplicados.</w:t>
+              <w:t>El sistema procesa y muestra el nuevo resultado.</w:t>
             </w:r>
           </w:p>
         </w:tc>
@@ -8924,201 +8946,24 @@
           </w:tcPr>
           <w:p>
             <w:pPr>
-              <w:jc w:val="center"/>
-            </w:pPr>
-            <w:r>
+              <w:tabs>
+                <w:tab w:val="left" w:pos="3540"/>
+              </w:tabs>
               <w:rPr>
                 <w:b/>
-                <w:bCs/>
-              </w:rPr>
-              <w:t>ELIMINAR ASIGNATURA</w:t>
-            </w:r>
-          </w:p>
-        </w:tc>
-      </w:tr>
-      <w:tr>
-        <w:trPr>
-          <w:trHeight w:val="97"/>
-        </w:trPr>
-        <w:tc>
-          <w:tcPr>
-            <w:cnfStyle w:val="000010000000" w:firstRow="0" w:lastRow="0" w:firstColumn="0" w:lastColumn="0" w:oddVBand="1" w:evenVBand="0" w:oddHBand="0" w:evenHBand="0" w:firstRowFirstColumn="0" w:firstRowLastColumn="0" w:lastRowFirstColumn="0" w:lastRowLastColumn="0"/>
-            <w:tcW w:w="2608" w:type="pct"/>
-            <w:gridSpan w:val="2"/>
-          </w:tcPr>
-          <w:p>
-            <w:pPr>
-              <w:jc w:val="center"/>
+              </w:rPr>
             </w:pPr>
             <w:r>
               <w:rPr>
                 <w:b/>
               </w:rPr>
-              <w:t>Actor</w:t>
-            </w:r>
-          </w:p>
-        </w:tc>
-        <w:tc>
-          <w:tcPr>
-            <w:tcW w:w="2392" w:type="pct"/>
-            <w:gridSpan w:val="4"/>
-          </w:tcPr>
-          <w:p>
-            <w:pPr>
-              <w:jc w:val="center"/>
-              <w:cnfStyle w:val="000000000000" w:firstRow="0" w:lastRow="0" w:firstColumn="0" w:lastColumn="0" w:oddVBand="0" w:evenVBand="0" w:oddHBand="0" w:evenHBand="0" w:firstRowFirstColumn="0" w:firstRowLastColumn="0" w:lastRowFirstColumn="0" w:lastRowLastColumn="0"/>
-            </w:pPr>
+              <w:t>Flujo Alternativo</w:t>
+            </w:r>
             <w:r>
               <w:rPr>
                 <w:b/>
               </w:rPr>
-              <w:t>Sistema</w:t>
-            </w:r>
-          </w:p>
-        </w:tc>
-      </w:tr>
-      <w:tr>
-        <w:trPr>
-          <w:gridAfter w:val="1"/>
-          <w:cnfStyle w:val="000000100000" w:firstRow="0" w:lastRow="0" w:firstColumn="0" w:lastColumn="0" w:oddVBand="0" w:evenVBand="0" w:oddHBand="1" w:evenHBand="0" w:firstRowFirstColumn="0" w:firstRowLastColumn="0" w:lastRowFirstColumn="0" w:lastRowLastColumn="0"/>
-          <w:wAfter w:w="7" w:type="pct"/>
-          <w:trHeight w:val="610"/>
-        </w:trPr>
-        <w:tc>
-          <w:tcPr>
-            <w:cnfStyle w:val="000010000000" w:firstRow="0" w:lastRow="0" w:firstColumn="0" w:lastColumn="0" w:oddVBand="1" w:evenVBand="0" w:oddHBand="0" w:evenHBand="0" w:firstRowFirstColumn="0" w:firstRowLastColumn="0" w:lastRowFirstColumn="0" w:lastRowLastColumn="0"/>
-            <w:tcW w:w="2608" w:type="pct"/>
-            <w:gridSpan w:val="2"/>
-          </w:tcPr>
-          <w:p>
-            <w:pPr>
-              <w:pStyle w:val="Prrafodelista"/>
-              <w:numPr>
-                <w:ilvl w:val="0"/>
-                <w:numId w:val="12"/>
-              </w:numPr>
-            </w:pPr>
-            <w:r>
-              <w:t>El administrador selecciona la opción listar asignaturas.</w:t>
-            </w:r>
-          </w:p>
-        </w:tc>
-        <w:tc>
-          <w:tcPr>
-            <w:tcW w:w="2385" w:type="pct"/>
-            <w:gridSpan w:val="3"/>
-          </w:tcPr>
-          <w:p>
-            <w:pPr>
-              <w:pStyle w:val="Prrafodelista"/>
-              <w:numPr>
-                <w:ilvl w:val="0"/>
-                <w:numId w:val="12"/>
-              </w:numPr>
-              <w:cnfStyle w:val="000000100000" w:firstRow="0" w:lastRow="0" w:firstColumn="0" w:lastColumn="0" w:oddVBand="0" w:evenVBand="0" w:oddHBand="1" w:evenHBand="0" w:firstRowFirstColumn="0" w:firstRowLastColumn="0" w:lastRowFirstColumn="0" w:lastRowLastColumn="0"/>
-            </w:pPr>
-            <w:r>
-              <w:t>El sistema muestra la lista de las asignaturas que se encuentran registradas.</w:t>
-            </w:r>
-          </w:p>
-        </w:tc>
-      </w:tr>
-      <w:tr>
-        <w:trPr>
-          <w:gridAfter w:val="1"/>
-          <w:wAfter w:w="7" w:type="pct"/>
-          <w:trHeight w:val="610"/>
-        </w:trPr>
-        <w:tc>
-          <w:tcPr>
-            <w:cnfStyle w:val="000010000000" w:firstRow="0" w:lastRow="0" w:firstColumn="0" w:lastColumn="0" w:oddVBand="1" w:evenVBand="0" w:oddHBand="0" w:evenHBand="0" w:firstRowFirstColumn="0" w:firstRowLastColumn="0" w:lastRowFirstColumn="0" w:lastRowLastColumn="0"/>
-            <w:tcW w:w="2608" w:type="pct"/>
-            <w:gridSpan w:val="2"/>
-          </w:tcPr>
-          <w:p>
-            <w:pPr>
-              <w:pStyle w:val="Prrafodelista"/>
-              <w:numPr>
-                <w:ilvl w:val="0"/>
-                <w:numId w:val="12"/>
-              </w:numPr>
-            </w:pPr>
-            <w:r>
-              <w:t>El usuario administrador</w:t>
-            </w:r>
-            <w:r>
-              <w:t xml:space="preserve"> presiona </w:t>
-            </w:r>
-            <w:r>
-              <w:t xml:space="preserve">el ícono de </w:t>
-            </w:r>
-            <w:r>
-              <w:t>“Eliminar”.</w:t>
-            </w:r>
-          </w:p>
-        </w:tc>
-        <w:tc>
-          <w:tcPr>
-            <w:tcW w:w="2385" w:type="pct"/>
-            <w:gridSpan w:val="3"/>
-          </w:tcPr>
-          <w:p>
-            <w:pPr>
-              <w:pStyle w:val="Prrafodelista"/>
-              <w:numPr>
-                <w:ilvl w:val="0"/>
-                <w:numId w:val="12"/>
-              </w:numPr>
-              <w:cnfStyle w:val="000000000000" w:firstRow="0" w:lastRow="0" w:firstColumn="0" w:lastColumn="0" w:oddVBand="0" w:evenVBand="0" w:oddHBand="0" w:evenHBand="0" w:firstRowFirstColumn="0" w:firstRowLastColumn="0" w:lastRowFirstColumn="0" w:lastRowLastColumn="0"/>
-            </w:pPr>
-            <w:r>
-              <w:t>El sistema muestra la información de la asignatura en la tabla y pide confirmación.</w:t>
-            </w:r>
-          </w:p>
-        </w:tc>
-      </w:tr>
-      <w:tr>
-        <w:trPr>
-          <w:gridAfter w:val="1"/>
-          <w:cnfStyle w:val="000000100000" w:firstRow="0" w:lastRow="0" w:firstColumn="0" w:lastColumn="0" w:oddVBand="0" w:evenVBand="0" w:oddHBand="1" w:evenHBand="0" w:firstRowFirstColumn="0" w:firstRowLastColumn="0" w:lastRowFirstColumn="0" w:lastRowLastColumn="0"/>
-          <w:wAfter w:w="7" w:type="pct"/>
-          <w:trHeight w:val="610"/>
-        </w:trPr>
-        <w:tc>
-          <w:tcPr>
-            <w:cnfStyle w:val="000010000000" w:firstRow="0" w:lastRow="0" w:firstColumn="0" w:lastColumn="0" w:oddVBand="1" w:evenVBand="0" w:oddHBand="0" w:evenHBand="0" w:firstRowFirstColumn="0" w:firstRowLastColumn="0" w:lastRowFirstColumn="0" w:lastRowLastColumn="0"/>
-            <w:tcW w:w="2608" w:type="pct"/>
-            <w:gridSpan w:val="2"/>
-          </w:tcPr>
-          <w:p>
-            <w:pPr>
-              <w:pStyle w:val="Prrafodelista"/>
-              <w:numPr>
-                <w:ilvl w:val="0"/>
-                <w:numId w:val="12"/>
-              </w:numPr>
-            </w:pPr>
-            <w:r>
-              <w:t>El administrador puede buscar la asignatura ya sea por el código o nombre para confirmar cuál eliminar.</w:t>
-            </w:r>
-          </w:p>
-        </w:tc>
-        <w:tc>
-          <w:tcPr>
-            <w:tcW w:w="2385" w:type="pct"/>
-            <w:gridSpan w:val="3"/>
-          </w:tcPr>
-          <w:p>
-            <w:pPr>
-              <w:pStyle w:val="Prrafodelista"/>
-              <w:numPr>
-                <w:ilvl w:val="0"/>
-                <w:numId w:val="12"/>
-              </w:numPr>
-              <w:cnfStyle w:val="000000100000" w:firstRow="0" w:lastRow="0" w:firstColumn="0" w:lastColumn="0" w:oddVBand="0" w:evenVBand="0" w:oddHBand="1" w:evenHBand="0" w:firstRowFirstColumn="0" w:firstRowLastColumn="0" w:lastRowFirstColumn="0" w:lastRowLastColumn="0"/>
-            </w:pPr>
-            <w:r>
-              <w:t>El sistema realiza la eliminación (lógica o física) de la base de datos y lista de nuevo las asignaturas.</w:t>
+              <w:tab/>
             </w:r>
           </w:p>
         </w:tc>
@@ -9135,24 +8980,102 @@
           </w:tcPr>
           <w:p>
             <w:pPr>
-              <w:tabs>
-                <w:tab w:val="left" w:pos="3540"/>
-              </w:tabs>
+              <w:pStyle w:val="Prrafodelista"/>
+              <w:numPr>
+                <w:ilvl w:val="3"/>
+                <w:numId w:val="12"/>
+              </w:numPr>
               <w:rPr>
                 <w:b/>
+                <w:bCs/>
               </w:rPr>
             </w:pPr>
             <w:r>
               <w:rPr>
                 <w:b/>
-              </w:rPr>
-              <w:t>Flujo Alternativo</w:t>
-            </w:r>
-            <w:r>
+                <w:bCs/>
+              </w:rPr>
+              <w:t>Datos Incorrectos:</w:t>
+            </w:r>
+          </w:p>
+          <w:p>
+            <w:pPr>
+              <w:rPr>
+                <w:bCs/>
+              </w:rPr>
+            </w:pPr>
+            <w:r>
+              <w:rPr>
+                <w:bCs/>
+              </w:rPr>
+              <w:t>Si el sistema detecta caracteres no numéricos o campos vacíos, mostrará un mensaje de advertencia solicitando corregir la información.</w:t>
+            </w:r>
+          </w:p>
+          <w:p>
+            <w:pPr>
+              <w:pStyle w:val="Prrafodelista"/>
+              <w:numPr>
+                <w:ilvl w:val="3"/>
+                <w:numId w:val="12"/>
+              </w:numPr>
               <w:rPr>
                 <w:b/>
-              </w:rPr>
-              <w:tab/>
+                <w:bCs/>
+              </w:rPr>
+            </w:pPr>
+            <w:r>
+              <w:rPr>
+                <w:b/>
+                <w:bCs/>
+              </w:rPr>
+              <w:t>Conversión inválida:</w:t>
+            </w:r>
+          </w:p>
+          <w:p>
+            <w:pPr>
+              <w:pStyle w:val="Prrafodelista"/>
+              <w:ind w:left="360"/>
+              <w:rPr>
+                <w:bCs/>
+              </w:rPr>
+            </w:pPr>
+            <w:r>
+              <w:rPr>
+                <w:bCs/>
+              </w:rPr>
+              <w:t>Si el usuario selecciona unidades incompatibles, el sistema mostrará un mensaje indicando que la conversión no puede realizarse.</w:t>
+            </w:r>
+          </w:p>
+          <w:p>
+            <w:pPr>
+              <w:pStyle w:val="Prrafodelista"/>
+              <w:numPr>
+                <w:ilvl w:val="3"/>
+                <w:numId w:val="12"/>
+              </w:numPr>
+              <w:rPr>
+                <w:b/>
+                <w:bCs/>
+              </w:rPr>
+            </w:pPr>
+            <w:r>
+              <w:rPr>
+                <w:b/>
+                <w:bCs/>
+              </w:rPr>
+              <w:t>Cancelar:</w:t>
+            </w:r>
+          </w:p>
+          <w:p>
+            <w:pPr>
+              <w:pStyle w:val="Prrafodelista"/>
+              <w:ind w:left="360"/>
+            </w:pPr>
+            <w:r>
+              <w:rPr>
+                <w:bCs/>
+              </w:rPr>
+              <w:t>Si el usuario presiona el botón “Limpiar” o “Cancelar”, el sistema borrará todos los datos ingresados.</w:t>
             </w:r>
           </w:p>
         </w:tc>
@@ -9160,62 +9083,6 @@
       <w:tr>
         <w:trPr>
           <w:cnfStyle w:val="000000100000" w:firstRow="0" w:lastRow="0" w:firstColumn="0" w:lastColumn="0" w:oddVBand="0" w:evenVBand="0" w:oddHBand="1" w:evenHBand="0" w:firstRowFirstColumn="0" w:firstRowLastColumn="0" w:lastRowFirstColumn="0" w:lastRowLastColumn="0"/>
-          <w:trHeight w:val="97"/>
-        </w:trPr>
-        <w:tc>
-          <w:tcPr>
-            <w:cnfStyle w:val="000010000000" w:firstRow="0" w:lastRow="0" w:firstColumn="0" w:lastColumn="0" w:oddVBand="1" w:evenVBand="0" w:oddHBand="0" w:evenHBand="0" w:firstRowFirstColumn="0" w:firstRowLastColumn="0" w:lastRowFirstColumn="0" w:lastRowLastColumn="0"/>
-            <w:tcW w:w="5000" w:type="pct"/>
-            <w:gridSpan w:val="6"/>
-          </w:tcPr>
-          <w:p>
-            <w:pPr>
-              <w:pStyle w:val="Prrafodelista"/>
-              <w:numPr>
-                <w:ilvl w:val="3"/>
-                <w:numId w:val="12"/>
-              </w:numPr>
-            </w:pPr>
-            <w:r>
-              <w:rPr>
-                <w:b/>
-                <w:bCs/>
-              </w:rPr>
-              <w:t>Datos Incorrectos:</w:t>
-            </w:r>
-            <w:r>
-              <w:t xml:space="preserve"> </w:t>
-            </w:r>
-            <w:r>
-              <w:t>Si el sistema determina un error en alguna codificación de las asignaturas (ej. código duplicado) dará un mensaje de alerta para su verificación y seguida corrección</w:t>
-            </w:r>
-            <w:r>
-              <w:t>.</w:t>
-            </w:r>
-          </w:p>
-          <w:p>
-            <w:pPr>
-              <w:pStyle w:val="Prrafodelista"/>
-              <w:numPr>
-                <w:ilvl w:val="0"/>
-                <w:numId w:val="13"/>
-              </w:numPr>
-            </w:pPr>
-            <w:r>
-              <w:rPr>
-                <w:b/>
-                <w:bCs/>
-              </w:rPr>
-              <w:t>Cancelar:</w:t>
-            </w:r>
-            <w:r>
-              <w:t xml:space="preserve"> Si el usuario presiona “Cancelar”, el sistema limpia el formulario.</w:t>
-            </w:r>
-          </w:p>
-        </w:tc>
-      </w:tr>
-      <w:tr>
-        <w:trPr>
           <w:trHeight w:val="253"/>
         </w:trPr>
         <w:tc>
@@ -9256,7 +9123,6 @@
       </w:tr>
       <w:tr>
         <w:trPr>
-          <w:cnfStyle w:val="000000100000" w:firstRow="0" w:lastRow="0" w:firstColumn="0" w:lastColumn="0" w:oddVBand="0" w:evenVBand="0" w:oddHBand="1" w:evenHBand="0" w:firstRowFirstColumn="0" w:firstRowLastColumn="0" w:lastRowFirstColumn="0" w:lastRowLastColumn="0"/>
           <w:trHeight w:val="253"/>
         </w:trPr>
         <w:tc>
@@ -9423,7 +9289,7 @@
               <w:cnfStyle w:val="000000100000" w:firstRow="0" w:lastRow="0" w:firstColumn="0" w:lastColumn="0" w:oddVBand="0" w:evenVBand="0" w:oddHBand="1" w:evenHBand="0" w:firstRowFirstColumn="0" w:firstRowLastColumn="0" w:lastRowFirstColumn="0" w:lastRowLastColumn="0"/>
             </w:pPr>
             <w:r>
-              <w:t>Autenticación</w:t>
+              <w:t>Realizar conversión</w:t>
             </w:r>
           </w:p>
         </w:tc>
@@ -9530,23 +9396,7 @@
               <w:cnfStyle w:val="000000100000" w:firstRow="0" w:lastRow="0" w:firstColumn="0" w:lastColumn="0" w:oddVBand="0" w:evenVBand="0" w:oddHBand="1" w:evenHBand="0" w:firstRowFirstColumn="0" w:firstRowLastColumn="0" w:lastRowFirstColumn="0" w:lastRowLastColumn="0"/>
             </w:pPr>
             <w:r>
-              <w:t xml:space="preserve">Permite validar las credenciales del usuario para iniciar sesión en el sistema </w:t>
-            </w:r>
-            <w:proofErr w:type="spellStart"/>
-            <w:r>
-              <w:t>Monster</w:t>
-            </w:r>
-            <w:proofErr w:type="spellEnd"/>
-            <w:r>
-              <w:t xml:space="preserve"> </w:t>
-            </w:r>
-            <w:proofErr w:type="spellStart"/>
-            <w:r>
-              <w:t>University</w:t>
-            </w:r>
-            <w:proofErr w:type="spellEnd"/>
-            <w:r>
-              <w:t>.</w:t>
+              <w:t>Permite al usuario realizar conversiones de unidades de longitud, masa y temperatura mediante el ingreso de un valor numérico y la selección de unidades de origen y destino dentro del sistema de conversión.</w:t>
             </w:r>
           </w:p>
         </w:tc>
@@ -9593,7 +9443,7 @@
               <w:cnfStyle w:val="000000000000" w:firstRow="0" w:lastRow="0" w:firstColumn="0" w:lastColumn="0" w:oddVBand="0" w:evenVBand="0" w:oddHBand="0" w:evenHBand="0" w:firstRowFirstColumn="0" w:firstRowLastColumn="0" w:lastRowFirstColumn="0" w:lastRowLastColumn="0"/>
             </w:pPr>
             <w:r>
-              <w:t>Permitir al usuario acceder al sistema mediante su Identificador Único y contraseña, validando su rol y aplicación.</w:t>
+              <w:t>Permitir al usuario obtener conversiones precisas y rápidas entre diferentes unidades de medida utilizando una interfaz sencilla e intuitiva.</w:t>
             </w:r>
           </w:p>
         </w:tc>
@@ -9710,8 +9560,25 @@
               <w:cnfStyle w:val="000000000000" w:firstRow="0" w:lastRow="0" w:firstColumn="0" w:lastColumn="0" w:oddVBand="0" w:evenVBand="0" w:oddHBand="0" w:evenHBand="0" w:firstRowFirstColumn="0" w:firstRowLastColumn="0" w:lastRowFirstColumn="0" w:lastRowLastColumn="0"/>
             </w:pPr>
             <w:r>
-              <w:t>Montufar Alejandro, Tipan Leonel, Valencia Yuliana</w:t>
-            </w:r>
+              <w:t>Ibarra Ronny</w:t>
+            </w:r>
+            <w:r>
+              <w:t xml:space="preserve">, </w:t>
+            </w:r>
+            <w:r>
+              <w:t>Rivera Carlos</w:t>
+            </w:r>
+            <w:r>
+              <w:t xml:space="preserve">, </w:t>
+            </w:r>
+            <w:r>
+              <w:t xml:space="preserve">Sánchez </w:t>
+            </w:r>
+            <w:proofErr w:type="spellStart"/>
+            <w:r>
+              <w:t>Angelo</w:t>
+            </w:r>
+            <w:proofErr w:type="spellEnd"/>
             <w:r>
               <w:t>.</w:t>
             </w:r>
@@ -9764,13 +9631,13 @@
               <w:t>1</w:t>
             </w:r>
             <w:r>
-              <w:t>9</w:t>
+              <w:t>2</w:t>
             </w:r>
             <w:r>
               <w:t>/</w:t>
             </w:r>
             <w:r>
-              <w:t>11</w:t>
+              <w:t>05</w:t>
             </w:r>
             <w:r>
               <w:t>/20</w:t>
@@ -9779,7 +9646,7 @@
               <w:t>2</w:t>
             </w:r>
             <w:r>
-              <w:t>5</w:t>
+              <w:t>6</w:t>
             </w:r>
           </w:p>
         </w:tc>
@@ -9813,25 +9680,19 @@
               <w:cnfStyle w:val="000000100000" w:firstRow="0" w:lastRow="0" w:firstColumn="0" w:lastColumn="0" w:oddVBand="0" w:evenVBand="0" w:oddHBand="1" w:evenHBand="0" w:firstRowFirstColumn="0" w:firstRowLastColumn="0" w:lastRowFirstColumn="0" w:lastRowLastColumn="0"/>
             </w:pPr>
             <w:r>
-              <w:t>1</w:t>
-            </w:r>
-            <w:r>
-              <w:t>9</w:t>
+              <w:t>12</w:t>
             </w:r>
             <w:r>
               <w:t>/</w:t>
             </w:r>
             <w:r>
-              <w:t>11</w:t>
+              <w:t>05</w:t>
             </w:r>
             <w:r>
               <w:t>/20</w:t>
             </w:r>
             <w:r>
-              <w:t>2</w:t>
-            </w:r>
-            <w:r>
-              <w:t>5</w:t>
+              <w:t>26</w:t>
             </w:r>
           </w:p>
         </w:tc>
@@ -9857,7 +9718,6 @@
               <w:rPr>
                 <w:b/>
               </w:rPr>
-              <w:lastRenderedPageBreak/>
               <w:t>Precondiciones</w:t>
             </w:r>
             <w:r>
@@ -9891,10 +9751,7 @@
               <w:cnfStyle w:val="000000000000" w:firstRow="0" w:lastRow="0" w:firstColumn="0" w:lastColumn="0" w:oddVBand="0" w:evenVBand="0" w:oddHBand="0" w:evenHBand="0" w:firstRowFirstColumn="0" w:firstRowLastColumn="0" w:lastRowFirstColumn="0" w:lastRowLastColumn="0"/>
             </w:pPr>
             <w:r>
-              <w:t xml:space="preserve">El sistema debe tener cuentas de usuarios creadas en el módulo de seguridad. </w:t>
-            </w:r>
-            <w:r>
-              <w:t>El usuario debe autenticarse en el sistema.</w:t>
+              <w:t>El sistema debe encontrarse en ejecución correctamente.</w:t>
             </w:r>
           </w:p>
           <w:p>
@@ -9915,7 +9772,28 @@
               <w:cnfStyle w:val="000000000000" w:firstRow="0" w:lastRow="0" w:firstColumn="0" w:lastColumn="0" w:oddVBand="0" w:evenVBand="0" w:oddHBand="0" w:evenHBand="0" w:firstRowFirstColumn="0" w:firstRowLastColumn="0" w:lastRowFirstColumn="0" w:lastRowLastColumn="0"/>
             </w:pPr>
             <w:r>
-              <w:t>El usuario debe estar asignado a la aplicación a la que intenta acceder.</w:t>
+              <w:t>El usuario debe ingresar un valor numérico válido.</w:t>
+            </w:r>
+          </w:p>
+          <w:p>
+            <w:pPr>
+              <w:pStyle w:val="Prrafodelista"/>
+              <w:numPr>
+                <w:ilvl w:val="3"/>
+                <w:numId w:val="8"/>
+              </w:numPr>
+              <w:pBdr>
+                <w:top w:val="nil"/>
+                <w:left w:val="nil"/>
+                <w:bottom w:val="nil"/>
+                <w:right w:val="nil"/>
+                <w:between w:val="nil"/>
+              </w:pBdr>
+              <w:jc w:val="both"/>
+              <w:cnfStyle w:val="000000000000" w:firstRow="0" w:lastRow="0" w:firstColumn="0" w:lastColumn="0" w:oddVBand="0" w:evenVBand="0" w:oddHBand="0" w:evenHBand="0" w:firstRowFirstColumn="0" w:firstRowLastColumn="0" w:lastRowFirstColumn="0" w:lastRowLastColumn="0"/>
+            </w:pPr>
+            <w:r>
+              <w:t>El usuario debe seleccionar el tipo de conversión y las unidades correspondientes.</w:t>
             </w:r>
           </w:p>
         </w:tc>
@@ -9943,6 +9821,7 @@
               <w:rPr>
                 <w:b/>
               </w:rPr>
+              <w:lastRenderedPageBreak/>
               <w:t xml:space="preserve">Gráfico </w:t>
             </w:r>
           </w:p>
@@ -9959,23 +9838,11 @@
               <w:cnfStyle w:val="000000100000" w:firstRow="0" w:lastRow="0" w:firstColumn="0" w:lastColumn="0" w:oddVBand="0" w:evenVBand="0" w:oddHBand="1" w:evenHBand="0" w:firstRowFirstColumn="0" w:firstRowLastColumn="0" w:lastRowFirstColumn="0" w:lastRowLastColumn="0"/>
             </w:pPr>
             <w:r>
-              <w:rPr>
-                <w:noProof/>
-                <w:lang w:val="es-EC" w:eastAsia="es-EC"/>
-              </w:rPr>
               <w:drawing>
-                <wp:anchor distT="0" distB="0" distL="114300" distR="114300" simplePos="0" relativeHeight="251660291" behindDoc="0" locked="0" layoutInCell="1" allowOverlap="1" wp14:anchorId="0CC34B70" wp14:editId="33EEDEB1">
-                  <wp:simplePos x="0" y="0"/>
-                  <wp:positionH relativeFrom="column">
-                    <wp:posOffset>706120</wp:posOffset>
-                  </wp:positionH>
-                  <wp:positionV relativeFrom="paragraph">
-                    <wp:posOffset>52705</wp:posOffset>
-                  </wp:positionV>
-                  <wp:extent cx="2390775" cy="2033905"/>
-                  <wp:effectExtent l="0" t="0" r="9525" b="4445"/>
-                  <wp:wrapSquare wrapText="bothSides"/>
-                  <wp:docPr id="433636431" name="Imagen 1"/>
+                <wp:inline distT="0" distB="0" distL="0" distR="0" wp14:anchorId="36A722FA" wp14:editId="4F72A363">
+                  <wp:extent cx="2186649" cy="1800000"/>
+                  <wp:effectExtent l="0" t="0" r="4445" b="0"/>
+                  <wp:docPr id="3" name="Imagen 3"/>
                   <wp:cNvGraphicFramePr>
                     <a:graphicFrameLocks xmlns:a="http://schemas.openxmlformats.org/drawingml/2006/main" noChangeAspect="1"/>
                   </wp:cNvGraphicFramePr>
@@ -9983,17 +9850,11 @@
                     <a:graphicData uri="http://schemas.openxmlformats.org/drawingml/2006/picture">
                       <pic:pic xmlns:pic="http://schemas.openxmlformats.org/drawingml/2006/picture">
                         <pic:nvPicPr>
-                          <pic:cNvPr id="433636431" name=""/>
+                          <pic:cNvPr id="1" name=""/>
                           <pic:cNvPicPr/>
                         </pic:nvPicPr>
                         <pic:blipFill>
-                          <a:blip r:embed="rId11" cstate="print">
-                            <a:extLst>
-                              <a:ext uri="{28A0092B-C50C-407E-A947-70E740481C1C}">
-                                <a14:useLocalDpi xmlns:a14="http://schemas.microsoft.com/office/drawing/2010/main" val="0"/>
-                              </a:ext>
-                            </a:extLst>
-                          </a:blip>
+                          <a:blip r:embed="rId10"/>
                           <a:stretch>
                             <a:fillRect/>
                           </a:stretch>
@@ -10001,7 +9862,7 @@
                         <pic:spPr>
                           <a:xfrm>
                             <a:off x="0" y="0"/>
-                            <a:ext cx="2390775" cy="2033905"/>
+                            <a:ext cx="2186649" cy="1800000"/>
                           </a:xfrm>
                           <a:prstGeom prst="rect">
                             <a:avLst/>
@@ -10010,94 +9871,14 @@
                       </pic:pic>
                     </a:graphicData>
                   </a:graphic>
-                  <wp14:sizeRelH relativeFrom="margin">
-                    <wp14:pctWidth>0</wp14:pctWidth>
-                  </wp14:sizeRelH>
-                  <wp14:sizeRelV relativeFrom="margin">
-                    <wp14:pctHeight>0</wp14:pctHeight>
-                  </wp14:sizeRelV>
-                </wp:anchor>
+                </wp:inline>
               </w:drawing>
             </w:r>
           </w:p>
           <w:p>
             <w:pPr>
               <w:pStyle w:val="Descripcin"/>
-              <w:keepNext/>
               <w:jc w:val="center"/>
-              <w:cnfStyle w:val="000000100000" w:firstRow="0" w:lastRow="0" w:firstColumn="0" w:lastColumn="0" w:oddVBand="0" w:evenVBand="0" w:oddHBand="1" w:evenHBand="0" w:firstRowFirstColumn="0" w:firstRowLastColumn="0" w:lastRowFirstColumn="0" w:lastRowLastColumn="0"/>
-              <w:rPr>
-                <w:noProof/>
-              </w:rPr>
-            </w:pPr>
-          </w:p>
-          <w:p>
-            <w:pPr>
-              <w:cnfStyle w:val="000000100000" w:firstRow="0" w:lastRow="0" w:firstColumn="0" w:lastColumn="0" w:oddVBand="0" w:evenVBand="0" w:oddHBand="1" w:evenHBand="0" w:firstRowFirstColumn="0" w:firstRowLastColumn="0" w:lastRowFirstColumn="0" w:lastRowLastColumn="0"/>
-              <w:rPr>
-                <w:lang w:val="es-EC" w:eastAsia="es-EC"/>
-              </w:rPr>
-            </w:pPr>
-          </w:p>
-          <w:p>
-            <w:pPr>
-              <w:cnfStyle w:val="000000100000" w:firstRow="0" w:lastRow="0" w:firstColumn="0" w:lastColumn="0" w:oddVBand="0" w:evenVBand="0" w:oddHBand="1" w:evenHBand="0" w:firstRowFirstColumn="0" w:firstRowLastColumn="0" w:lastRowFirstColumn="0" w:lastRowLastColumn="0"/>
-              <w:rPr>
-                <w:lang w:val="es-EC" w:eastAsia="es-EC"/>
-              </w:rPr>
-            </w:pPr>
-          </w:p>
-          <w:p>
-            <w:pPr>
-              <w:cnfStyle w:val="000000100000" w:firstRow="0" w:lastRow="0" w:firstColumn="0" w:lastColumn="0" w:oddVBand="0" w:evenVBand="0" w:oddHBand="1" w:evenHBand="0" w:firstRowFirstColumn="0" w:firstRowLastColumn="0" w:lastRowFirstColumn="0" w:lastRowLastColumn="0"/>
-              <w:rPr>
-                <w:lang w:val="es-EC" w:eastAsia="es-EC"/>
-              </w:rPr>
-            </w:pPr>
-          </w:p>
-          <w:p>
-            <w:pPr>
-              <w:cnfStyle w:val="000000100000" w:firstRow="0" w:lastRow="0" w:firstColumn="0" w:lastColumn="0" w:oddVBand="0" w:evenVBand="0" w:oddHBand="1" w:evenHBand="0" w:firstRowFirstColumn="0" w:firstRowLastColumn="0" w:lastRowFirstColumn="0" w:lastRowLastColumn="0"/>
-              <w:rPr>
-                <w:lang w:val="es-EC" w:eastAsia="es-EC"/>
-              </w:rPr>
-            </w:pPr>
-          </w:p>
-          <w:p>
-            <w:pPr>
-              <w:cnfStyle w:val="000000100000" w:firstRow="0" w:lastRow="0" w:firstColumn="0" w:lastColumn="0" w:oddVBand="0" w:evenVBand="0" w:oddHBand="1" w:evenHBand="0" w:firstRowFirstColumn="0" w:firstRowLastColumn="0" w:lastRowFirstColumn="0" w:lastRowLastColumn="0"/>
-              <w:rPr>
-                <w:lang w:val="es-EC" w:eastAsia="es-EC"/>
-              </w:rPr>
-            </w:pPr>
-          </w:p>
-          <w:p>
-            <w:pPr>
-              <w:cnfStyle w:val="000000100000" w:firstRow="0" w:lastRow="0" w:firstColumn="0" w:lastColumn="0" w:oddVBand="0" w:evenVBand="0" w:oddHBand="1" w:evenHBand="0" w:firstRowFirstColumn="0" w:firstRowLastColumn="0" w:lastRowFirstColumn="0" w:lastRowLastColumn="0"/>
-              <w:rPr>
-                <w:lang w:val="es-EC" w:eastAsia="es-EC"/>
-              </w:rPr>
-            </w:pPr>
-          </w:p>
-          <w:p>
-            <w:pPr>
-              <w:cnfStyle w:val="000000100000" w:firstRow="0" w:lastRow="0" w:firstColumn="0" w:lastColumn="0" w:oddVBand="0" w:evenVBand="0" w:oddHBand="1" w:evenHBand="0" w:firstRowFirstColumn="0" w:firstRowLastColumn="0" w:lastRowFirstColumn="0" w:lastRowLastColumn="0"/>
-              <w:rPr>
-                <w:lang w:val="es-EC" w:eastAsia="es-EC"/>
-              </w:rPr>
-            </w:pPr>
-          </w:p>
-          <w:p>
-            <w:pPr>
-              <w:cnfStyle w:val="000000100000" w:firstRow="0" w:lastRow="0" w:firstColumn="0" w:lastColumn="0" w:oddVBand="0" w:evenVBand="0" w:oddHBand="1" w:evenHBand="0" w:firstRowFirstColumn="0" w:firstRowLastColumn="0" w:lastRowFirstColumn="0" w:lastRowLastColumn="0"/>
-              <w:rPr>
-                <w:lang w:val="es-EC" w:eastAsia="es-EC"/>
-              </w:rPr>
-            </w:pPr>
-          </w:p>
-          <w:p>
-            <w:pPr>
-              <w:pStyle w:val="Descripcin"/>
               <w:cnfStyle w:val="000000100000" w:firstRow="0" w:lastRow="0" w:firstColumn="0" w:lastColumn="0" w:oddVBand="0" w:evenVBand="0" w:oddHBand="1" w:evenHBand="0" w:firstRowFirstColumn="0" w:firstRowLastColumn="0" w:lastRowFirstColumn="0" w:lastRowLastColumn="0"/>
               <w:rPr>
                 <w:rFonts w:asciiTheme="minorHAnsi" w:eastAsia="Carlito" w:hAnsiTheme="minorHAnsi" w:cstheme="minorHAnsi"/>
@@ -10262,7 +10043,7 @@
               <w:jc w:val="both"/>
             </w:pPr>
             <w:r>
-              <w:t xml:space="preserve">El usuario llena los campos de autenticación (Identificador Único y contraseña) para ingresar al sistema. </w:t>
+              <w:t>El usuario selecciona el tipo de conversión (Longitud, Masa o Temperatura).</w:t>
             </w:r>
           </w:p>
         </w:tc>
@@ -10282,10 +10063,10 @@
               <w:cnfStyle w:val="000000000000" w:firstRow="0" w:lastRow="0" w:firstColumn="0" w:lastColumn="0" w:oddVBand="0" w:evenVBand="0" w:oddHBand="0" w:evenHBand="0" w:firstRowFirstColumn="0" w:firstRowLastColumn="0" w:lastRowFirstColumn="0" w:lastRowLastColumn="0"/>
             </w:pPr>
             <w:r>
-              <w:t>El sistema verifica si los datos ingresados son correctos y corresponden al usuario registrado en el sistema "Banquito Passport" (Módulo de Seguridad)</w:t>
-            </w:r>
-            <w:r>
-              <w:t>.</w:t>
+              <w:t>E</w:t>
+            </w:r>
+            <w:r>
+              <w:t>l sistema muestra las unidades disponibles según el tipo de conversión seleccionado.</w:t>
             </w:r>
           </w:p>
         </w:tc>
@@ -10311,19 +10092,7 @@
               <w:jc w:val="both"/>
             </w:pPr>
             <w:r>
-              <w:t xml:space="preserve">El </w:t>
-            </w:r>
-            <w:r>
-              <w:t>usuario</w:t>
-            </w:r>
-            <w:r>
-              <w:t xml:space="preserve"> presiona el botón “</w:t>
-            </w:r>
-            <w:r>
-              <w:t>Aceptar</w:t>
-            </w:r>
-            <w:r>
-              <w:t>”.</w:t>
+              <w:t>El usuario selecciona la unidad de origen y la unidad de destino.</w:t>
             </w:r>
           </w:p>
         </w:tc>
@@ -10343,10 +10112,15 @@
               <w:cnfStyle w:val="000000100000" w:firstRow="0" w:lastRow="0" w:firstColumn="0" w:lastColumn="0" w:oddVBand="0" w:evenVBand="0" w:oddHBand="1" w:evenHBand="0" w:firstRowFirstColumn="0" w:firstRowLastColumn="0" w:lastRowFirstColumn="0" w:lastRowLastColumn="0"/>
             </w:pPr>
             <w:r>
-              <w:t>El sistema verifica que el usuario tenga permiso para acceder a la aplicación solicitada y retorna el Rol del usuario</w:t>
-            </w:r>
-            <w:r>
-              <w:t>.</w:t>
+              <w:t xml:space="preserve">El sistema </w:t>
+            </w:r>
+            <w:proofErr w:type="gramStart"/>
+            <w:r>
+              <w:t>valida</w:t>
+            </w:r>
+            <w:proofErr w:type="gramEnd"/>
+            <w:r>
+              <w:t xml:space="preserve"> que el valor ingresado sea numérico y que los campos no estén vacíos.</w:t>
             </w:r>
           </w:p>
         </w:tc>
@@ -10358,30 +10132,40 @@
         <w:tc>
           <w:tcPr>
             <w:cnfStyle w:val="000010000000" w:firstRow="0" w:lastRow="0" w:firstColumn="0" w:lastColumn="0" w:oddVBand="1" w:evenVBand="0" w:oddHBand="0" w:evenHBand="0" w:firstRowFirstColumn="0" w:firstRowLastColumn="0" w:lastRowFirstColumn="0" w:lastRowLastColumn="0"/>
-            <w:tcW w:w="5000" w:type="pct"/>
-            <w:gridSpan w:val="6"/>
+            <w:tcW w:w="2107" w:type="pct"/>
+            <w:gridSpan w:val="2"/>
           </w:tcPr>
           <w:p>
             <w:pPr>
-              <w:tabs>
-                <w:tab w:val="left" w:pos="3540"/>
-              </w:tabs>
+              <w:pStyle w:val="Prrafodelista"/>
+              <w:numPr>
+                <w:ilvl w:val="0"/>
+                <w:numId w:val="15"/>
+              </w:numPr>
               <w:jc w:val="both"/>
-              <w:rPr>
-                <w:b/>
-              </w:rPr>
-            </w:pPr>
-            <w:r>
-              <w:rPr>
-                <w:b/>
-              </w:rPr>
-              <w:t>Flujo Alternativo</w:t>
-            </w:r>
-            <w:r>
-              <w:rPr>
-                <w:b/>
-              </w:rPr>
-              <w:tab/>
+            </w:pPr>
+            <w:r>
+              <w:t>El sistema muestra el resultado de la conversión de forma inmediata y precisa.</w:t>
+            </w:r>
+          </w:p>
+        </w:tc>
+        <w:tc>
+          <w:tcPr>
+            <w:tcW w:w="2893" w:type="pct"/>
+            <w:gridSpan w:val="4"/>
+          </w:tcPr>
+          <w:p>
+            <w:pPr>
+              <w:pStyle w:val="Prrafodelista"/>
+              <w:numPr>
+                <w:ilvl w:val="0"/>
+                <w:numId w:val="15"/>
+              </w:numPr>
+              <w:jc w:val="both"/>
+              <w:cnfStyle w:val="000000000000" w:firstRow="0" w:lastRow="0" w:firstColumn="0" w:lastColumn="0" w:oddVBand="0" w:evenVBand="0" w:oddHBand="0" w:evenHBand="0" w:firstRowFirstColumn="0" w:firstRowLastColumn="0" w:lastRowFirstColumn="0" w:lastRowLastColumn="0"/>
+            </w:pPr>
+            <w:r>
+              <w:t>El usuario presiona el botón “Convertir”</w:t>
             </w:r>
           </w:p>
         </w:tc>
@@ -10399,91 +10183,136 @@
           </w:tcPr>
           <w:p>
             <w:pPr>
-              <w:pStyle w:val="Prrafodelista"/>
-              <w:numPr>
-                <w:ilvl w:val="3"/>
-                <w:numId w:val="15"/>
-              </w:numPr>
+              <w:tabs>
+                <w:tab w:val="left" w:pos="3540"/>
+              </w:tabs>
               <w:jc w:val="both"/>
-            </w:pPr>
-            <w:r>
-              <w:t>Datos Incorrectos: Si el sistema determina error en algún dato, se muestra un mensaje de error y seguidamente se solicitan los datos nuevamente.</w:t>
-            </w:r>
-          </w:p>
-          <w:p>
-            <w:pPr>
-              <w:pStyle w:val="Prrafodelista"/>
-              <w:numPr>
-                <w:ilvl w:val="3"/>
-                <w:numId w:val="15"/>
-              </w:numPr>
-              <w:jc w:val="both"/>
-            </w:pPr>
-            <w:r>
-              <w:t>Si las credenciales son correctas pero el usuario no está registrado para la aplicación solicitada, será automáticamente bloqueado.</w:t>
-            </w:r>
-          </w:p>
-          <w:p>
-            <w:pPr>
-              <w:pStyle w:val="Prrafodelista"/>
-              <w:numPr>
-                <w:ilvl w:val="3"/>
-                <w:numId w:val="15"/>
-              </w:numPr>
-              <w:jc w:val="both"/>
-            </w:pPr>
-            <w:r>
-              <w:t>Si el usuario presiona “Cancelar”, el sistema limpia el formulario.</w:t>
+              <w:rPr>
+                <w:b/>
+              </w:rPr>
+            </w:pPr>
+            <w:r>
+              <w:rPr>
+                <w:b/>
+              </w:rPr>
+              <w:t>Flujo Alternativo</w:t>
+            </w:r>
+            <w:r>
+              <w:rPr>
+                <w:b/>
+              </w:rPr>
+              <w:tab/>
             </w:r>
           </w:p>
         </w:tc>
       </w:tr>
       <w:tr>
         <w:trPr>
-          <w:trHeight w:val="260"/>
+          <w:trHeight w:val="100"/>
         </w:trPr>
         <w:tc>
           <w:tcPr>
             <w:cnfStyle w:val="000010000000" w:firstRow="0" w:lastRow="0" w:firstColumn="0" w:lastColumn="0" w:oddVBand="1" w:evenVBand="0" w:oddHBand="0" w:evenHBand="0" w:firstRowFirstColumn="0" w:firstRowLastColumn="0" w:lastRowFirstColumn="0" w:lastRowLastColumn="0"/>
-            <w:tcW w:w="2120" w:type="pct"/>
-            <w:gridSpan w:val="3"/>
+            <w:tcW w:w="5000" w:type="pct"/>
+            <w:gridSpan w:val="6"/>
           </w:tcPr>
           <w:p>
             <w:pPr>
-              <w:jc w:val="right"/>
-              <w:rPr>
-                <w:b/>
-              </w:rPr>
-            </w:pPr>
-            <w:r>
-              <w:rPr>
-                <w:b/>
-              </w:rPr>
-              <w:t>Post condiciones</w:t>
-            </w:r>
-            <w:r>
-              <w:rPr>
-                <w:b/>
-              </w:rPr>
-              <w:t>:</w:t>
-            </w:r>
-          </w:p>
-        </w:tc>
-        <w:tc>
-          <w:tcPr>
-            <w:tcW w:w="2880" w:type="pct"/>
-            <w:gridSpan w:val="3"/>
-          </w:tcPr>
-          <w:p>
-            <w:pPr>
+              <w:pStyle w:val="Prrafodelista"/>
+              <w:numPr>
+                <w:ilvl w:val="0"/>
+                <w:numId w:val="29"/>
+              </w:numPr>
+              <w:spacing w:before="0" w:after="0"/>
+              <w:rPr>
+                <w:rFonts w:ascii="Times New Roman" w:eastAsia="Times New Roman" w:hAnsi="Times New Roman" w:cs="Times New Roman"/>
+                <w:sz w:val="24"/>
+                <w:szCs w:val="24"/>
+                <w:lang w:val="es-EC" w:eastAsia="es-EC"/>
+              </w:rPr>
+            </w:pPr>
+            <w:r>
+              <w:rPr>
+                <w:rFonts w:ascii="Times New Roman" w:eastAsia="Times New Roman" w:hAnsi="Times New Roman" w:cs="Times New Roman"/>
+                <w:sz w:val="24"/>
+                <w:szCs w:val="24"/>
+                <w:lang w:val="es-EC" w:eastAsia="es-EC"/>
+              </w:rPr>
+              <w:t>Datos inválidos:</w:t>
+            </w:r>
+            <w:r>
+              <w:rPr>
+                <w:rFonts w:ascii="Times New Roman" w:eastAsia="Times New Roman" w:hAnsi="Times New Roman" w:cs="Times New Roman"/>
+                <w:sz w:val="24"/>
+                <w:szCs w:val="24"/>
+                <w:lang w:val="es-EC" w:eastAsia="es-EC"/>
+              </w:rPr>
+              <w:br/>
+              <w:t>Si el usuario ingresa caracteres no numéricos o deja campos vacíos, el sistema mostrará un mensaje de error solicitando corregir la información.</w:t>
+            </w:r>
+          </w:p>
+          <w:p>
+            <w:pPr>
+              <w:pStyle w:val="Prrafodelista"/>
+              <w:numPr>
+                <w:ilvl w:val="0"/>
+                <w:numId w:val="29"/>
+              </w:numPr>
+              <w:spacing w:before="0" w:after="0"/>
+              <w:rPr>
+                <w:rFonts w:ascii="Times New Roman" w:eastAsia="Times New Roman" w:hAnsi="Times New Roman" w:cs="Times New Roman"/>
+                <w:sz w:val="24"/>
+                <w:szCs w:val="24"/>
+                <w:lang w:val="es-EC" w:eastAsia="es-EC"/>
+              </w:rPr>
+            </w:pPr>
+            <w:r>
+              <w:rPr>
+                <w:rFonts w:ascii="Times New Roman" w:eastAsia="Times New Roman" w:hAnsi="Times New Roman" w:cs="Times New Roman"/>
+                <w:sz w:val="24"/>
+                <w:szCs w:val="24"/>
+                <w:lang w:val="es-EC" w:eastAsia="es-EC"/>
+              </w:rPr>
+              <w:t>Unidades iguales:</w:t>
+            </w:r>
+            <w:r>
+              <w:rPr>
+                <w:rFonts w:ascii="Times New Roman" w:eastAsia="Times New Roman" w:hAnsi="Times New Roman" w:cs="Times New Roman"/>
+                <w:sz w:val="24"/>
+                <w:szCs w:val="24"/>
+                <w:lang w:val="es-EC" w:eastAsia="es-EC"/>
+              </w:rPr>
+              <w:br/>
+              <w:t>Si el usuario selecciona la misma unidad de origen y destino, el sistema mostrará el mismo valor ingresado como resultado.</w:t>
+            </w:r>
+          </w:p>
+          <w:p>
+            <w:pPr>
+              <w:pStyle w:val="Prrafodelista"/>
+              <w:numPr>
+                <w:ilvl w:val="0"/>
+                <w:numId w:val="29"/>
+              </w:numPr>
               <w:jc w:val="both"/>
-              <w:cnfStyle w:val="000000000000" w:firstRow="0" w:lastRow="0" w:firstColumn="0" w:lastColumn="0" w:oddVBand="0" w:evenVBand="0" w:oddHBand="0" w:evenHBand="0" w:firstRowFirstColumn="0" w:firstRowLastColumn="0" w:lastRowFirstColumn="0" w:lastRowLastColumn="0"/>
-              <w:rPr>
-                <w:b/>
-              </w:rPr>
-            </w:pPr>
-            <w:r>
-              <w:t>El sistema permitirá al usuario realizar operaciones según su rol (Matricularse, Gestionar Notas).</w:t>
+            </w:pPr>
+            <w:r>
+              <w:rPr>
+                <w:rFonts w:ascii="Times New Roman" w:eastAsia="Times New Roman" w:hAnsi="Times New Roman" w:cs="Times New Roman"/>
+                <w:sz w:val="24"/>
+                <w:szCs w:val="24"/>
+                <w:lang w:val="es-EC" w:eastAsia="es-EC"/>
+              </w:rPr>
+              <w:t>Cancelación:</w:t>
+            </w:r>
+            <w:r>
+              <w:rPr>
+                <w:rFonts w:ascii="Times New Roman" w:eastAsia="Times New Roman" w:hAnsi="Times New Roman" w:cs="Times New Roman"/>
+                <w:sz w:val="24"/>
+                <w:szCs w:val="24"/>
+                <w:lang w:val="es-EC" w:eastAsia="es-EC"/>
+              </w:rPr>
+              <w:br/>
+              <w:t>Si el usuario presiona el botón “Limpiar” o “Cancelar”, el sistema borrará todos los campos ingresados.</w:t>
             </w:r>
           </w:p>
         </w:tc>
@@ -10510,7 +10339,13 @@
               <w:rPr>
                 <w:b/>
               </w:rPr>
-              <w:t xml:space="preserve">Casos de uso incluidos: </w:t>
+              <w:t>Post condiciones</w:t>
+            </w:r>
+            <w:r>
+              <w:rPr>
+                <w:b/>
+              </w:rPr>
+              <w:t>:</w:t>
             </w:r>
           </w:p>
         </w:tc>
@@ -10521,6 +10356,36 @@
           </w:tcPr>
           <w:p>
             <w:pPr>
+              <w:spacing w:before="0" w:after="0"/>
+              <w:cnfStyle w:val="000000100000" w:firstRow="0" w:lastRow="0" w:firstColumn="0" w:lastColumn="0" w:oddVBand="0" w:evenVBand="0" w:oddHBand="1" w:evenHBand="0" w:firstRowFirstColumn="0" w:firstRowLastColumn="0" w:lastRowFirstColumn="0" w:lastRowLastColumn="0"/>
+              <w:rPr>
+                <w:rFonts w:ascii="Times New Roman" w:eastAsia="Times New Roman" w:hAnsi="Times New Roman" w:cs="Times New Roman"/>
+                <w:sz w:val="24"/>
+                <w:szCs w:val="24"/>
+                <w:lang w:val="es-EC" w:eastAsia="es-EC"/>
+              </w:rPr>
+            </w:pPr>
+            <w:r>
+              <w:rPr>
+                <w:rFonts w:ascii="Times New Roman" w:eastAsia="Times New Roman" w:hAnsi="Symbol" w:cs="Times New Roman"/>
+                <w:sz w:val="24"/>
+                <w:szCs w:val="24"/>
+                <w:lang w:val="es-EC" w:eastAsia="es-EC"/>
+              </w:rPr>
+              <w:t></w:t>
+            </w:r>
+            <w:r>
+              <w:rPr>
+                <w:rFonts w:ascii="Times New Roman" w:eastAsia="Times New Roman" w:hAnsi="Times New Roman" w:cs="Times New Roman"/>
+                <w:sz w:val="24"/>
+                <w:szCs w:val="24"/>
+                <w:lang w:val="es-EC" w:eastAsia="es-EC"/>
+              </w:rPr>
+              <w:t xml:space="preserve">  El sistema mostrará el resultado correcto de la conversión solicitada.</w:t>
+            </w:r>
+          </w:p>
+          <w:p>
+            <w:pPr>
               <w:jc w:val="both"/>
               <w:cnfStyle w:val="000000100000" w:firstRow="0" w:lastRow="0" w:firstColumn="0" w:lastColumn="0" w:oddVBand="0" w:evenVBand="0" w:oddHBand="1" w:evenHBand="0" w:firstRowFirstColumn="0" w:firstRowLastColumn="0" w:lastRowFirstColumn="0" w:lastRowLastColumn="0"/>
               <w:rPr>
@@ -10528,13 +10393,22 @@
               </w:rPr>
             </w:pPr>
             <w:r>
-              <w:t>E</w:t>
-            </w:r>
-            <w:r>
-              <w:t>CU</w:t>
-            </w:r>
-            <w:r>
-              <w:t>D1</w:t>
+              <w:rPr>
+                <w:rFonts w:ascii="Times New Roman" w:eastAsia="Times New Roman" w:hAnsi="Symbol" w:cs="Times New Roman"/>
+                <w:sz w:val="24"/>
+                <w:szCs w:val="24"/>
+                <w:lang w:val="es-EC" w:eastAsia="es-EC"/>
+              </w:rPr>
+              <w:t></w:t>
+            </w:r>
+            <w:r>
+              <w:rPr>
+                <w:rFonts w:ascii="Times New Roman" w:eastAsia="Times New Roman" w:hAnsi="Times New Roman" w:cs="Times New Roman"/>
+                <w:sz w:val="24"/>
+                <w:szCs w:val="24"/>
+                <w:lang w:val="es-EC" w:eastAsia="es-EC"/>
+              </w:rPr>
+              <w:t xml:space="preserve">  El usuario podrá realizar nuevas conversiones sin reiniciar la aplicación.</w:t>
             </w:r>
           </w:p>
         </w:tc>
@@ -10551,14 +10425,16 @@
           </w:tcPr>
           <w:p>
             <w:pPr>
-              <w:keepNext/>
               <w:jc w:val="right"/>
-            </w:pPr>
-            <w:r>
               <w:rPr>
                 <w:b/>
               </w:rPr>
-              <w:t xml:space="preserve">Casos de uso extendidos: </w:t>
+            </w:pPr>
+            <w:r>
+              <w:rPr>
+                <w:b/>
+              </w:rPr>
+              <w:t xml:space="preserve">Casos de uso incluidos: </w:t>
             </w:r>
           </w:p>
         </w:tc>
@@ -10569,2325 +10445,14 @@
           </w:tcPr>
           <w:p>
             <w:pPr>
-              <w:keepNext/>
               <w:jc w:val="both"/>
               <w:cnfStyle w:val="000000000000" w:firstRow="0" w:lastRow="0" w:firstColumn="0" w:lastColumn="0" w:oddVBand="0" w:evenVBand="0" w:oddHBand="0" w:evenHBand="0" w:firstRowFirstColumn="0" w:firstRowLastColumn="0" w:lastRowFirstColumn="0" w:lastRowLastColumn="0"/>
-            </w:pPr>
-          </w:p>
-        </w:tc>
-      </w:tr>
-    </w:tbl>
-    <w:p>
-      <w:pPr>
-        <w:rPr>
-          <w:lang w:val="es-EC" w:eastAsia="es-EC"/>
-        </w:rPr>
-      </w:pPr>
-    </w:p>
-    <w:p>
-      <w:pPr>
-        <w:pStyle w:val="Ttulo2"/>
-      </w:pPr>
-      <w:bookmarkStart w:id="24" w:name="_Toc74581879"/>
-      <w:bookmarkStart w:id="25" w:name="_Toc214408332"/>
-      <w:r>
-        <w:rPr>
-          <w:rFonts w:eastAsia="Carlito"/>
-          <w:lang w:eastAsia="en-US"/>
-        </w:rPr>
-        <w:t>ECUD_</w:t>
-      </w:r>
-      <w:r>
-        <w:rPr>
-          <w:rFonts w:eastAsia="Carlito"/>
-        </w:rPr>
-        <w:t>GESTIONAR</w:t>
-      </w:r>
-      <w:r>
-        <w:rPr>
-          <w:rFonts w:eastAsia="Carlito"/>
-          <w:lang w:eastAsia="en-US"/>
-        </w:rPr>
-        <w:t>_CUENTAS_USUARIO</w:t>
-      </w:r>
-      <w:bookmarkEnd w:id="24"/>
-      <w:bookmarkEnd w:id="25"/>
-    </w:p>
-    <w:p>
-      <w:pPr>
-        <w:jc w:val="both"/>
-        <w:rPr>
-          <w:b/>
-          <w:bCs/>
-        </w:rPr>
-      </w:pPr>
-      <w:r>
-        <w:t xml:space="preserve">A continuación, se muestra </w:t>
-      </w:r>
-      <w:r>
-        <w:rPr>
-          <w:b/>
-          <w:bCs/>
-        </w:rPr>
-        <w:t>ECUD_</w:t>
-      </w:r>
-      <w:r>
-        <w:rPr>
-          <w:b/>
-          <w:bCs/>
-        </w:rPr>
-        <w:t>GESTIONAR_CUENTAS_USUARIO</w:t>
-      </w:r>
-    </w:p>
-    <w:p>
-      <w:pPr>
-        <w:jc w:val="both"/>
-        <w:rPr>
-          <w:b/>
-          <w:bCs/>
-        </w:rPr>
-      </w:pPr>
-    </w:p>
-    <w:p>
-      <w:pPr>
-        <w:pStyle w:val="Descripcin"/>
-        <w:keepNext/>
-      </w:pPr>
-      <w:bookmarkStart w:id="26" w:name="_Toc61544001"/>
-      <w:bookmarkStart w:id="27" w:name="_Toc73914197"/>
-      <w:bookmarkStart w:id="28" w:name="_Toc74775705"/>
-      <w:r>
-        <w:lastRenderedPageBreak/>
-        <w:t>Tabla 4. ECUD Gestionar Cuentas de Usuario</w:t>
-      </w:r>
-      <w:bookmarkEnd w:id="26"/>
-      <w:bookmarkEnd w:id="27"/>
-      <w:bookmarkEnd w:id="28"/>
-    </w:p>
-    <w:tbl>
-      <w:tblPr>
-        <w:tblStyle w:val="Tabladecuadrcula5oscura-nfasis3"/>
-        <w:tblW w:w="5000" w:type="pct"/>
-        <w:tblLook w:val="0000" w:firstRow="0" w:lastRow="0" w:firstColumn="0" w:lastColumn="0" w:noHBand="0" w:noVBand="0"/>
-      </w:tblPr>
-      <w:tblGrid>
-        <w:gridCol w:w="2121"/>
-        <w:gridCol w:w="880"/>
-        <w:gridCol w:w="1673"/>
-        <w:gridCol w:w="2268"/>
-        <w:gridCol w:w="2074"/>
-      </w:tblGrid>
-      <w:tr>
-        <w:trPr>
-          <w:cnfStyle w:val="000000100000" w:firstRow="0" w:lastRow="0" w:firstColumn="0" w:lastColumn="0" w:oddVBand="0" w:evenVBand="0" w:oddHBand="1" w:evenHBand="0" w:firstRowFirstColumn="0" w:firstRowLastColumn="0" w:lastRowFirstColumn="0" w:lastRowLastColumn="0"/>
-          <w:trHeight w:val="220"/>
-        </w:trPr>
-        <w:tc>
-          <w:tcPr>
-            <w:cnfStyle w:val="000010000000" w:firstRow="0" w:lastRow="0" w:firstColumn="0" w:lastColumn="0" w:oddVBand="1" w:evenVBand="0" w:oddHBand="0" w:evenHBand="0" w:firstRowFirstColumn="0" w:firstRowLastColumn="0" w:lastRowFirstColumn="0" w:lastRowLastColumn="0"/>
-            <w:tcW w:w="1664" w:type="pct"/>
-            <w:gridSpan w:val="2"/>
-            <w:tcBorders>
-              <w:top w:val="single" w:sz="4" w:space="0" w:color="auto"/>
-              <w:left w:val="single" w:sz="4" w:space="0" w:color="auto"/>
-              <w:bottom w:val="single" w:sz="4" w:space="0" w:color="auto"/>
-              <w:right w:val="single" w:sz="4" w:space="0" w:color="auto"/>
-            </w:tcBorders>
-            <w:vAlign w:val="center"/>
-          </w:tcPr>
-          <w:p>
-            <w:pPr>
-              <w:jc w:val="right"/>
               <w:rPr>
                 <w:b/>
               </w:rPr>
             </w:pPr>
             <w:r>
-              <w:rPr>
-                <w:b/>
-              </w:rPr>
-              <w:t xml:space="preserve">Nombre Caso de Uso: </w:t>
-            </w:r>
-          </w:p>
-        </w:tc>
-        <w:tc>
-          <w:tcPr>
-            <w:tcW w:w="3336" w:type="pct"/>
-            <w:gridSpan w:val="3"/>
-            <w:tcBorders>
-              <w:top w:val="single" w:sz="4" w:space="0" w:color="auto"/>
-              <w:left w:val="single" w:sz="4" w:space="0" w:color="auto"/>
-              <w:bottom w:val="single" w:sz="4" w:space="0" w:color="auto"/>
-              <w:right w:val="single" w:sz="4" w:space="0" w:color="auto"/>
-            </w:tcBorders>
-          </w:tcPr>
-          <w:p>
-            <w:pPr>
-              <w:jc w:val="both"/>
-              <w:cnfStyle w:val="000000100000" w:firstRow="0" w:lastRow="0" w:firstColumn="0" w:lastColumn="0" w:oddVBand="0" w:evenVBand="0" w:oddHBand="1" w:evenHBand="0" w:firstRowFirstColumn="0" w:firstRowLastColumn="0" w:lastRowFirstColumn="0" w:lastRowLastColumn="0"/>
-            </w:pPr>
-            <w:r>
-              <w:t>Gestionar Cuenta Usuario</w:t>
-            </w:r>
-          </w:p>
-        </w:tc>
-      </w:tr>
-      <w:tr>
-        <w:trPr>
-          <w:trHeight w:val="220"/>
-        </w:trPr>
-        <w:tc>
-          <w:tcPr>
-            <w:cnfStyle w:val="000010000000" w:firstRow="0" w:lastRow="0" w:firstColumn="0" w:lastColumn="0" w:oddVBand="1" w:evenVBand="0" w:oddHBand="0" w:evenHBand="0" w:firstRowFirstColumn="0" w:firstRowLastColumn="0" w:lastRowFirstColumn="0" w:lastRowLastColumn="0"/>
-            <w:tcW w:w="1664" w:type="pct"/>
-            <w:gridSpan w:val="2"/>
-            <w:tcBorders>
-              <w:top w:val="single" w:sz="4" w:space="0" w:color="auto"/>
-              <w:left w:val="single" w:sz="4" w:space="0" w:color="auto"/>
-              <w:bottom w:val="single" w:sz="4" w:space="0" w:color="auto"/>
-              <w:right w:val="single" w:sz="4" w:space="0" w:color="auto"/>
-            </w:tcBorders>
-            <w:vAlign w:val="center"/>
-          </w:tcPr>
-          <w:p>
-            <w:pPr>
-              <w:jc w:val="right"/>
-              <w:rPr>
-                <w:b/>
-              </w:rPr>
-            </w:pPr>
-            <w:r>
-              <w:rPr>
-                <w:b/>
-              </w:rPr>
-              <w:t>Identificador</w:t>
-            </w:r>
-            <w:r>
-              <w:rPr>
-                <w:b/>
-              </w:rPr>
-              <w:t>:</w:t>
-            </w:r>
-            <w:r>
-              <w:rPr>
-                <w:b/>
-              </w:rPr>
-              <w:t xml:space="preserve"> </w:t>
-            </w:r>
-          </w:p>
-        </w:tc>
-        <w:tc>
-          <w:tcPr>
-            <w:tcW w:w="3336" w:type="pct"/>
-            <w:gridSpan w:val="3"/>
-            <w:tcBorders>
-              <w:top w:val="single" w:sz="4" w:space="0" w:color="auto"/>
-              <w:left w:val="single" w:sz="4" w:space="0" w:color="auto"/>
-              <w:bottom w:val="single" w:sz="4" w:space="0" w:color="auto"/>
-              <w:right w:val="single" w:sz="4" w:space="0" w:color="auto"/>
-            </w:tcBorders>
-          </w:tcPr>
-          <w:p>
-            <w:pPr>
-              <w:jc w:val="both"/>
-              <w:cnfStyle w:val="000000000000" w:firstRow="0" w:lastRow="0" w:firstColumn="0" w:lastColumn="0" w:oddVBand="0" w:evenVBand="0" w:oddHBand="0" w:evenHBand="0" w:firstRowFirstColumn="0" w:firstRowLastColumn="0" w:lastRowFirstColumn="0" w:lastRowLastColumn="0"/>
-            </w:pPr>
-            <w:r>
-              <w:t>ECUD4</w:t>
-            </w:r>
-          </w:p>
-        </w:tc>
-      </w:tr>
-      <w:tr>
-        <w:trPr>
-          <w:cnfStyle w:val="000000100000" w:firstRow="0" w:lastRow="0" w:firstColumn="0" w:lastColumn="0" w:oddVBand="0" w:evenVBand="0" w:oddHBand="1" w:evenHBand="0" w:firstRowFirstColumn="0" w:firstRowLastColumn="0" w:lastRowFirstColumn="0" w:lastRowLastColumn="0"/>
-          <w:trHeight w:val="220"/>
-        </w:trPr>
-        <w:tc>
-          <w:tcPr>
-            <w:cnfStyle w:val="000010000000" w:firstRow="0" w:lastRow="0" w:firstColumn="0" w:lastColumn="0" w:oddVBand="1" w:evenVBand="0" w:oddHBand="0" w:evenHBand="0" w:firstRowFirstColumn="0" w:firstRowLastColumn="0" w:lastRowFirstColumn="0" w:lastRowLastColumn="0"/>
-            <w:tcW w:w="1664" w:type="pct"/>
-            <w:gridSpan w:val="2"/>
-            <w:tcBorders>
-              <w:top w:val="single" w:sz="4" w:space="0" w:color="auto"/>
-              <w:left w:val="single" w:sz="4" w:space="0" w:color="auto"/>
-              <w:bottom w:val="single" w:sz="4" w:space="0" w:color="auto"/>
-              <w:right w:val="single" w:sz="4" w:space="0" w:color="auto"/>
-            </w:tcBorders>
-            <w:vAlign w:val="center"/>
-          </w:tcPr>
-          <w:p>
-            <w:pPr>
-              <w:jc w:val="right"/>
-              <w:rPr>
-                <w:b/>
-              </w:rPr>
-            </w:pPr>
-            <w:r>
-              <w:rPr>
-                <w:b/>
-              </w:rPr>
-              <w:t>Descripción</w:t>
-            </w:r>
-            <w:r>
-              <w:rPr>
-                <w:b/>
-              </w:rPr>
-              <w:t>:</w:t>
-            </w:r>
-          </w:p>
-        </w:tc>
-        <w:tc>
-          <w:tcPr>
-            <w:tcW w:w="3336" w:type="pct"/>
-            <w:gridSpan w:val="3"/>
-            <w:tcBorders>
-              <w:top w:val="single" w:sz="4" w:space="0" w:color="auto"/>
-              <w:left w:val="single" w:sz="4" w:space="0" w:color="auto"/>
-              <w:bottom w:val="single" w:sz="4" w:space="0" w:color="auto"/>
-              <w:right w:val="single" w:sz="4" w:space="0" w:color="auto"/>
-            </w:tcBorders>
-          </w:tcPr>
-          <w:p>
-            <w:pPr>
-              <w:jc w:val="both"/>
-              <w:cnfStyle w:val="000000100000" w:firstRow="0" w:lastRow="0" w:firstColumn="0" w:lastColumn="0" w:oddVBand="0" w:evenVBand="0" w:oddHBand="1" w:evenHBand="0" w:firstRowFirstColumn="0" w:firstRowLastColumn="0" w:lastRowFirstColumn="0" w:lastRowLastColumn="0"/>
-            </w:pPr>
-            <w:r>
-              <w:t>Permite al Administrador gestionar las cuentas de usuarios (Estudiantes, Docentes, Personal).</w:t>
-            </w:r>
-          </w:p>
-        </w:tc>
-      </w:tr>
-      <w:tr>
-        <w:trPr>
-          <w:trHeight w:val="220"/>
-        </w:trPr>
-        <w:tc>
-          <w:tcPr>
-            <w:cnfStyle w:val="000010000000" w:firstRow="0" w:lastRow="0" w:firstColumn="0" w:lastColumn="0" w:oddVBand="1" w:evenVBand="0" w:oddHBand="0" w:evenHBand="0" w:firstRowFirstColumn="0" w:firstRowLastColumn="0" w:lastRowFirstColumn="0" w:lastRowLastColumn="0"/>
-            <w:tcW w:w="1664" w:type="pct"/>
-            <w:gridSpan w:val="2"/>
-            <w:tcBorders>
-              <w:top w:val="single" w:sz="4" w:space="0" w:color="auto"/>
-              <w:left w:val="single" w:sz="4" w:space="0" w:color="auto"/>
-              <w:bottom w:val="single" w:sz="4" w:space="0" w:color="auto"/>
-              <w:right w:val="single" w:sz="4" w:space="0" w:color="auto"/>
-            </w:tcBorders>
-            <w:vAlign w:val="center"/>
-          </w:tcPr>
-          <w:p>
-            <w:pPr>
-              <w:jc w:val="right"/>
-              <w:rPr>
-                <w:b/>
-              </w:rPr>
-            </w:pPr>
-            <w:r>
-              <w:rPr>
-                <w:b/>
-              </w:rPr>
-              <w:t>Meta</w:t>
-            </w:r>
-            <w:r>
-              <w:rPr>
-                <w:b/>
-              </w:rPr>
-              <w:t>:</w:t>
-            </w:r>
-          </w:p>
-        </w:tc>
-        <w:tc>
-          <w:tcPr>
-            <w:tcW w:w="3336" w:type="pct"/>
-            <w:gridSpan w:val="3"/>
-            <w:tcBorders>
-              <w:top w:val="single" w:sz="4" w:space="0" w:color="auto"/>
-              <w:left w:val="single" w:sz="4" w:space="0" w:color="auto"/>
-              <w:bottom w:val="single" w:sz="4" w:space="0" w:color="auto"/>
-              <w:right w:val="single" w:sz="4" w:space="0" w:color="auto"/>
-            </w:tcBorders>
-          </w:tcPr>
-          <w:p>
-            <w:pPr>
-              <w:jc w:val="both"/>
-              <w:cnfStyle w:val="000000000000" w:firstRow="0" w:lastRow="0" w:firstColumn="0" w:lastColumn="0" w:oddVBand="0" w:evenVBand="0" w:oddHBand="0" w:evenHBand="0" w:firstRowFirstColumn="0" w:firstRowLastColumn="0" w:lastRowFirstColumn="0" w:lastRowLastColumn="0"/>
-            </w:pPr>
-            <w:r>
-              <w:t>Permitir al administrador agregar, visualizar, modificar (estados, roles) o eliminar usuarios conforme sea necesario para la operación de la universidad.</w:t>
-            </w:r>
-          </w:p>
-        </w:tc>
-      </w:tr>
-      <w:tr>
-        <w:trPr>
-          <w:cnfStyle w:val="000000100000" w:firstRow="0" w:lastRow="0" w:firstColumn="0" w:lastColumn="0" w:oddVBand="0" w:evenVBand="0" w:oddHBand="1" w:evenHBand="0" w:firstRowFirstColumn="0" w:firstRowLastColumn="0" w:lastRowFirstColumn="0" w:lastRowLastColumn="0"/>
-          <w:trHeight w:val="220"/>
-        </w:trPr>
-        <w:tc>
-          <w:tcPr>
-            <w:cnfStyle w:val="000010000000" w:firstRow="0" w:lastRow="0" w:firstColumn="0" w:lastColumn="0" w:oddVBand="1" w:evenVBand="0" w:oddHBand="0" w:evenHBand="0" w:firstRowFirstColumn="0" w:firstRowLastColumn="0" w:lastRowFirstColumn="0" w:lastRowLastColumn="0"/>
-            <w:tcW w:w="1664" w:type="pct"/>
-            <w:gridSpan w:val="2"/>
-            <w:tcBorders>
-              <w:top w:val="single" w:sz="4" w:space="0" w:color="auto"/>
-              <w:left w:val="single" w:sz="4" w:space="0" w:color="auto"/>
-              <w:bottom w:val="single" w:sz="4" w:space="0" w:color="auto"/>
-              <w:right w:val="single" w:sz="4" w:space="0" w:color="auto"/>
-            </w:tcBorders>
-            <w:vAlign w:val="center"/>
-          </w:tcPr>
-          <w:p>
-            <w:pPr>
-              <w:jc w:val="right"/>
-              <w:rPr>
-                <w:b/>
-              </w:rPr>
-            </w:pPr>
-            <w:r>
-              <w:rPr>
-                <w:b/>
-              </w:rPr>
-              <w:t>Estado:</w:t>
-            </w:r>
-          </w:p>
-        </w:tc>
-        <w:tc>
-          <w:tcPr>
-            <w:tcW w:w="928" w:type="pct"/>
-            <w:tcBorders>
-              <w:top w:val="single" w:sz="4" w:space="0" w:color="auto"/>
-              <w:left w:val="single" w:sz="4" w:space="0" w:color="auto"/>
-              <w:bottom w:val="single" w:sz="4" w:space="0" w:color="auto"/>
-              <w:right w:val="single" w:sz="4" w:space="0" w:color="auto"/>
-            </w:tcBorders>
-          </w:tcPr>
-          <w:p>
-            <w:pPr>
-              <w:jc w:val="both"/>
-              <w:cnfStyle w:val="000000100000" w:firstRow="0" w:lastRow="0" w:firstColumn="0" w:lastColumn="0" w:oddVBand="0" w:evenVBand="0" w:oddHBand="1" w:evenHBand="0" w:firstRowFirstColumn="0" w:firstRowLastColumn="0" w:lastRowFirstColumn="0" w:lastRowLastColumn="0"/>
-            </w:pPr>
-            <w:r>
-              <w:t>Activo</w:t>
-            </w:r>
-          </w:p>
-        </w:tc>
-        <w:tc>
-          <w:tcPr>
-            <w:cnfStyle w:val="000010000000" w:firstRow="0" w:lastRow="0" w:firstColumn="0" w:lastColumn="0" w:oddVBand="1" w:evenVBand="0" w:oddHBand="0" w:evenHBand="0" w:firstRowFirstColumn="0" w:firstRowLastColumn="0" w:lastRowFirstColumn="0" w:lastRowLastColumn="0"/>
-            <w:tcW w:w="1258" w:type="pct"/>
-            <w:tcBorders>
-              <w:top w:val="single" w:sz="4" w:space="0" w:color="auto"/>
-              <w:left w:val="single" w:sz="4" w:space="0" w:color="auto"/>
-              <w:bottom w:val="single" w:sz="4" w:space="0" w:color="auto"/>
-              <w:right w:val="single" w:sz="4" w:space="0" w:color="auto"/>
-            </w:tcBorders>
-          </w:tcPr>
-          <w:p>
-            <w:pPr>
-              <w:jc w:val="both"/>
-            </w:pPr>
-            <w:r>
-              <w:rPr>
-                <w:b/>
-              </w:rPr>
-              <w:t>Versión</w:t>
-            </w:r>
-            <w:r>
-              <w:t xml:space="preserve">: </w:t>
-            </w:r>
-          </w:p>
-        </w:tc>
-        <w:tc>
-          <w:tcPr>
-            <w:tcW w:w="1150" w:type="pct"/>
-            <w:tcBorders>
-              <w:top w:val="single" w:sz="4" w:space="0" w:color="auto"/>
-              <w:left w:val="single" w:sz="4" w:space="0" w:color="auto"/>
-              <w:bottom w:val="single" w:sz="4" w:space="0" w:color="auto"/>
-              <w:right w:val="single" w:sz="4" w:space="0" w:color="auto"/>
-            </w:tcBorders>
-          </w:tcPr>
-          <w:p>
-            <w:pPr>
-              <w:jc w:val="both"/>
-              <w:cnfStyle w:val="000000100000" w:firstRow="0" w:lastRow="0" w:firstColumn="0" w:lastColumn="0" w:oddVBand="0" w:evenVBand="0" w:oddHBand="1" w:evenHBand="0" w:firstRowFirstColumn="0" w:firstRowLastColumn="0" w:lastRowFirstColumn="0" w:lastRowLastColumn="0"/>
-            </w:pPr>
-            <w:r>
-              <w:t>1.0</w:t>
-            </w:r>
-          </w:p>
-        </w:tc>
-      </w:tr>
-      <w:tr>
-        <w:trPr>
-          <w:trHeight w:val="260"/>
-        </w:trPr>
-        <w:tc>
-          <w:tcPr>
-            <w:cnfStyle w:val="000010000000" w:firstRow="0" w:lastRow="0" w:firstColumn="0" w:lastColumn="0" w:oddVBand="1" w:evenVBand="0" w:oddHBand="0" w:evenHBand="0" w:firstRowFirstColumn="0" w:firstRowLastColumn="0" w:lastRowFirstColumn="0" w:lastRowLastColumn="0"/>
-            <w:tcW w:w="1664" w:type="pct"/>
-            <w:gridSpan w:val="2"/>
-            <w:tcBorders>
-              <w:top w:val="single" w:sz="4" w:space="0" w:color="auto"/>
-              <w:left w:val="single" w:sz="4" w:space="0" w:color="auto"/>
-              <w:bottom w:val="single" w:sz="4" w:space="0" w:color="auto"/>
-              <w:right w:val="single" w:sz="4" w:space="0" w:color="auto"/>
-            </w:tcBorders>
-            <w:vAlign w:val="center"/>
-          </w:tcPr>
-          <w:p>
-            <w:pPr>
-              <w:jc w:val="right"/>
-              <w:rPr>
-                <w:b/>
-              </w:rPr>
-            </w:pPr>
-            <w:r>
-              <w:rPr>
-                <w:b/>
-              </w:rPr>
-              <w:t>Autores:</w:t>
-            </w:r>
-          </w:p>
-        </w:tc>
-        <w:tc>
-          <w:tcPr>
-            <w:tcW w:w="3336" w:type="pct"/>
-            <w:gridSpan w:val="3"/>
-            <w:tcBorders>
-              <w:top w:val="single" w:sz="4" w:space="0" w:color="auto"/>
-              <w:left w:val="single" w:sz="4" w:space="0" w:color="auto"/>
-              <w:bottom w:val="single" w:sz="4" w:space="0" w:color="auto"/>
-              <w:right w:val="single" w:sz="4" w:space="0" w:color="auto"/>
-            </w:tcBorders>
-          </w:tcPr>
-          <w:p>
-            <w:pPr>
-              <w:jc w:val="both"/>
-              <w:cnfStyle w:val="000000000000" w:firstRow="0" w:lastRow="0" w:firstColumn="0" w:lastColumn="0" w:oddVBand="0" w:evenVBand="0" w:oddHBand="0" w:evenHBand="0" w:firstRowFirstColumn="0" w:firstRowLastColumn="0" w:lastRowFirstColumn="0" w:lastRowLastColumn="0"/>
-            </w:pPr>
-            <w:r>
-              <w:t>Montufar Alejandro, Tipan Leonel, Valencia Yuliana</w:t>
-            </w:r>
-            <w:r>
-              <w:t>.</w:t>
-            </w:r>
-          </w:p>
-        </w:tc>
-      </w:tr>
-      <w:tr>
-        <w:trPr>
-          <w:cnfStyle w:val="000000100000" w:firstRow="0" w:lastRow="0" w:firstColumn="0" w:lastColumn="0" w:oddVBand="0" w:evenVBand="0" w:oddHBand="1" w:evenHBand="0" w:firstRowFirstColumn="0" w:firstRowLastColumn="0" w:lastRowFirstColumn="0" w:lastRowLastColumn="0"/>
-          <w:trHeight w:val="500"/>
-        </w:trPr>
-        <w:tc>
-          <w:tcPr>
-            <w:cnfStyle w:val="000010000000" w:firstRow="0" w:lastRow="0" w:firstColumn="0" w:lastColumn="0" w:oddVBand="1" w:evenVBand="0" w:oddHBand="0" w:evenHBand="0" w:firstRowFirstColumn="0" w:firstRowLastColumn="0" w:lastRowFirstColumn="0" w:lastRowLastColumn="0"/>
-            <w:tcW w:w="1664" w:type="pct"/>
-            <w:gridSpan w:val="2"/>
-            <w:tcBorders>
-              <w:top w:val="single" w:sz="4" w:space="0" w:color="auto"/>
-              <w:left w:val="single" w:sz="4" w:space="0" w:color="auto"/>
-              <w:bottom w:val="single" w:sz="4" w:space="0" w:color="auto"/>
-              <w:right w:val="single" w:sz="4" w:space="0" w:color="auto"/>
-            </w:tcBorders>
-            <w:vAlign w:val="center"/>
-          </w:tcPr>
-          <w:p>
-            <w:pPr>
-              <w:jc w:val="right"/>
-              <w:rPr>
-                <w:b/>
-              </w:rPr>
-            </w:pPr>
-            <w:r>
-              <w:rPr>
-                <w:b/>
-              </w:rPr>
-              <w:t>Fecha creación</w:t>
-            </w:r>
-            <w:r>
-              <w:rPr>
-                <w:b/>
-              </w:rPr>
-              <w:t>:</w:t>
-            </w:r>
-          </w:p>
-        </w:tc>
-        <w:tc>
-          <w:tcPr>
-            <w:tcW w:w="928" w:type="pct"/>
-            <w:tcBorders>
-              <w:top w:val="single" w:sz="4" w:space="0" w:color="auto"/>
-              <w:left w:val="single" w:sz="4" w:space="0" w:color="auto"/>
-              <w:bottom w:val="single" w:sz="4" w:space="0" w:color="auto"/>
-              <w:right w:val="single" w:sz="4" w:space="0" w:color="auto"/>
-            </w:tcBorders>
-          </w:tcPr>
-          <w:p>
-            <w:pPr>
-              <w:jc w:val="both"/>
-              <w:cnfStyle w:val="000000100000" w:firstRow="0" w:lastRow="0" w:firstColumn="0" w:lastColumn="0" w:oddVBand="0" w:evenVBand="0" w:oddHBand="1" w:evenHBand="0" w:firstRowFirstColumn="0" w:firstRowLastColumn="0" w:lastRowFirstColumn="0" w:lastRowLastColumn="0"/>
-            </w:pPr>
-            <w:r>
-              <w:t>19/11/2025</w:t>
-            </w:r>
-          </w:p>
-        </w:tc>
-        <w:tc>
-          <w:tcPr>
-            <w:cnfStyle w:val="000010000000" w:firstRow="0" w:lastRow="0" w:firstColumn="0" w:lastColumn="0" w:oddVBand="1" w:evenVBand="0" w:oddHBand="0" w:evenHBand="0" w:firstRowFirstColumn="0" w:firstRowLastColumn="0" w:lastRowFirstColumn="0" w:lastRowLastColumn="0"/>
-            <w:tcW w:w="1258" w:type="pct"/>
-            <w:tcBorders>
-              <w:top w:val="single" w:sz="4" w:space="0" w:color="auto"/>
-              <w:left w:val="single" w:sz="4" w:space="0" w:color="auto"/>
-              <w:bottom w:val="single" w:sz="4" w:space="0" w:color="auto"/>
-              <w:right w:val="single" w:sz="4" w:space="0" w:color="auto"/>
-            </w:tcBorders>
-          </w:tcPr>
-          <w:p>
-            <w:pPr>
-              <w:jc w:val="both"/>
-            </w:pPr>
-            <w:r>
-              <w:rPr>
-                <w:b/>
-              </w:rPr>
-              <w:t xml:space="preserve">Fecha </w:t>
-            </w:r>
-            <w:r>
-              <w:rPr>
-                <w:b/>
-              </w:rPr>
-              <w:t>modificación</w:t>
-            </w:r>
-          </w:p>
-        </w:tc>
-        <w:tc>
-          <w:tcPr>
-            <w:tcW w:w="1150" w:type="pct"/>
-            <w:tcBorders>
-              <w:top w:val="single" w:sz="4" w:space="0" w:color="auto"/>
-              <w:left w:val="single" w:sz="4" w:space="0" w:color="auto"/>
-              <w:bottom w:val="single" w:sz="4" w:space="0" w:color="auto"/>
-              <w:right w:val="single" w:sz="4" w:space="0" w:color="auto"/>
-            </w:tcBorders>
-          </w:tcPr>
-          <w:p>
-            <w:pPr>
-              <w:jc w:val="both"/>
-              <w:cnfStyle w:val="000000100000" w:firstRow="0" w:lastRow="0" w:firstColumn="0" w:lastColumn="0" w:oddVBand="0" w:evenVBand="0" w:oddHBand="1" w:evenHBand="0" w:firstRowFirstColumn="0" w:firstRowLastColumn="0" w:lastRowFirstColumn="0" w:lastRowLastColumn="0"/>
-            </w:pPr>
-            <w:r>
-              <w:t>19/11/2025</w:t>
-            </w:r>
-          </w:p>
-        </w:tc>
-      </w:tr>
-      <w:tr>
-        <w:trPr>
-          <w:trHeight w:val="220"/>
-        </w:trPr>
-        <w:tc>
-          <w:tcPr>
-            <w:cnfStyle w:val="000010000000" w:firstRow="0" w:lastRow="0" w:firstColumn="0" w:lastColumn="0" w:oddVBand="1" w:evenVBand="0" w:oddHBand="0" w:evenHBand="0" w:firstRowFirstColumn="0" w:firstRowLastColumn="0" w:lastRowFirstColumn="0" w:lastRowLastColumn="0"/>
-            <w:tcW w:w="1664" w:type="pct"/>
-            <w:gridSpan w:val="2"/>
-            <w:tcBorders>
-              <w:top w:val="single" w:sz="4" w:space="0" w:color="auto"/>
-              <w:left w:val="single" w:sz="4" w:space="0" w:color="auto"/>
-              <w:bottom w:val="single" w:sz="4" w:space="0" w:color="auto"/>
-              <w:right w:val="single" w:sz="4" w:space="0" w:color="auto"/>
-            </w:tcBorders>
-            <w:vAlign w:val="center"/>
-          </w:tcPr>
-          <w:p>
-            <w:pPr>
-              <w:jc w:val="right"/>
-              <w:rPr>
-                <w:b/>
-              </w:rPr>
-            </w:pPr>
-            <w:r>
-              <w:rPr>
-                <w:b/>
-              </w:rPr>
-              <w:t>Precondiciones</w:t>
-            </w:r>
-            <w:r>
-              <w:rPr>
-                <w:b/>
-              </w:rPr>
-              <w:t>:</w:t>
-            </w:r>
-          </w:p>
-        </w:tc>
-        <w:tc>
-          <w:tcPr>
-            <w:tcW w:w="3336" w:type="pct"/>
-            <w:gridSpan w:val="3"/>
-            <w:tcBorders>
-              <w:top w:val="single" w:sz="4" w:space="0" w:color="auto"/>
-              <w:left w:val="single" w:sz="4" w:space="0" w:color="auto"/>
-              <w:bottom w:val="single" w:sz="4" w:space="0" w:color="auto"/>
-              <w:right w:val="single" w:sz="4" w:space="0" w:color="auto"/>
-            </w:tcBorders>
-          </w:tcPr>
-          <w:p>
-            <w:pPr>
-              <w:pStyle w:val="Prrafodelista"/>
-              <w:numPr>
-                <w:ilvl w:val="3"/>
-                <w:numId w:val="17"/>
-              </w:numPr>
-              <w:pBdr>
-                <w:top w:val="nil"/>
-                <w:left w:val="nil"/>
-                <w:bottom w:val="nil"/>
-                <w:right w:val="nil"/>
-                <w:between w:val="nil"/>
-              </w:pBdr>
-              <w:jc w:val="both"/>
-              <w:cnfStyle w:val="000000000000" w:firstRow="0" w:lastRow="0" w:firstColumn="0" w:lastColumn="0" w:oddVBand="0" w:evenVBand="0" w:oddHBand="0" w:evenHBand="0" w:firstRowFirstColumn="0" w:firstRowLastColumn="0" w:lastRowFirstColumn="0" w:lastRowLastColumn="0"/>
-              <w:rPr>
-                <w:lang w:val="es-EC"/>
-              </w:rPr>
-            </w:pPr>
-            <w:r>
-              <w:rPr>
-                <w:lang w:val="es-EC"/>
-              </w:rPr>
-              <w:t xml:space="preserve">El sistema debe tener roles definidos. </w:t>
-            </w:r>
-          </w:p>
-          <w:p>
-            <w:pPr>
-              <w:pStyle w:val="Prrafodelista"/>
-              <w:numPr>
-                <w:ilvl w:val="3"/>
-                <w:numId w:val="17"/>
-              </w:numPr>
-              <w:pBdr>
-                <w:top w:val="nil"/>
-                <w:left w:val="nil"/>
-                <w:bottom w:val="nil"/>
-                <w:right w:val="nil"/>
-                <w:between w:val="nil"/>
-              </w:pBdr>
-              <w:jc w:val="both"/>
-              <w:cnfStyle w:val="000000000000" w:firstRow="0" w:lastRow="0" w:firstColumn="0" w:lastColumn="0" w:oddVBand="0" w:evenVBand="0" w:oddHBand="0" w:evenHBand="0" w:firstRowFirstColumn="0" w:firstRowLastColumn="0" w:lastRowFirstColumn="0" w:lastRowLastColumn="0"/>
-            </w:pPr>
-            <w:r>
-              <w:t>El usuario debe autenticarse en el sistema.</w:t>
-            </w:r>
-          </w:p>
-        </w:tc>
-      </w:tr>
-      <w:tr>
-        <w:trPr>
-          <w:cnfStyle w:val="000000100000" w:firstRow="0" w:lastRow="0" w:firstColumn="0" w:lastColumn="0" w:oddVBand="0" w:evenVBand="0" w:oddHBand="1" w:evenHBand="0" w:firstRowFirstColumn="0" w:firstRowLastColumn="0" w:lastRowFirstColumn="0" w:lastRowLastColumn="0"/>
-          <w:trHeight w:val="220"/>
-        </w:trPr>
-        <w:tc>
-          <w:tcPr>
-            <w:cnfStyle w:val="000010000000" w:firstRow="0" w:lastRow="0" w:firstColumn="0" w:lastColumn="0" w:oddVBand="1" w:evenVBand="0" w:oddHBand="0" w:evenHBand="0" w:firstRowFirstColumn="0" w:firstRowLastColumn="0" w:lastRowFirstColumn="0" w:lastRowLastColumn="0"/>
-            <w:tcW w:w="1664" w:type="pct"/>
-            <w:gridSpan w:val="2"/>
-            <w:tcBorders>
-              <w:top w:val="single" w:sz="4" w:space="0" w:color="auto"/>
-              <w:left w:val="single" w:sz="4" w:space="0" w:color="auto"/>
-              <w:bottom w:val="single" w:sz="4" w:space="0" w:color="auto"/>
-              <w:right w:val="single" w:sz="4" w:space="0" w:color="auto"/>
-            </w:tcBorders>
-            <w:vAlign w:val="center"/>
-          </w:tcPr>
-          <w:p>
-            <w:pPr>
-              <w:jc w:val="right"/>
-              <w:rPr>
-                <w:b/>
-                <w:highlight w:val="yellow"/>
-              </w:rPr>
-            </w:pPr>
-            <w:r>
-              <w:rPr>
-                <w:b/>
-              </w:rPr>
-              <w:t>Gráfico</w:t>
-            </w:r>
-            <w:r>
-              <w:rPr>
-                <w:b/>
-              </w:rPr>
-              <w:t>:</w:t>
-            </w:r>
-            <w:r>
-              <w:rPr>
-                <w:b/>
-              </w:rPr>
-              <w:t xml:space="preserve"> </w:t>
-            </w:r>
-          </w:p>
-        </w:tc>
-        <w:tc>
-          <w:tcPr>
-            <w:tcW w:w="3336" w:type="pct"/>
-            <w:gridSpan w:val="3"/>
-            <w:tcBorders>
-              <w:top w:val="single" w:sz="4" w:space="0" w:color="auto"/>
-              <w:left w:val="single" w:sz="4" w:space="0" w:color="auto"/>
-              <w:bottom w:val="single" w:sz="4" w:space="0" w:color="auto"/>
-              <w:right w:val="single" w:sz="4" w:space="0" w:color="auto"/>
-            </w:tcBorders>
-          </w:tcPr>
-          <w:p>
-            <w:pPr>
-              <w:keepNext/>
-              <w:jc w:val="center"/>
-              <w:cnfStyle w:val="000000100000" w:firstRow="0" w:lastRow="0" w:firstColumn="0" w:lastColumn="0" w:oddVBand="0" w:evenVBand="0" w:oddHBand="1" w:evenHBand="0" w:firstRowFirstColumn="0" w:firstRowLastColumn="0" w:lastRowFirstColumn="0" w:lastRowLastColumn="0"/>
-              <w:rPr>
-                <w:noProof/>
-                <w:lang w:val="es-EC" w:eastAsia="es-EC"/>
-              </w:rPr>
-            </w:pPr>
-            <w:r>
-              <w:rPr>
-                <w:noProof/>
-                <w:lang w:val="es-EC" w:eastAsia="es-EC"/>
-              </w:rPr>
-              <w:drawing>
-                <wp:anchor distT="0" distB="0" distL="114300" distR="114300" simplePos="0" relativeHeight="251661315" behindDoc="0" locked="0" layoutInCell="1" allowOverlap="1" wp14:anchorId="31FBCB24" wp14:editId="5E23B315">
-                  <wp:simplePos x="0" y="0"/>
-                  <wp:positionH relativeFrom="column">
-                    <wp:posOffset>636270</wp:posOffset>
-                  </wp:positionH>
-                  <wp:positionV relativeFrom="paragraph">
-                    <wp:posOffset>62865</wp:posOffset>
-                  </wp:positionV>
-                  <wp:extent cx="2583180" cy="2423160"/>
-                  <wp:effectExtent l="0" t="0" r="7620" b="0"/>
-                  <wp:wrapSquare wrapText="bothSides"/>
-                  <wp:docPr id="628402081" name="Imagen 1"/>
-                  <wp:cNvGraphicFramePr>
-                    <a:graphicFrameLocks xmlns:a="http://schemas.openxmlformats.org/drawingml/2006/main" noChangeAspect="1"/>
-                  </wp:cNvGraphicFramePr>
-                  <a:graphic xmlns:a="http://schemas.openxmlformats.org/drawingml/2006/main">
-                    <a:graphicData uri="http://schemas.openxmlformats.org/drawingml/2006/picture">
-                      <pic:pic xmlns:pic="http://schemas.openxmlformats.org/drawingml/2006/picture">
-                        <pic:nvPicPr>
-                          <pic:cNvPr id="628402081" name=""/>
-                          <pic:cNvPicPr/>
-                        </pic:nvPicPr>
-                        <pic:blipFill>
-                          <a:blip r:embed="rId12">
-                            <a:extLst>
-                              <a:ext uri="{28A0092B-C50C-407E-A947-70E740481C1C}">
-                                <a14:useLocalDpi xmlns:a14="http://schemas.microsoft.com/office/drawing/2010/main" val="0"/>
-                              </a:ext>
-                            </a:extLst>
-                          </a:blip>
-                          <a:stretch>
-                            <a:fillRect/>
-                          </a:stretch>
-                        </pic:blipFill>
-                        <pic:spPr>
-                          <a:xfrm>
-                            <a:off x="0" y="0"/>
-                            <a:ext cx="2583180" cy="2423160"/>
-                          </a:xfrm>
-                          <a:prstGeom prst="rect">
-                            <a:avLst/>
-                          </a:prstGeom>
-                        </pic:spPr>
-                      </pic:pic>
-                    </a:graphicData>
-                  </a:graphic>
-                  <wp14:sizeRelH relativeFrom="margin">
-                    <wp14:pctWidth>0</wp14:pctWidth>
-                  </wp14:sizeRelH>
-                  <wp14:sizeRelV relativeFrom="margin">
-                    <wp14:pctHeight>0</wp14:pctHeight>
-                  </wp14:sizeRelV>
-                </wp:anchor>
-              </w:drawing>
-            </w:r>
-          </w:p>
-          <w:p>
-            <w:pPr>
-              <w:keepNext/>
-              <w:jc w:val="center"/>
-              <w:cnfStyle w:val="000000100000" w:firstRow="0" w:lastRow="0" w:firstColumn="0" w:lastColumn="0" w:oddVBand="0" w:evenVBand="0" w:oddHBand="1" w:evenHBand="0" w:firstRowFirstColumn="0" w:firstRowLastColumn="0" w:lastRowFirstColumn="0" w:lastRowLastColumn="0"/>
-              <w:rPr>
-                <w:noProof/>
-              </w:rPr>
-            </w:pPr>
-          </w:p>
-          <w:p>
-            <w:pPr>
-              <w:keepNext/>
-              <w:jc w:val="center"/>
-              <w:cnfStyle w:val="000000100000" w:firstRow="0" w:lastRow="0" w:firstColumn="0" w:lastColumn="0" w:oddVBand="0" w:evenVBand="0" w:oddHBand="1" w:evenHBand="0" w:firstRowFirstColumn="0" w:firstRowLastColumn="0" w:lastRowFirstColumn="0" w:lastRowLastColumn="0"/>
-              <w:rPr>
-                <w:noProof/>
-              </w:rPr>
-            </w:pPr>
-          </w:p>
-          <w:p>
-            <w:pPr>
-              <w:keepNext/>
-              <w:jc w:val="center"/>
-              <w:cnfStyle w:val="000000100000" w:firstRow="0" w:lastRow="0" w:firstColumn="0" w:lastColumn="0" w:oddVBand="0" w:evenVBand="0" w:oddHBand="1" w:evenHBand="0" w:firstRowFirstColumn="0" w:firstRowLastColumn="0" w:lastRowFirstColumn="0" w:lastRowLastColumn="0"/>
-              <w:rPr>
-                <w:noProof/>
-              </w:rPr>
-            </w:pPr>
-          </w:p>
-          <w:p>
-            <w:pPr>
-              <w:keepNext/>
-              <w:jc w:val="center"/>
-              <w:cnfStyle w:val="000000100000" w:firstRow="0" w:lastRow="0" w:firstColumn="0" w:lastColumn="0" w:oddVBand="0" w:evenVBand="0" w:oddHBand="1" w:evenHBand="0" w:firstRowFirstColumn="0" w:firstRowLastColumn="0" w:lastRowFirstColumn="0" w:lastRowLastColumn="0"/>
-              <w:rPr>
-                <w:noProof/>
-              </w:rPr>
-            </w:pPr>
-          </w:p>
-          <w:p>
-            <w:pPr>
-              <w:keepNext/>
-              <w:jc w:val="center"/>
-              <w:cnfStyle w:val="000000100000" w:firstRow="0" w:lastRow="0" w:firstColumn="0" w:lastColumn="0" w:oddVBand="0" w:evenVBand="0" w:oddHBand="1" w:evenHBand="0" w:firstRowFirstColumn="0" w:firstRowLastColumn="0" w:lastRowFirstColumn="0" w:lastRowLastColumn="0"/>
-              <w:rPr>
-                <w:noProof/>
-              </w:rPr>
-            </w:pPr>
-          </w:p>
-          <w:p>
-            <w:pPr>
-              <w:keepNext/>
-              <w:jc w:val="center"/>
-              <w:cnfStyle w:val="000000100000" w:firstRow="0" w:lastRow="0" w:firstColumn="0" w:lastColumn="0" w:oddVBand="0" w:evenVBand="0" w:oddHBand="1" w:evenHBand="0" w:firstRowFirstColumn="0" w:firstRowLastColumn="0" w:lastRowFirstColumn="0" w:lastRowLastColumn="0"/>
-              <w:rPr>
-                <w:noProof/>
-              </w:rPr>
-            </w:pPr>
-          </w:p>
-          <w:p>
-            <w:pPr>
-              <w:keepNext/>
-              <w:jc w:val="center"/>
-              <w:cnfStyle w:val="000000100000" w:firstRow="0" w:lastRow="0" w:firstColumn="0" w:lastColumn="0" w:oddVBand="0" w:evenVBand="0" w:oddHBand="1" w:evenHBand="0" w:firstRowFirstColumn="0" w:firstRowLastColumn="0" w:lastRowFirstColumn="0" w:lastRowLastColumn="0"/>
-            </w:pPr>
-          </w:p>
-          <w:p>
-            <w:pPr>
-              <w:pStyle w:val="Descripcin"/>
-              <w:keepNext/>
-              <w:widowControl w:val="0"/>
-              <w:autoSpaceDE w:val="0"/>
-              <w:autoSpaceDN w:val="0"/>
-              <w:cnfStyle w:val="000000100000" w:firstRow="0" w:lastRow="0" w:firstColumn="0" w:lastColumn="0" w:oddVBand="0" w:evenVBand="0" w:oddHBand="1" w:evenHBand="0" w:firstRowFirstColumn="0" w:firstRowLastColumn="0" w:lastRowFirstColumn="0" w:lastRowLastColumn="0"/>
-              <w:rPr>
-                <w:rFonts w:asciiTheme="minorHAnsi" w:eastAsia="Carlito" w:hAnsiTheme="minorHAnsi" w:cstheme="minorHAnsi"/>
-                <w:b/>
-                <w:bCs/>
-                <w:i w:val="0"/>
-                <w:iCs w:val="0"/>
-                <w:color w:val="4472C4" w:themeColor="accent1"/>
-                <w:sz w:val="20"/>
-                <w:szCs w:val="20"/>
-                <w:lang w:val="es-ES" w:eastAsia="en-US"/>
-              </w:rPr>
-            </w:pPr>
-            <w:bookmarkStart w:id="29" w:name="_Toc74775662"/>
-            <w:bookmarkStart w:id="30" w:name="_Toc82708270"/>
-            <w:bookmarkStart w:id="31" w:name="_Toc214408086"/>
-            <w:r>
-              <w:rPr>
-                <w:rFonts w:asciiTheme="minorHAnsi" w:eastAsia="Carlito" w:hAnsiTheme="minorHAnsi" w:cstheme="minorHAnsi"/>
-                <w:b/>
-                <w:bCs/>
-                <w:i w:val="0"/>
-                <w:iCs w:val="0"/>
-                <w:color w:val="4472C4" w:themeColor="accent1"/>
-                <w:sz w:val="20"/>
-                <w:szCs w:val="20"/>
-                <w:lang w:val="es-ES" w:eastAsia="en-US"/>
-              </w:rPr>
-              <w:t xml:space="preserve">Ilustración </w:t>
-            </w:r>
-            <w:r>
-              <w:rPr>
-                <w:rFonts w:asciiTheme="minorHAnsi" w:eastAsia="Carlito" w:hAnsiTheme="minorHAnsi" w:cstheme="minorHAnsi"/>
-                <w:b/>
-                <w:bCs/>
-                <w:i w:val="0"/>
-                <w:iCs w:val="0"/>
-                <w:color w:val="4472C4" w:themeColor="accent1"/>
-                <w:sz w:val="20"/>
-                <w:szCs w:val="20"/>
-                <w:lang w:val="es-ES" w:eastAsia="en-US"/>
-              </w:rPr>
-              <w:fldChar w:fldCharType="begin"/>
-            </w:r>
-            <w:r>
-              <w:rPr>
-                <w:rFonts w:asciiTheme="minorHAnsi" w:eastAsia="Carlito" w:hAnsiTheme="minorHAnsi" w:cstheme="minorHAnsi"/>
-                <w:b/>
-                <w:bCs/>
-                <w:i w:val="0"/>
-                <w:iCs w:val="0"/>
-                <w:color w:val="4472C4" w:themeColor="accent1"/>
-                <w:sz w:val="20"/>
-                <w:szCs w:val="20"/>
-                <w:lang w:val="es-ES" w:eastAsia="en-US"/>
-              </w:rPr>
-              <w:instrText xml:space="preserve"> SEQ Ilustración \* ARABIC </w:instrText>
-            </w:r>
-            <w:r>
-              <w:rPr>
-                <w:rFonts w:asciiTheme="minorHAnsi" w:eastAsia="Carlito" w:hAnsiTheme="minorHAnsi" w:cstheme="minorHAnsi"/>
-                <w:b/>
-                <w:bCs/>
-                <w:i w:val="0"/>
-                <w:iCs w:val="0"/>
-                <w:color w:val="4472C4" w:themeColor="accent1"/>
-                <w:sz w:val="20"/>
-                <w:szCs w:val="20"/>
-                <w:lang w:val="es-ES" w:eastAsia="en-US"/>
-              </w:rPr>
-              <w:fldChar w:fldCharType="separate"/>
-            </w:r>
-            <w:r>
-              <w:rPr>
-                <w:rFonts w:asciiTheme="minorHAnsi" w:eastAsia="Carlito" w:hAnsiTheme="minorHAnsi" w:cstheme="minorHAnsi"/>
-                <w:b/>
-                <w:bCs/>
-                <w:i w:val="0"/>
-                <w:iCs w:val="0"/>
-                <w:noProof/>
-                <w:color w:val="4472C4" w:themeColor="accent1"/>
-                <w:sz w:val="20"/>
-                <w:szCs w:val="20"/>
-                <w:lang w:val="es-ES" w:eastAsia="en-US"/>
-              </w:rPr>
-              <w:t>4</w:t>
-            </w:r>
-            <w:r>
-              <w:rPr>
-                <w:rFonts w:asciiTheme="minorHAnsi" w:eastAsia="Carlito" w:hAnsiTheme="minorHAnsi" w:cstheme="minorHAnsi"/>
-                <w:b/>
-                <w:bCs/>
-                <w:i w:val="0"/>
-                <w:iCs w:val="0"/>
-                <w:color w:val="4472C4" w:themeColor="accent1"/>
-                <w:sz w:val="20"/>
-                <w:szCs w:val="20"/>
-                <w:lang w:val="es-ES" w:eastAsia="en-US"/>
-              </w:rPr>
-              <w:fldChar w:fldCharType="end"/>
-            </w:r>
-            <w:r>
-              <w:rPr>
-                <w:rFonts w:asciiTheme="minorHAnsi" w:eastAsia="Carlito" w:hAnsiTheme="minorHAnsi" w:cstheme="minorHAnsi"/>
-                <w:b/>
-                <w:bCs/>
-                <w:i w:val="0"/>
-                <w:iCs w:val="0"/>
-                <w:color w:val="4472C4" w:themeColor="accent1"/>
-                <w:sz w:val="20"/>
-                <w:szCs w:val="20"/>
-                <w:lang w:val="es-ES" w:eastAsia="en-US"/>
-              </w:rPr>
-              <w:t>. Caso de Uso de Gestionar Cuenta de Usuario.</w:t>
-            </w:r>
-            <w:bookmarkEnd w:id="29"/>
-            <w:bookmarkEnd w:id="30"/>
-            <w:bookmarkEnd w:id="31"/>
-          </w:p>
-        </w:tc>
-      </w:tr>
-      <w:tr>
-        <w:trPr>
-          <w:trHeight w:val="380"/>
-        </w:trPr>
-        <w:tc>
-          <w:tcPr>
-            <w:cnfStyle w:val="000010000000" w:firstRow="0" w:lastRow="0" w:firstColumn="0" w:lastColumn="0" w:oddVBand="1" w:evenVBand="0" w:oddHBand="0" w:evenHBand="0" w:firstRowFirstColumn="0" w:firstRowLastColumn="0" w:lastRowFirstColumn="0" w:lastRowLastColumn="0"/>
-            <w:tcW w:w="5000" w:type="pct"/>
-            <w:gridSpan w:val="5"/>
-            <w:tcBorders>
-              <w:top w:val="single" w:sz="4" w:space="0" w:color="auto"/>
-              <w:left w:val="single" w:sz="4" w:space="0" w:color="auto"/>
-              <w:bottom w:val="single" w:sz="4" w:space="0" w:color="auto"/>
-              <w:right w:val="single" w:sz="4" w:space="0" w:color="auto"/>
-            </w:tcBorders>
-            <w:vAlign w:val="center"/>
-          </w:tcPr>
-          <w:p>
-            <w:pPr>
-              <w:tabs>
-                <w:tab w:val="left" w:pos="3735"/>
-              </w:tabs>
-              <w:jc w:val="center"/>
-              <w:rPr>
-                <w:b/>
-              </w:rPr>
-            </w:pPr>
-            <w:r>
-              <w:rPr>
-                <w:b/>
-              </w:rPr>
-              <w:t>Flujo básico</w:t>
-            </w:r>
-          </w:p>
-          <w:p>
-            <w:pPr>
-              <w:tabs>
-                <w:tab w:val="left" w:pos="3735"/>
-              </w:tabs>
-              <w:jc w:val="center"/>
-              <w:rPr>
-                <w:b/>
-              </w:rPr>
-            </w:pPr>
-            <w:r>
-              <w:rPr>
-                <w:b/>
-              </w:rPr>
-              <w:t>Caso:</w:t>
-            </w:r>
-            <w:r>
-              <w:rPr>
-                <w:b/>
-              </w:rPr>
-              <w:t xml:space="preserve"> verdadero</w:t>
-            </w:r>
-          </w:p>
-        </w:tc>
-      </w:tr>
-      <w:tr>
-        <w:trPr>
-          <w:cnfStyle w:val="000000100000" w:firstRow="0" w:lastRow="0" w:firstColumn="0" w:lastColumn="0" w:oddVBand="0" w:evenVBand="0" w:oddHBand="1" w:evenHBand="0" w:firstRowFirstColumn="0" w:firstRowLastColumn="0" w:lastRowFirstColumn="0" w:lastRowLastColumn="0"/>
-          <w:trHeight w:val="100"/>
-        </w:trPr>
-        <w:tc>
-          <w:tcPr>
-            <w:cnfStyle w:val="000010000000" w:firstRow="0" w:lastRow="0" w:firstColumn="0" w:lastColumn="0" w:oddVBand="1" w:evenVBand="0" w:oddHBand="0" w:evenHBand="0" w:firstRowFirstColumn="0" w:firstRowLastColumn="0" w:lastRowFirstColumn="0" w:lastRowLastColumn="0"/>
-            <w:tcW w:w="5000" w:type="pct"/>
-            <w:gridSpan w:val="5"/>
-            <w:tcBorders>
-              <w:top w:val="single" w:sz="4" w:space="0" w:color="auto"/>
-              <w:left w:val="single" w:sz="4" w:space="0" w:color="auto"/>
-              <w:bottom w:val="single" w:sz="4" w:space="0" w:color="auto"/>
-              <w:right w:val="single" w:sz="4" w:space="0" w:color="auto"/>
-            </w:tcBorders>
-          </w:tcPr>
-          <w:p>
-            <w:pPr>
-              <w:jc w:val="center"/>
-              <w:rPr>
-                <w:b/>
-                <w:bCs/>
-              </w:rPr>
-            </w:pPr>
-            <w:r>
-              <w:rPr>
-                <w:b/>
-              </w:rPr>
-              <w:t>INSERTAR</w:t>
-            </w:r>
-            <w:r>
-              <w:rPr>
-                <w:b/>
-                <w:bCs/>
-              </w:rPr>
-              <w:t xml:space="preserve"> USUARIO</w:t>
-            </w:r>
-          </w:p>
-        </w:tc>
-      </w:tr>
-      <w:tr>
-        <w:trPr>
-          <w:trHeight w:val="100"/>
-        </w:trPr>
-        <w:tc>
-          <w:tcPr>
-            <w:cnfStyle w:val="000010000000" w:firstRow="0" w:lastRow="0" w:firstColumn="0" w:lastColumn="0" w:oddVBand="1" w:evenVBand="0" w:oddHBand="0" w:evenHBand="0" w:firstRowFirstColumn="0" w:firstRowLastColumn="0" w:lastRowFirstColumn="0" w:lastRowLastColumn="0"/>
-            <w:tcW w:w="2592" w:type="pct"/>
-            <w:gridSpan w:val="3"/>
-            <w:tcBorders>
-              <w:top w:val="single" w:sz="4" w:space="0" w:color="auto"/>
-              <w:left w:val="single" w:sz="4" w:space="0" w:color="auto"/>
-              <w:bottom w:val="single" w:sz="4" w:space="0" w:color="auto"/>
-              <w:right w:val="single" w:sz="4" w:space="0" w:color="auto"/>
-            </w:tcBorders>
-          </w:tcPr>
-          <w:p>
-            <w:pPr>
-              <w:jc w:val="center"/>
-              <w:rPr>
-                <w:b/>
-                <w:bCs/>
-              </w:rPr>
-            </w:pPr>
-            <w:r>
-              <w:rPr>
-                <w:b/>
-                <w:bCs/>
-              </w:rPr>
-              <w:t>USUARIO</w:t>
-            </w:r>
-          </w:p>
-        </w:tc>
-        <w:tc>
-          <w:tcPr>
-            <w:tcW w:w="2408" w:type="pct"/>
-            <w:gridSpan w:val="2"/>
-            <w:tcBorders>
-              <w:top w:val="single" w:sz="4" w:space="0" w:color="auto"/>
-              <w:left w:val="single" w:sz="4" w:space="0" w:color="auto"/>
-              <w:bottom w:val="single" w:sz="4" w:space="0" w:color="auto"/>
-              <w:right w:val="single" w:sz="4" w:space="0" w:color="auto"/>
-            </w:tcBorders>
-          </w:tcPr>
-          <w:p>
-            <w:pPr>
-              <w:jc w:val="center"/>
-              <w:cnfStyle w:val="000000000000" w:firstRow="0" w:lastRow="0" w:firstColumn="0" w:lastColumn="0" w:oddVBand="0" w:evenVBand="0" w:oddHBand="0" w:evenHBand="0" w:firstRowFirstColumn="0" w:firstRowLastColumn="0" w:lastRowFirstColumn="0" w:lastRowLastColumn="0"/>
-              <w:rPr>
-                <w:b/>
-                <w:bCs/>
-              </w:rPr>
-            </w:pPr>
-            <w:r>
-              <w:rPr>
-                <w:b/>
-                <w:bCs/>
-              </w:rPr>
-              <w:t>SISTEMA</w:t>
-            </w:r>
-          </w:p>
-        </w:tc>
-      </w:tr>
-      <w:tr>
-        <w:trPr>
-          <w:cnfStyle w:val="000000100000" w:firstRow="0" w:lastRow="0" w:firstColumn="0" w:lastColumn="0" w:oddVBand="0" w:evenVBand="0" w:oddHBand="1" w:evenHBand="0" w:firstRowFirstColumn="0" w:firstRowLastColumn="0" w:lastRowFirstColumn="0" w:lastRowLastColumn="0"/>
-          <w:trHeight w:val="100"/>
-        </w:trPr>
-        <w:tc>
-          <w:tcPr>
-            <w:cnfStyle w:val="000010000000" w:firstRow="0" w:lastRow="0" w:firstColumn="0" w:lastColumn="0" w:oddVBand="1" w:evenVBand="0" w:oddHBand="0" w:evenHBand="0" w:firstRowFirstColumn="0" w:firstRowLastColumn="0" w:lastRowFirstColumn="0" w:lastRowLastColumn="0"/>
-            <w:tcW w:w="2592" w:type="pct"/>
-            <w:gridSpan w:val="3"/>
-            <w:tcBorders>
-              <w:top w:val="single" w:sz="4" w:space="0" w:color="auto"/>
-              <w:left w:val="single" w:sz="4" w:space="0" w:color="auto"/>
-              <w:bottom w:val="single" w:sz="4" w:space="0" w:color="auto"/>
-              <w:right w:val="single" w:sz="4" w:space="0" w:color="auto"/>
-            </w:tcBorders>
-          </w:tcPr>
-          <w:p>
-            <w:pPr>
-              <w:jc w:val="both"/>
-            </w:pPr>
-            <w:r>
-              <w:t>El usuario selecciona la opción “Ingresar Usuario”.</w:t>
-            </w:r>
-          </w:p>
-        </w:tc>
-        <w:tc>
-          <w:tcPr>
-            <w:tcW w:w="2408" w:type="pct"/>
-            <w:gridSpan w:val="2"/>
-            <w:tcBorders>
-              <w:top w:val="single" w:sz="4" w:space="0" w:color="auto"/>
-              <w:left w:val="single" w:sz="4" w:space="0" w:color="auto"/>
-              <w:bottom w:val="single" w:sz="4" w:space="0" w:color="auto"/>
-              <w:right w:val="single" w:sz="4" w:space="0" w:color="auto"/>
-            </w:tcBorders>
-          </w:tcPr>
-          <w:p>
-            <w:pPr>
-              <w:jc w:val="both"/>
-              <w:cnfStyle w:val="000000100000" w:firstRow="0" w:lastRow="0" w:firstColumn="0" w:lastColumn="0" w:oddVBand="0" w:evenVBand="0" w:oddHBand="1" w:evenHBand="0" w:firstRowFirstColumn="0" w:firstRowLastColumn="0" w:lastRowFirstColumn="0" w:lastRowLastColumn="0"/>
-            </w:pPr>
-            <w:r>
-              <w:t>El sistema presenta un formulario para llenar los datos: Identificador, Nombre, Apellido, Email, Rol (Estudiante/Docente)</w:t>
-            </w:r>
-          </w:p>
-        </w:tc>
-      </w:tr>
-      <w:tr>
-        <w:trPr>
-          <w:trHeight w:val="100"/>
-        </w:trPr>
-        <w:tc>
-          <w:tcPr>
-            <w:cnfStyle w:val="000010000000" w:firstRow="0" w:lastRow="0" w:firstColumn="0" w:lastColumn="0" w:oddVBand="1" w:evenVBand="0" w:oddHBand="0" w:evenHBand="0" w:firstRowFirstColumn="0" w:firstRowLastColumn="0" w:lastRowFirstColumn="0" w:lastRowLastColumn="0"/>
-            <w:tcW w:w="2592" w:type="pct"/>
-            <w:gridSpan w:val="3"/>
-            <w:tcBorders>
-              <w:top w:val="single" w:sz="4" w:space="0" w:color="auto"/>
-              <w:left w:val="single" w:sz="4" w:space="0" w:color="auto"/>
-              <w:bottom w:val="single" w:sz="4" w:space="0" w:color="auto"/>
-              <w:right w:val="single" w:sz="4" w:space="0" w:color="auto"/>
-            </w:tcBorders>
-          </w:tcPr>
-          <w:p>
-            <w:pPr>
-              <w:jc w:val="both"/>
-            </w:pPr>
-            <w:r>
-              <w:t xml:space="preserve">El </w:t>
-            </w:r>
-            <w:r>
-              <w:t>usuario</w:t>
-            </w:r>
-            <w:r>
-              <w:t xml:space="preserve"> ingresa los </w:t>
-            </w:r>
-            <w:r>
-              <w:t>datos que considera pertinentes en su perfil</w:t>
-            </w:r>
-            <w:r>
-              <w:t>.</w:t>
-            </w:r>
-          </w:p>
-        </w:tc>
-        <w:tc>
-          <w:tcPr>
-            <w:tcW w:w="2408" w:type="pct"/>
-            <w:gridSpan w:val="2"/>
-            <w:tcBorders>
-              <w:top w:val="single" w:sz="4" w:space="0" w:color="auto"/>
-              <w:left w:val="single" w:sz="4" w:space="0" w:color="auto"/>
-              <w:bottom w:val="single" w:sz="4" w:space="0" w:color="auto"/>
-              <w:right w:val="single" w:sz="4" w:space="0" w:color="auto"/>
-            </w:tcBorders>
-          </w:tcPr>
-          <w:p>
-            <w:pPr>
-              <w:jc w:val="both"/>
-              <w:cnfStyle w:val="000000000000" w:firstRow="0" w:lastRow="0" w:firstColumn="0" w:lastColumn="0" w:oddVBand="0" w:evenVBand="0" w:oddHBand="0" w:evenHBand="0" w:firstRowFirstColumn="0" w:firstRowLastColumn="0" w:lastRowFirstColumn="0" w:lastRowLastColumn="0"/>
-            </w:pPr>
-            <w:r>
-              <w:t>El sistema valida los datos ingresados.</w:t>
-            </w:r>
-          </w:p>
-        </w:tc>
-      </w:tr>
-      <w:tr>
-        <w:trPr>
-          <w:cnfStyle w:val="000000100000" w:firstRow="0" w:lastRow="0" w:firstColumn="0" w:lastColumn="0" w:oddVBand="0" w:evenVBand="0" w:oddHBand="1" w:evenHBand="0" w:firstRowFirstColumn="0" w:firstRowLastColumn="0" w:lastRowFirstColumn="0" w:lastRowLastColumn="0"/>
-          <w:trHeight w:val="100"/>
-        </w:trPr>
-        <w:tc>
-          <w:tcPr>
-            <w:cnfStyle w:val="000010000000" w:firstRow="0" w:lastRow="0" w:firstColumn="0" w:lastColumn="0" w:oddVBand="1" w:evenVBand="0" w:oddHBand="0" w:evenHBand="0" w:firstRowFirstColumn="0" w:firstRowLastColumn="0" w:lastRowFirstColumn="0" w:lastRowLastColumn="0"/>
-            <w:tcW w:w="2592" w:type="pct"/>
-            <w:gridSpan w:val="3"/>
-            <w:tcBorders>
-              <w:top w:val="single" w:sz="4" w:space="0" w:color="auto"/>
-              <w:left w:val="single" w:sz="4" w:space="0" w:color="auto"/>
-              <w:bottom w:val="single" w:sz="4" w:space="0" w:color="auto"/>
-              <w:right w:val="single" w:sz="4" w:space="0" w:color="auto"/>
-            </w:tcBorders>
-          </w:tcPr>
-          <w:p>
-            <w:pPr>
-              <w:jc w:val="both"/>
-            </w:pPr>
-            <w:r>
-              <w:t xml:space="preserve">El </w:t>
-            </w:r>
-            <w:r>
-              <w:t>usuario</w:t>
-            </w:r>
-            <w:r>
-              <w:t xml:space="preserve"> solicita al sistema almacenar la información en la opción “Guardar”.</w:t>
-            </w:r>
-          </w:p>
-        </w:tc>
-        <w:tc>
-          <w:tcPr>
-            <w:tcW w:w="2408" w:type="pct"/>
-            <w:gridSpan w:val="2"/>
-            <w:tcBorders>
-              <w:top w:val="single" w:sz="4" w:space="0" w:color="auto"/>
-              <w:left w:val="single" w:sz="4" w:space="0" w:color="auto"/>
-              <w:bottom w:val="single" w:sz="4" w:space="0" w:color="auto"/>
-              <w:right w:val="single" w:sz="4" w:space="0" w:color="auto"/>
-            </w:tcBorders>
-          </w:tcPr>
-          <w:p>
-            <w:pPr>
-              <w:jc w:val="both"/>
-              <w:cnfStyle w:val="000000100000" w:firstRow="0" w:lastRow="0" w:firstColumn="0" w:lastColumn="0" w:oddVBand="0" w:evenVBand="0" w:oddHBand="1" w:evenHBand="0" w:firstRowFirstColumn="0" w:firstRowLastColumn="0" w:lastRowFirstColumn="0" w:lastRowLastColumn="0"/>
-            </w:pPr>
-            <w:r>
-              <w:t xml:space="preserve">El sistema almacena los datos </w:t>
-            </w:r>
-            <w:r>
-              <w:t>informativos del usuario</w:t>
-            </w:r>
-            <w:r>
-              <w:t>.</w:t>
-            </w:r>
-          </w:p>
-        </w:tc>
-      </w:tr>
-      <w:tr>
-        <w:trPr>
-          <w:trHeight w:val="100"/>
-        </w:trPr>
-        <w:tc>
-          <w:tcPr>
-            <w:cnfStyle w:val="000010000000" w:firstRow="0" w:lastRow="0" w:firstColumn="0" w:lastColumn="0" w:oddVBand="1" w:evenVBand="0" w:oddHBand="0" w:evenHBand="0" w:firstRowFirstColumn="0" w:firstRowLastColumn="0" w:lastRowFirstColumn="0" w:lastRowLastColumn="0"/>
-            <w:tcW w:w="5000" w:type="pct"/>
-            <w:gridSpan w:val="5"/>
-            <w:tcBorders>
-              <w:top w:val="single" w:sz="4" w:space="0" w:color="auto"/>
-              <w:left w:val="single" w:sz="4" w:space="0" w:color="auto"/>
-              <w:bottom w:val="single" w:sz="4" w:space="0" w:color="auto"/>
-              <w:right w:val="single" w:sz="4" w:space="0" w:color="auto"/>
-            </w:tcBorders>
-          </w:tcPr>
-          <w:p>
-            <w:pPr>
-              <w:jc w:val="center"/>
-              <w:rPr>
-                <w:b/>
-                <w:bCs/>
-              </w:rPr>
-            </w:pPr>
-            <w:r>
-              <w:rPr>
-                <w:b/>
-                <w:bCs/>
-              </w:rPr>
-              <w:t>VISUALIZAR DATOS DE USUARIO</w:t>
-            </w:r>
-          </w:p>
-        </w:tc>
-      </w:tr>
-      <w:tr>
-        <w:trPr>
-          <w:cnfStyle w:val="000000100000" w:firstRow="0" w:lastRow="0" w:firstColumn="0" w:lastColumn="0" w:oddVBand="0" w:evenVBand="0" w:oddHBand="1" w:evenHBand="0" w:firstRowFirstColumn="0" w:firstRowLastColumn="0" w:lastRowFirstColumn="0" w:lastRowLastColumn="0"/>
-          <w:trHeight w:val="100"/>
-        </w:trPr>
-        <w:tc>
-          <w:tcPr>
-            <w:cnfStyle w:val="000010000000" w:firstRow="0" w:lastRow="0" w:firstColumn="0" w:lastColumn="0" w:oddVBand="1" w:evenVBand="0" w:oddHBand="0" w:evenHBand="0" w:firstRowFirstColumn="0" w:firstRowLastColumn="0" w:lastRowFirstColumn="0" w:lastRowLastColumn="0"/>
-            <w:tcW w:w="2592" w:type="pct"/>
-            <w:gridSpan w:val="3"/>
-            <w:tcBorders>
-              <w:top w:val="single" w:sz="4" w:space="0" w:color="auto"/>
-              <w:left w:val="single" w:sz="4" w:space="0" w:color="auto"/>
-              <w:bottom w:val="single" w:sz="4" w:space="0" w:color="auto"/>
-              <w:right w:val="single" w:sz="4" w:space="0" w:color="auto"/>
-            </w:tcBorders>
-          </w:tcPr>
-          <w:p>
-            <w:pPr>
-              <w:jc w:val="center"/>
-              <w:rPr>
-                <w:b/>
-                <w:bCs/>
-              </w:rPr>
-            </w:pPr>
-            <w:r>
-              <w:rPr>
-                <w:b/>
-                <w:bCs/>
-              </w:rPr>
-              <w:lastRenderedPageBreak/>
-              <w:t>USUARIO</w:t>
-            </w:r>
-          </w:p>
-        </w:tc>
-        <w:tc>
-          <w:tcPr>
-            <w:tcW w:w="2408" w:type="pct"/>
-            <w:gridSpan w:val="2"/>
-            <w:tcBorders>
-              <w:top w:val="single" w:sz="4" w:space="0" w:color="auto"/>
-              <w:left w:val="single" w:sz="4" w:space="0" w:color="auto"/>
-              <w:bottom w:val="single" w:sz="4" w:space="0" w:color="auto"/>
-              <w:right w:val="single" w:sz="4" w:space="0" w:color="auto"/>
-            </w:tcBorders>
-          </w:tcPr>
-          <w:p>
-            <w:pPr>
-              <w:jc w:val="center"/>
-              <w:cnfStyle w:val="000000100000" w:firstRow="0" w:lastRow="0" w:firstColumn="0" w:lastColumn="0" w:oddVBand="0" w:evenVBand="0" w:oddHBand="1" w:evenHBand="0" w:firstRowFirstColumn="0" w:firstRowLastColumn="0" w:lastRowFirstColumn="0" w:lastRowLastColumn="0"/>
-              <w:rPr>
-                <w:b/>
-                <w:bCs/>
-              </w:rPr>
-            </w:pPr>
-            <w:r>
-              <w:rPr>
-                <w:b/>
-                <w:bCs/>
-              </w:rPr>
-              <w:t>SISTEMA</w:t>
-            </w:r>
-          </w:p>
-        </w:tc>
-      </w:tr>
-      <w:tr>
-        <w:trPr>
-          <w:trHeight w:val="100"/>
-        </w:trPr>
-        <w:tc>
-          <w:tcPr>
-            <w:cnfStyle w:val="000010000000" w:firstRow="0" w:lastRow="0" w:firstColumn="0" w:lastColumn="0" w:oddVBand="1" w:evenVBand="0" w:oddHBand="0" w:evenHBand="0" w:firstRowFirstColumn="0" w:firstRowLastColumn="0" w:lastRowFirstColumn="0" w:lastRowLastColumn="0"/>
-            <w:tcW w:w="2592" w:type="pct"/>
-            <w:gridSpan w:val="3"/>
-            <w:tcBorders>
-              <w:top w:val="single" w:sz="4" w:space="0" w:color="auto"/>
-              <w:left w:val="single" w:sz="4" w:space="0" w:color="auto"/>
-              <w:bottom w:val="single" w:sz="4" w:space="0" w:color="auto"/>
-              <w:right w:val="single" w:sz="4" w:space="0" w:color="auto"/>
-            </w:tcBorders>
-          </w:tcPr>
-          <w:p>
-            <w:pPr>
-              <w:pStyle w:val="Prrafodelista"/>
-              <w:numPr>
-                <w:ilvl w:val="0"/>
-                <w:numId w:val="18"/>
-              </w:numPr>
-            </w:pPr>
-            <w:r>
-              <w:t>El usuario selecciona la opción “Gestionar Usuarios”.</w:t>
-            </w:r>
-          </w:p>
-        </w:tc>
-        <w:tc>
-          <w:tcPr>
-            <w:tcW w:w="2408" w:type="pct"/>
-            <w:gridSpan w:val="2"/>
-            <w:tcBorders>
-              <w:top w:val="single" w:sz="4" w:space="0" w:color="auto"/>
-              <w:left w:val="single" w:sz="4" w:space="0" w:color="auto"/>
-              <w:bottom w:val="single" w:sz="4" w:space="0" w:color="auto"/>
-              <w:right w:val="single" w:sz="4" w:space="0" w:color="auto"/>
-            </w:tcBorders>
-          </w:tcPr>
-          <w:p>
-            <w:pPr>
-              <w:pStyle w:val="Prrafodelista"/>
-              <w:numPr>
-                <w:ilvl w:val="0"/>
-                <w:numId w:val="18"/>
-              </w:numPr>
-              <w:cnfStyle w:val="000000000000" w:firstRow="0" w:lastRow="0" w:firstColumn="0" w:lastColumn="0" w:oddVBand="0" w:evenVBand="0" w:oddHBand="0" w:evenHBand="0" w:firstRowFirstColumn="0" w:firstRowLastColumn="0" w:lastRowFirstColumn="0" w:lastRowLastColumn="0"/>
-            </w:pPr>
-            <w:r>
-              <w:t>El sistema permite visualizar la lista de usuarios registrados.</w:t>
-            </w:r>
-          </w:p>
-        </w:tc>
-      </w:tr>
-      <w:tr>
-        <w:trPr>
-          <w:cnfStyle w:val="000000100000" w:firstRow="0" w:lastRow="0" w:firstColumn="0" w:lastColumn="0" w:oddVBand="0" w:evenVBand="0" w:oddHBand="1" w:evenHBand="0" w:firstRowFirstColumn="0" w:firstRowLastColumn="0" w:lastRowFirstColumn="0" w:lastRowLastColumn="0"/>
-          <w:trHeight w:val="100"/>
-        </w:trPr>
-        <w:tc>
-          <w:tcPr>
-            <w:cnfStyle w:val="000010000000" w:firstRow="0" w:lastRow="0" w:firstColumn="0" w:lastColumn="0" w:oddVBand="1" w:evenVBand="0" w:oddHBand="0" w:evenHBand="0" w:firstRowFirstColumn="0" w:firstRowLastColumn="0" w:lastRowFirstColumn="0" w:lastRowLastColumn="0"/>
-            <w:tcW w:w="2592" w:type="pct"/>
-            <w:gridSpan w:val="3"/>
-            <w:tcBorders>
-              <w:top w:val="single" w:sz="4" w:space="0" w:color="auto"/>
-              <w:left w:val="single" w:sz="4" w:space="0" w:color="auto"/>
-              <w:bottom w:val="single" w:sz="4" w:space="0" w:color="auto"/>
-              <w:right w:val="single" w:sz="4" w:space="0" w:color="auto"/>
-            </w:tcBorders>
-          </w:tcPr>
-          <w:p>
-            <w:pPr>
-              <w:pStyle w:val="Prrafodelista"/>
-              <w:numPr>
-                <w:ilvl w:val="0"/>
-                <w:numId w:val="18"/>
-              </w:numPr>
-            </w:pPr>
-            <w:r>
-              <w:t>El usuario selecciona un registro y la opción “Visualizar”.</w:t>
-            </w:r>
-          </w:p>
-        </w:tc>
-        <w:tc>
-          <w:tcPr>
-            <w:tcW w:w="2408" w:type="pct"/>
-            <w:gridSpan w:val="2"/>
-            <w:tcBorders>
-              <w:top w:val="single" w:sz="4" w:space="0" w:color="auto"/>
-              <w:left w:val="single" w:sz="4" w:space="0" w:color="auto"/>
-              <w:bottom w:val="single" w:sz="4" w:space="0" w:color="auto"/>
-              <w:right w:val="single" w:sz="4" w:space="0" w:color="auto"/>
-            </w:tcBorders>
-          </w:tcPr>
-          <w:p>
-            <w:pPr>
-              <w:pStyle w:val="Prrafodelista"/>
-              <w:numPr>
-                <w:ilvl w:val="0"/>
-                <w:numId w:val="18"/>
-              </w:numPr>
-              <w:cnfStyle w:val="000000100000" w:firstRow="0" w:lastRow="0" w:firstColumn="0" w:lastColumn="0" w:oddVBand="0" w:evenVBand="0" w:oddHBand="1" w:evenHBand="0" w:firstRowFirstColumn="0" w:firstRowLastColumn="0" w:lastRowFirstColumn="0" w:lastRowLastColumn="0"/>
-            </w:pPr>
-            <w:r>
-              <w:t>El sistema muestra los datos informativos requeridos (Estado, Rol, Datos personales).</w:t>
-            </w:r>
-          </w:p>
-        </w:tc>
-      </w:tr>
-      <w:tr>
-        <w:trPr>
-          <w:trHeight w:val="100"/>
-        </w:trPr>
-        <w:tc>
-          <w:tcPr>
-            <w:cnfStyle w:val="000010000000" w:firstRow="0" w:lastRow="0" w:firstColumn="0" w:lastColumn="0" w:oddVBand="1" w:evenVBand="0" w:oddHBand="0" w:evenHBand="0" w:firstRowFirstColumn="0" w:firstRowLastColumn="0" w:lastRowFirstColumn="0" w:lastRowLastColumn="0"/>
-            <w:tcW w:w="5000" w:type="pct"/>
-            <w:gridSpan w:val="5"/>
-            <w:tcBorders>
-              <w:top w:val="single" w:sz="4" w:space="0" w:color="auto"/>
-              <w:left w:val="single" w:sz="4" w:space="0" w:color="auto"/>
-              <w:bottom w:val="single" w:sz="4" w:space="0" w:color="auto"/>
-              <w:right w:val="single" w:sz="4" w:space="0" w:color="auto"/>
-            </w:tcBorders>
-          </w:tcPr>
-          <w:p>
-            <w:pPr>
-              <w:jc w:val="center"/>
-              <w:rPr>
-                <w:b/>
-                <w:bCs/>
-              </w:rPr>
-            </w:pPr>
-            <w:r>
-              <w:rPr>
-                <w:b/>
-                <w:bCs/>
-              </w:rPr>
-              <w:t>MODIFICAR USUARIO</w:t>
-            </w:r>
-          </w:p>
-        </w:tc>
-      </w:tr>
-      <w:tr>
-        <w:trPr>
-          <w:cnfStyle w:val="000000100000" w:firstRow="0" w:lastRow="0" w:firstColumn="0" w:lastColumn="0" w:oddVBand="0" w:evenVBand="0" w:oddHBand="1" w:evenHBand="0" w:firstRowFirstColumn="0" w:firstRowLastColumn="0" w:lastRowFirstColumn="0" w:lastRowLastColumn="0"/>
-          <w:trHeight w:val="100"/>
-        </w:trPr>
-        <w:tc>
-          <w:tcPr>
-            <w:cnfStyle w:val="000010000000" w:firstRow="0" w:lastRow="0" w:firstColumn="0" w:lastColumn="0" w:oddVBand="1" w:evenVBand="0" w:oddHBand="0" w:evenHBand="0" w:firstRowFirstColumn="0" w:firstRowLastColumn="0" w:lastRowFirstColumn="0" w:lastRowLastColumn="0"/>
-            <w:tcW w:w="2592" w:type="pct"/>
-            <w:gridSpan w:val="3"/>
-            <w:tcBorders>
-              <w:top w:val="single" w:sz="4" w:space="0" w:color="auto"/>
-              <w:left w:val="single" w:sz="4" w:space="0" w:color="auto"/>
-              <w:bottom w:val="single" w:sz="4" w:space="0" w:color="auto"/>
-              <w:right w:val="single" w:sz="4" w:space="0" w:color="auto"/>
-            </w:tcBorders>
-          </w:tcPr>
-          <w:p>
-            <w:pPr>
-              <w:jc w:val="center"/>
-              <w:rPr>
-                <w:b/>
-                <w:bCs/>
-              </w:rPr>
-            </w:pPr>
-            <w:r>
-              <w:rPr>
-                <w:b/>
-                <w:bCs/>
-              </w:rPr>
-              <w:t>USUARIO</w:t>
-            </w:r>
-          </w:p>
-        </w:tc>
-        <w:tc>
-          <w:tcPr>
-            <w:tcW w:w="2408" w:type="pct"/>
-            <w:gridSpan w:val="2"/>
-            <w:tcBorders>
-              <w:top w:val="single" w:sz="4" w:space="0" w:color="auto"/>
-              <w:left w:val="single" w:sz="4" w:space="0" w:color="auto"/>
-              <w:bottom w:val="single" w:sz="4" w:space="0" w:color="auto"/>
-              <w:right w:val="single" w:sz="4" w:space="0" w:color="auto"/>
-            </w:tcBorders>
-          </w:tcPr>
-          <w:p>
-            <w:pPr>
-              <w:jc w:val="center"/>
-              <w:cnfStyle w:val="000000100000" w:firstRow="0" w:lastRow="0" w:firstColumn="0" w:lastColumn="0" w:oddVBand="0" w:evenVBand="0" w:oddHBand="1" w:evenHBand="0" w:firstRowFirstColumn="0" w:firstRowLastColumn="0" w:lastRowFirstColumn="0" w:lastRowLastColumn="0"/>
-              <w:rPr>
-                <w:b/>
-                <w:bCs/>
-              </w:rPr>
-            </w:pPr>
-            <w:r>
-              <w:rPr>
-                <w:b/>
-                <w:bCs/>
-              </w:rPr>
-              <w:t>SISTEMA</w:t>
-            </w:r>
-          </w:p>
-        </w:tc>
-      </w:tr>
-      <w:tr>
-        <w:trPr>
-          <w:trHeight w:val="100"/>
-        </w:trPr>
-        <w:tc>
-          <w:tcPr>
-            <w:cnfStyle w:val="000010000000" w:firstRow="0" w:lastRow="0" w:firstColumn="0" w:lastColumn="0" w:oddVBand="1" w:evenVBand="0" w:oddHBand="0" w:evenHBand="0" w:firstRowFirstColumn="0" w:firstRowLastColumn="0" w:lastRowFirstColumn="0" w:lastRowLastColumn="0"/>
-            <w:tcW w:w="2592" w:type="pct"/>
-            <w:gridSpan w:val="3"/>
-            <w:tcBorders>
-              <w:top w:val="single" w:sz="4" w:space="0" w:color="auto"/>
-              <w:left w:val="single" w:sz="4" w:space="0" w:color="auto"/>
-              <w:bottom w:val="single" w:sz="4" w:space="0" w:color="auto"/>
-              <w:right w:val="single" w:sz="4" w:space="0" w:color="auto"/>
-            </w:tcBorders>
-          </w:tcPr>
-          <w:p>
-            <w:pPr>
-              <w:pStyle w:val="Prrafodelista"/>
-              <w:numPr>
-                <w:ilvl w:val="0"/>
-                <w:numId w:val="20"/>
-              </w:numPr>
-            </w:pPr>
-            <w:r>
-              <w:t>El usuario selecciona la opción “Modificar Usuario” desde el listado.</w:t>
-            </w:r>
-          </w:p>
-        </w:tc>
-        <w:tc>
-          <w:tcPr>
-            <w:tcW w:w="2408" w:type="pct"/>
-            <w:gridSpan w:val="2"/>
-            <w:tcBorders>
-              <w:top w:val="single" w:sz="4" w:space="0" w:color="auto"/>
-              <w:left w:val="single" w:sz="4" w:space="0" w:color="auto"/>
-              <w:bottom w:val="single" w:sz="4" w:space="0" w:color="auto"/>
-              <w:right w:val="single" w:sz="4" w:space="0" w:color="auto"/>
-            </w:tcBorders>
-          </w:tcPr>
-          <w:p>
-            <w:pPr>
-              <w:pStyle w:val="Prrafodelista"/>
-              <w:numPr>
-                <w:ilvl w:val="0"/>
-                <w:numId w:val="20"/>
-              </w:numPr>
-              <w:cnfStyle w:val="000000000000" w:firstRow="0" w:lastRow="0" w:firstColumn="0" w:lastColumn="0" w:oddVBand="0" w:evenVBand="0" w:oddHBand="0" w:evenHBand="0" w:firstRowFirstColumn="0" w:firstRowLastColumn="0" w:lastRowFirstColumn="0" w:lastRowLastColumn="0"/>
-            </w:pPr>
-            <w:r>
-              <w:t>El sistema carga los datos del usuario y permite alterar campos como Estado (activo, bloqueado, deshabilitado) o Rol.</w:t>
-            </w:r>
-          </w:p>
-        </w:tc>
-      </w:tr>
-      <w:tr>
-        <w:trPr>
-          <w:cnfStyle w:val="000000100000" w:firstRow="0" w:lastRow="0" w:firstColumn="0" w:lastColumn="0" w:oddVBand="0" w:evenVBand="0" w:oddHBand="1" w:evenHBand="0" w:firstRowFirstColumn="0" w:firstRowLastColumn="0" w:lastRowFirstColumn="0" w:lastRowLastColumn="0"/>
-          <w:trHeight w:val="100"/>
-        </w:trPr>
-        <w:tc>
-          <w:tcPr>
-            <w:cnfStyle w:val="000010000000" w:firstRow="0" w:lastRow="0" w:firstColumn="0" w:lastColumn="0" w:oddVBand="1" w:evenVBand="0" w:oddHBand="0" w:evenHBand="0" w:firstRowFirstColumn="0" w:firstRowLastColumn="0" w:lastRowFirstColumn="0" w:lastRowLastColumn="0"/>
-            <w:tcW w:w="2592" w:type="pct"/>
-            <w:gridSpan w:val="3"/>
-            <w:tcBorders>
-              <w:top w:val="single" w:sz="4" w:space="0" w:color="auto"/>
-              <w:left w:val="single" w:sz="4" w:space="0" w:color="auto"/>
-              <w:bottom w:val="single" w:sz="4" w:space="0" w:color="auto"/>
-              <w:right w:val="single" w:sz="4" w:space="0" w:color="auto"/>
-            </w:tcBorders>
-          </w:tcPr>
-          <w:p>
-            <w:pPr>
-              <w:pStyle w:val="Prrafodelista"/>
-              <w:numPr>
-                <w:ilvl w:val="0"/>
-                <w:numId w:val="20"/>
-              </w:numPr>
-            </w:pPr>
-            <w:r>
-              <w:t>El usuario modifica los datos que cree pertinente (ej. desbloquear usuario).</w:t>
-            </w:r>
-          </w:p>
-        </w:tc>
-        <w:tc>
-          <w:tcPr>
-            <w:tcW w:w="2408" w:type="pct"/>
-            <w:gridSpan w:val="2"/>
-            <w:tcBorders>
-              <w:top w:val="single" w:sz="4" w:space="0" w:color="auto"/>
-              <w:left w:val="single" w:sz="4" w:space="0" w:color="auto"/>
-              <w:bottom w:val="single" w:sz="4" w:space="0" w:color="auto"/>
-              <w:right w:val="single" w:sz="4" w:space="0" w:color="auto"/>
-            </w:tcBorders>
-          </w:tcPr>
-          <w:p>
-            <w:pPr>
-              <w:pStyle w:val="Prrafodelista"/>
-              <w:numPr>
-                <w:ilvl w:val="0"/>
-                <w:numId w:val="20"/>
-              </w:numPr>
-              <w:cnfStyle w:val="000000100000" w:firstRow="0" w:lastRow="0" w:firstColumn="0" w:lastColumn="0" w:oddVBand="0" w:evenVBand="0" w:oddHBand="1" w:evenHBand="0" w:firstRowFirstColumn="0" w:firstRowLastColumn="0" w:lastRowFirstColumn="0" w:lastRowLastColumn="0"/>
-            </w:pPr>
-            <w:r>
-              <w:t>El sistema valida los datos ingresados.</w:t>
-            </w:r>
-          </w:p>
-        </w:tc>
-      </w:tr>
-      <w:tr>
-        <w:trPr>
-          <w:trHeight w:val="100"/>
-        </w:trPr>
-        <w:tc>
-          <w:tcPr>
-            <w:cnfStyle w:val="000010000000" w:firstRow="0" w:lastRow="0" w:firstColumn="0" w:lastColumn="0" w:oddVBand="1" w:evenVBand="0" w:oddHBand="0" w:evenHBand="0" w:firstRowFirstColumn="0" w:firstRowLastColumn="0" w:lastRowFirstColumn="0" w:lastRowLastColumn="0"/>
-            <w:tcW w:w="2592" w:type="pct"/>
-            <w:gridSpan w:val="3"/>
-            <w:tcBorders>
-              <w:top w:val="single" w:sz="4" w:space="0" w:color="auto"/>
-              <w:left w:val="single" w:sz="4" w:space="0" w:color="auto"/>
-              <w:bottom w:val="single" w:sz="4" w:space="0" w:color="auto"/>
-              <w:right w:val="single" w:sz="4" w:space="0" w:color="auto"/>
-            </w:tcBorders>
-          </w:tcPr>
-          <w:p>
-            <w:pPr>
-              <w:pStyle w:val="Prrafodelista"/>
-              <w:numPr>
-                <w:ilvl w:val="0"/>
-                <w:numId w:val="20"/>
-              </w:numPr>
-            </w:pPr>
-            <w:r>
-              <w:t>El administrador presiona el botón “Guardar”.</w:t>
-            </w:r>
-          </w:p>
-        </w:tc>
-        <w:tc>
-          <w:tcPr>
-            <w:tcW w:w="2408" w:type="pct"/>
-            <w:gridSpan w:val="2"/>
-            <w:tcBorders>
-              <w:top w:val="single" w:sz="4" w:space="0" w:color="auto"/>
-              <w:left w:val="single" w:sz="4" w:space="0" w:color="auto"/>
-              <w:bottom w:val="single" w:sz="4" w:space="0" w:color="auto"/>
-              <w:right w:val="single" w:sz="4" w:space="0" w:color="auto"/>
-            </w:tcBorders>
-          </w:tcPr>
-          <w:p>
-            <w:pPr>
-              <w:pStyle w:val="Prrafodelista"/>
-              <w:numPr>
-                <w:ilvl w:val="0"/>
-                <w:numId w:val="20"/>
-              </w:numPr>
-              <w:cnfStyle w:val="000000000000" w:firstRow="0" w:lastRow="0" w:firstColumn="0" w:lastColumn="0" w:oddVBand="0" w:evenVBand="0" w:oddHBand="0" w:evenHBand="0" w:firstRowFirstColumn="0" w:firstRowLastColumn="0" w:lastRowFirstColumn="0" w:lastRowLastColumn="0"/>
-            </w:pPr>
-            <w:r>
-              <w:t>El sistema guarda los cambios y actualiza el estado del usuario.</w:t>
-            </w:r>
-          </w:p>
-        </w:tc>
-      </w:tr>
-      <w:tr>
-        <w:trPr>
-          <w:cnfStyle w:val="000000100000" w:firstRow="0" w:lastRow="0" w:firstColumn="0" w:lastColumn="0" w:oddVBand="0" w:evenVBand="0" w:oddHBand="1" w:evenHBand="0" w:firstRowFirstColumn="0" w:firstRowLastColumn="0" w:lastRowFirstColumn="0" w:lastRowLastColumn="0"/>
-          <w:trHeight w:val="100"/>
-        </w:trPr>
-        <w:tc>
-          <w:tcPr>
-            <w:cnfStyle w:val="000010000000" w:firstRow="0" w:lastRow="0" w:firstColumn="0" w:lastColumn="0" w:oddVBand="1" w:evenVBand="0" w:oddHBand="0" w:evenHBand="0" w:firstRowFirstColumn="0" w:firstRowLastColumn="0" w:lastRowFirstColumn="0" w:lastRowLastColumn="0"/>
-            <w:tcW w:w="5000" w:type="pct"/>
-            <w:gridSpan w:val="5"/>
-            <w:tcBorders>
-              <w:top w:val="single" w:sz="4" w:space="0" w:color="auto"/>
-              <w:left w:val="single" w:sz="4" w:space="0" w:color="auto"/>
-              <w:bottom w:val="single" w:sz="4" w:space="0" w:color="auto"/>
-              <w:right w:val="single" w:sz="4" w:space="0" w:color="auto"/>
-            </w:tcBorders>
-          </w:tcPr>
-          <w:p>
-            <w:pPr>
-              <w:jc w:val="center"/>
-              <w:rPr>
-                <w:b/>
-                <w:bCs/>
-              </w:rPr>
-            </w:pPr>
-            <w:r>
-              <w:rPr>
-                <w:b/>
-                <w:bCs/>
-              </w:rPr>
-              <w:t>ELIMINAR USUARIO</w:t>
-            </w:r>
-          </w:p>
-        </w:tc>
-      </w:tr>
-      <w:tr>
-        <w:trPr>
-          <w:trHeight w:val="100"/>
-        </w:trPr>
-        <w:tc>
-          <w:tcPr>
-            <w:cnfStyle w:val="000010000000" w:firstRow="0" w:lastRow="0" w:firstColumn="0" w:lastColumn="0" w:oddVBand="1" w:evenVBand="0" w:oddHBand="0" w:evenHBand="0" w:firstRowFirstColumn="0" w:firstRowLastColumn="0" w:lastRowFirstColumn="0" w:lastRowLastColumn="0"/>
-            <w:tcW w:w="2592" w:type="pct"/>
-            <w:gridSpan w:val="3"/>
-            <w:tcBorders>
-              <w:top w:val="single" w:sz="4" w:space="0" w:color="auto"/>
-              <w:left w:val="single" w:sz="4" w:space="0" w:color="auto"/>
-              <w:bottom w:val="single" w:sz="4" w:space="0" w:color="auto"/>
-              <w:right w:val="single" w:sz="4" w:space="0" w:color="auto"/>
-            </w:tcBorders>
-          </w:tcPr>
-          <w:p>
-            <w:pPr>
-              <w:jc w:val="center"/>
-              <w:rPr>
-                <w:b/>
-                <w:bCs/>
-              </w:rPr>
-            </w:pPr>
-            <w:r>
-              <w:rPr>
-                <w:b/>
-                <w:bCs/>
-              </w:rPr>
-              <w:t>USUARIO</w:t>
-            </w:r>
-          </w:p>
-        </w:tc>
-        <w:tc>
-          <w:tcPr>
-            <w:tcW w:w="2408" w:type="pct"/>
-            <w:gridSpan w:val="2"/>
-            <w:tcBorders>
-              <w:top w:val="single" w:sz="4" w:space="0" w:color="auto"/>
-              <w:left w:val="single" w:sz="4" w:space="0" w:color="auto"/>
-              <w:bottom w:val="single" w:sz="4" w:space="0" w:color="auto"/>
-              <w:right w:val="single" w:sz="4" w:space="0" w:color="auto"/>
-            </w:tcBorders>
-          </w:tcPr>
-          <w:p>
-            <w:pPr>
-              <w:jc w:val="center"/>
-              <w:cnfStyle w:val="000000000000" w:firstRow="0" w:lastRow="0" w:firstColumn="0" w:lastColumn="0" w:oddVBand="0" w:evenVBand="0" w:oddHBand="0" w:evenHBand="0" w:firstRowFirstColumn="0" w:firstRowLastColumn="0" w:lastRowFirstColumn="0" w:lastRowLastColumn="0"/>
-              <w:rPr>
-                <w:b/>
-                <w:bCs/>
-              </w:rPr>
-            </w:pPr>
-            <w:r>
-              <w:rPr>
-                <w:b/>
-                <w:bCs/>
-              </w:rPr>
-              <w:t>SISTEMA</w:t>
-            </w:r>
-          </w:p>
-        </w:tc>
-      </w:tr>
-      <w:tr>
-        <w:trPr>
-          <w:cnfStyle w:val="000000100000" w:firstRow="0" w:lastRow="0" w:firstColumn="0" w:lastColumn="0" w:oddVBand="0" w:evenVBand="0" w:oddHBand="1" w:evenHBand="0" w:firstRowFirstColumn="0" w:firstRowLastColumn="0" w:lastRowFirstColumn="0" w:lastRowLastColumn="0"/>
-          <w:trHeight w:val="270"/>
-        </w:trPr>
-        <w:tc>
-          <w:tcPr>
-            <w:cnfStyle w:val="000010000000" w:firstRow="0" w:lastRow="0" w:firstColumn="0" w:lastColumn="0" w:oddVBand="1" w:evenVBand="0" w:oddHBand="0" w:evenHBand="0" w:firstRowFirstColumn="0" w:firstRowLastColumn="0" w:lastRowFirstColumn="0" w:lastRowLastColumn="0"/>
-            <w:tcW w:w="2592" w:type="pct"/>
-            <w:gridSpan w:val="3"/>
-            <w:tcBorders>
-              <w:top w:val="single" w:sz="4" w:space="0" w:color="auto"/>
-              <w:left w:val="single" w:sz="4" w:space="0" w:color="auto"/>
-              <w:bottom w:val="single" w:sz="4" w:space="0" w:color="auto"/>
-              <w:right w:val="single" w:sz="4" w:space="0" w:color="auto"/>
-            </w:tcBorders>
-          </w:tcPr>
-          <w:p>
-            <w:pPr>
-              <w:pStyle w:val="Prrafodelista"/>
-              <w:numPr>
-                <w:ilvl w:val="0"/>
-                <w:numId w:val="21"/>
-              </w:numPr>
-            </w:pPr>
-            <w:r>
-              <w:t>El usuario selecciona la opción “Eliminar Usuario” en un registro específico.</w:t>
-            </w:r>
-          </w:p>
-        </w:tc>
-        <w:tc>
-          <w:tcPr>
-            <w:tcW w:w="2408" w:type="pct"/>
-            <w:gridSpan w:val="2"/>
-            <w:tcBorders>
-              <w:top w:val="single" w:sz="4" w:space="0" w:color="auto"/>
-              <w:left w:val="single" w:sz="4" w:space="0" w:color="auto"/>
-              <w:bottom w:val="single" w:sz="4" w:space="0" w:color="auto"/>
-              <w:right w:val="single" w:sz="4" w:space="0" w:color="auto"/>
-            </w:tcBorders>
-          </w:tcPr>
-          <w:p>
-            <w:pPr>
-              <w:pStyle w:val="Prrafodelista"/>
-              <w:numPr>
-                <w:ilvl w:val="0"/>
-                <w:numId w:val="21"/>
-              </w:numPr>
-              <w:cnfStyle w:val="000000100000" w:firstRow="0" w:lastRow="0" w:firstColumn="0" w:lastColumn="0" w:oddVBand="0" w:evenVBand="0" w:oddHBand="1" w:evenHBand="0" w:firstRowFirstColumn="0" w:firstRowLastColumn="0" w:lastRowFirstColumn="0" w:lastRowLastColumn="0"/>
-            </w:pPr>
-            <w:r>
-              <w:t>El sistema muestra los datos del usuario y solicita confirmación.</w:t>
-            </w:r>
-          </w:p>
-        </w:tc>
-      </w:tr>
-      <w:tr>
-        <w:trPr>
-          <w:trHeight w:val="270"/>
-        </w:trPr>
-        <w:tc>
-          <w:tcPr>
-            <w:cnfStyle w:val="000010000000" w:firstRow="0" w:lastRow="0" w:firstColumn="0" w:lastColumn="0" w:oddVBand="1" w:evenVBand="0" w:oddHBand="0" w:evenHBand="0" w:firstRowFirstColumn="0" w:firstRowLastColumn="0" w:lastRowFirstColumn="0" w:lastRowLastColumn="0"/>
-            <w:tcW w:w="2592" w:type="pct"/>
-            <w:gridSpan w:val="3"/>
-            <w:tcBorders>
-              <w:top w:val="single" w:sz="4" w:space="0" w:color="auto"/>
-              <w:left w:val="single" w:sz="4" w:space="0" w:color="auto"/>
-              <w:bottom w:val="single" w:sz="4" w:space="0" w:color="auto"/>
-              <w:right w:val="single" w:sz="4" w:space="0" w:color="auto"/>
-            </w:tcBorders>
-          </w:tcPr>
-          <w:p>
-            <w:pPr>
-              <w:pStyle w:val="Prrafodelista"/>
-              <w:numPr>
-                <w:ilvl w:val="0"/>
-                <w:numId w:val="21"/>
-              </w:numPr>
-            </w:pPr>
-            <w:r>
-              <w:t>El usuario selecciona la opción “Eliminar”.</w:t>
-            </w:r>
-          </w:p>
-        </w:tc>
-        <w:tc>
-          <w:tcPr>
-            <w:tcW w:w="2408" w:type="pct"/>
-            <w:gridSpan w:val="2"/>
-            <w:tcBorders>
-              <w:top w:val="single" w:sz="4" w:space="0" w:color="auto"/>
-              <w:left w:val="single" w:sz="4" w:space="0" w:color="auto"/>
-              <w:bottom w:val="single" w:sz="4" w:space="0" w:color="auto"/>
-              <w:right w:val="single" w:sz="4" w:space="0" w:color="auto"/>
-            </w:tcBorders>
-          </w:tcPr>
-          <w:p>
-            <w:pPr>
-              <w:pStyle w:val="Prrafodelista"/>
-              <w:numPr>
-                <w:ilvl w:val="0"/>
-                <w:numId w:val="21"/>
-              </w:numPr>
-              <w:cnfStyle w:val="000000000000" w:firstRow="0" w:lastRow="0" w:firstColumn="0" w:lastColumn="0" w:oddVBand="0" w:evenVBand="0" w:oddHBand="0" w:evenHBand="0" w:firstRowFirstColumn="0" w:firstRowLastColumn="0" w:lastRowFirstColumn="0" w:lastRowLastColumn="0"/>
-            </w:pPr>
-            <w:r>
-              <w:t>El sistema muestra los datos informativos a eliminar.</w:t>
-            </w:r>
-          </w:p>
-        </w:tc>
-      </w:tr>
-      <w:tr>
-        <w:trPr>
-          <w:cnfStyle w:val="000000100000" w:firstRow="0" w:lastRow="0" w:firstColumn="0" w:lastColumn="0" w:oddVBand="0" w:evenVBand="0" w:oddHBand="1" w:evenHBand="0" w:firstRowFirstColumn="0" w:firstRowLastColumn="0" w:lastRowFirstColumn="0" w:lastRowLastColumn="0"/>
-          <w:trHeight w:val="270"/>
-        </w:trPr>
-        <w:tc>
-          <w:tcPr>
-            <w:cnfStyle w:val="000010000000" w:firstRow="0" w:lastRow="0" w:firstColumn="0" w:lastColumn="0" w:oddVBand="1" w:evenVBand="0" w:oddHBand="0" w:evenHBand="0" w:firstRowFirstColumn="0" w:firstRowLastColumn="0" w:lastRowFirstColumn="0" w:lastRowLastColumn="0"/>
-            <w:tcW w:w="2592" w:type="pct"/>
-            <w:gridSpan w:val="3"/>
-            <w:tcBorders>
-              <w:top w:val="single" w:sz="4" w:space="0" w:color="auto"/>
-              <w:left w:val="single" w:sz="4" w:space="0" w:color="auto"/>
-              <w:bottom w:val="single" w:sz="4" w:space="0" w:color="auto"/>
-              <w:right w:val="single" w:sz="4" w:space="0" w:color="auto"/>
-            </w:tcBorders>
-          </w:tcPr>
-          <w:p>
-            <w:pPr>
-              <w:pStyle w:val="Prrafodelista"/>
-              <w:numPr>
-                <w:ilvl w:val="0"/>
-                <w:numId w:val="21"/>
-              </w:numPr>
-            </w:pPr>
-            <w:r>
-              <w:t>El usuario da clic en “Aceptar”.</w:t>
-            </w:r>
-          </w:p>
-        </w:tc>
-        <w:tc>
-          <w:tcPr>
-            <w:tcW w:w="2408" w:type="pct"/>
-            <w:gridSpan w:val="2"/>
-            <w:tcBorders>
-              <w:top w:val="single" w:sz="4" w:space="0" w:color="auto"/>
-              <w:left w:val="single" w:sz="4" w:space="0" w:color="auto"/>
-              <w:bottom w:val="single" w:sz="4" w:space="0" w:color="auto"/>
-              <w:right w:val="single" w:sz="4" w:space="0" w:color="auto"/>
-            </w:tcBorders>
-          </w:tcPr>
-          <w:p>
-            <w:pPr>
-              <w:pStyle w:val="Prrafodelista"/>
-              <w:numPr>
-                <w:ilvl w:val="0"/>
-                <w:numId w:val="21"/>
-              </w:numPr>
-              <w:cnfStyle w:val="000000100000" w:firstRow="0" w:lastRow="0" w:firstColumn="0" w:lastColumn="0" w:oddVBand="0" w:evenVBand="0" w:oddHBand="1" w:evenHBand="0" w:firstRowFirstColumn="0" w:firstRowLastColumn="0" w:lastRowFirstColumn="0" w:lastRowLastColumn="0"/>
-            </w:pPr>
-            <w:r>
-              <w:t>El sistema cambia el estado del usuario a "Eliminado" (borrado lógico) o lo elimina de la base de datos según configuración.</w:t>
-            </w:r>
-          </w:p>
-        </w:tc>
-      </w:tr>
-      <w:tr>
-        <w:trPr>
-          <w:trHeight w:val="100"/>
-        </w:trPr>
-        <w:tc>
-          <w:tcPr>
-            <w:cnfStyle w:val="000010000000" w:firstRow="0" w:lastRow="0" w:firstColumn="0" w:lastColumn="0" w:oddVBand="1" w:evenVBand="0" w:oddHBand="0" w:evenHBand="0" w:firstRowFirstColumn="0" w:firstRowLastColumn="0" w:lastRowFirstColumn="0" w:lastRowLastColumn="0"/>
-            <w:tcW w:w="5000" w:type="pct"/>
-            <w:gridSpan w:val="5"/>
-            <w:tcBorders>
-              <w:top w:val="single" w:sz="4" w:space="0" w:color="auto"/>
-              <w:left w:val="single" w:sz="4" w:space="0" w:color="auto"/>
-              <w:bottom w:val="single" w:sz="4" w:space="0" w:color="auto"/>
-              <w:right w:val="single" w:sz="4" w:space="0" w:color="auto"/>
-            </w:tcBorders>
-          </w:tcPr>
-          <w:p>
-            <w:pPr>
-              <w:tabs>
-                <w:tab w:val="left" w:pos="3540"/>
-              </w:tabs>
-              <w:jc w:val="center"/>
-              <w:rPr>
-                <w:b/>
-              </w:rPr>
-            </w:pPr>
-            <w:r>
-              <w:rPr>
-                <w:b/>
-              </w:rPr>
-              <w:t>Flujo Alternativo</w:t>
-            </w:r>
-          </w:p>
-        </w:tc>
-      </w:tr>
-      <w:tr>
-        <w:trPr>
-          <w:cnfStyle w:val="000000100000" w:firstRow="0" w:lastRow="0" w:firstColumn="0" w:lastColumn="0" w:oddVBand="0" w:evenVBand="0" w:oddHBand="1" w:evenHBand="0" w:firstRowFirstColumn="0" w:firstRowLastColumn="0" w:lastRowFirstColumn="0" w:lastRowLastColumn="0"/>
-          <w:trHeight w:val="100"/>
-        </w:trPr>
-        <w:tc>
-          <w:tcPr>
-            <w:cnfStyle w:val="000010000000" w:firstRow="0" w:lastRow="0" w:firstColumn="0" w:lastColumn="0" w:oddVBand="1" w:evenVBand="0" w:oddHBand="0" w:evenHBand="0" w:firstRowFirstColumn="0" w:firstRowLastColumn="0" w:lastRowFirstColumn="0" w:lastRowLastColumn="0"/>
-            <w:tcW w:w="5000" w:type="pct"/>
-            <w:gridSpan w:val="5"/>
-            <w:tcBorders>
-              <w:top w:val="single" w:sz="4" w:space="0" w:color="auto"/>
-              <w:left w:val="single" w:sz="4" w:space="0" w:color="auto"/>
-              <w:bottom w:val="single" w:sz="4" w:space="0" w:color="auto"/>
-              <w:right w:val="single" w:sz="4" w:space="0" w:color="auto"/>
-            </w:tcBorders>
-          </w:tcPr>
-          <w:p>
-            <w:pPr>
-              <w:pStyle w:val="Prrafodelista"/>
-              <w:numPr>
-                <w:ilvl w:val="0"/>
-                <w:numId w:val="22"/>
-              </w:numPr>
-              <w:jc w:val="both"/>
-            </w:pPr>
-            <w:r>
-              <w:rPr>
-                <w:b/>
-                <w:bCs/>
-              </w:rPr>
-              <w:t>Datos Incorrectos:</w:t>
-            </w:r>
-            <w:r>
-              <w:t xml:space="preserve"> </w:t>
-            </w:r>
-            <w:r>
-              <w:t>Si el sistema determina error en algún dato (ej. email inválido), se muestra un mensaje de error y se solicitan los datos nuevamente.</w:t>
-            </w:r>
-          </w:p>
-          <w:p>
-            <w:pPr>
-              <w:pStyle w:val="Prrafodelista"/>
-              <w:numPr>
-                <w:ilvl w:val="0"/>
-                <w:numId w:val="22"/>
-              </w:numPr>
-              <w:jc w:val="both"/>
-            </w:pPr>
-            <w:r>
-              <w:rPr>
-                <w:b/>
-                <w:bCs/>
-              </w:rPr>
-              <w:t>Datos Existentes:</w:t>
-            </w:r>
-            <w:r>
-              <w:t xml:space="preserve"> </w:t>
-            </w:r>
-            <w:r>
-              <w:t>Si el sistema encuentra que el Identificador de Usuario ya existe, presenta un mensaje indicando duplicidad.</w:t>
-            </w:r>
-            <w:r>
-              <w:rPr>
-                <w:b/>
-                <w:bCs/>
-              </w:rPr>
-              <w:t xml:space="preserve"> </w:t>
-            </w:r>
-          </w:p>
-          <w:p>
-            <w:pPr>
-              <w:pStyle w:val="Prrafodelista"/>
-              <w:numPr>
-                <w:ilvl w:val="0"/>
-                <w:numId w:val="22"/>
-              </w:numPr>
-              <w:jc w:val="both"/>
-            </w:pPr>
-            <w:r>
-              <w:rPr>
-                <w:b/>
-                <w:bCs/>
-              </w:rPr>
-              <w:t>Datos No Encontrados</w:t>
-            </w:r>
-            <w:r>
-              <w:t xml:space="preserve">: </w:t>
-            </w:r>
-            <w:r>
-              <w:t>Si al buscar para modificar/eliminar no se encuentra el usuario, se muestra mensaje de error.</w:t>
-            </w:r>
-          </w:p>
-          <w:p>
-            <w:pPr>
-              <w:pStyle w:val="Prrafodelista"/>
-              <w:numPr>
-                <w:ilvl w:val="0"/>
-                <w:numId w:val="22"/>
-              </w:numPr>
-              <w:jc w:val="both"/>
-            </w:pPr>
-            <w:r>
-              <w:rPr>
-                <w:b/>
-                <w:bCs/>
-              </w:rPr>
-              <w:t>Cancelar</w:t>
-            </w:r>
-            <w:r>
-              <w:t xml:space="preserve">: </w:t>
-            </w:r>
-            <w:r>
-              <w:t>Si el administrador presiona “Cancelar”, el sistema lo redirecciona a la lista de usuarios.</w:t>
-            </w:r>
-          </w:p>
-        </w:tc>
-      </w:tr>
-      <w:tr>
-        <w:trPr>
-          <w:trHeight w:val="260"/>
-        </w:trPr>
-        <w:tc>
-          <w:tcPr>
-            <w:cnfStyle w:val="000010000000" w:firstRow="0" w:lastRow="0" w:firstColumn="0" w:lastColumn="0" w:oddVBand="1" w:evenVBand="0" w:oddHBand="0" w:evenHBand="0" w:firstRowFirstColumn="0" w:firstRowLastColumn="0" w:lastRowFirstColumn="0" w:lastRowLastColumn="0"/>
-            <w:tcW w:w="1176" w:type="pct"/>
-            <w:tcBorders>
-              <w:top w:val="single" w:sz="4" w:space="0" w:color="auto"/>
-              <w:left w:val="single" w:sz="4" w:space="0" w:color="auto"/>
-              <w:bottom w:val="single" w:sz="4" w:space="0" w:color="auto"/>
-              <w:right w:val="single" w:sz="4" w:space="0" w:color="auto"/>
-            </w:tcBorders>
-            <w:vAlign w:val="center"/>
-          </w:tcPr>
-          <w:p>
-            <w:pPr>
-              <w:jc w:val="right"/>
-              <w:rPr>
-                <w:b/>
-              </w:rPr>
-            </w:pPr>
-            <w:r>
-              <w:rPr>
-                <w:b/>
-              </w:rPr>
-              <w:t>Post condiciones</w:t>
-            </w:r>
-            <w:r>
-              <w:rPr>
-                <w:b/>
-              </w:rPr>
-              <w:t>:</w:t>
-            </w:r>
-          </w:p>
-        </w:tc>
-        <w:tc>
-          <w:tcPr>
-            <w:tcW w:w="3824" w:type="pct"/>
-            <w:gridSpan w:val="4"/>
-            <w:tcBorders>
-              <w:top w:val="single" w:sz="4" w:space="0" w:color="auto"/>
-              <w:left w:val="single" w:sz="4" w:space="0" w:color="auto"/>
-              <w:bottom w:val="single" w:sz="4" w:space="0" w:color="auto"/>
-              <w:right w:val="single" w:sz="4" w:space="0" w:color="auto"/>
-            </w:tcBorders>
-          </w:tcPr>
-          <w:p>
-            <w:pPr>
-              <w:jc w:val="both"/>
-              <w:cnfStyle w:val="000000000000" w:firstRow="0" w:lastRow="0" w:firstColumn="0" w:lastColumn="0" w:oddVBand="0" w:evenVBand="0" w:oddHBand="0" w:evenHBand="0" w:firstRowFirstColumn="0" w:firstRowLastColumn="0" w:lastRowFirstColumn="0" w:lastRowLastColumn="0"/>
-              <w:rPr>
-                <w:b/>
-              </w:rPr>
-            </w:pPr>
-            <w:r>
-              <w:t>El sistema ha actualizado la base de usuarios centralizada, permitiendo o denegando accesos según los cambios realizados.</w:t>
+              <w:t>ECUC2</w:t>
             </w:r>
           </w:p>
         </w:tc>
@@ -12900,1844 +10465,44 @@
         <w:tc>
           <w:tcPr>
             <w:cnfStyle w:val="000010000000" w:firstRow="0" w:lastRow="0" w:firstColumn="0" w:lastColumn="0" w:oddVBand="1" w:evenVBand="0" w:oddHBand="0" w:evenHBand="0" w:firstRowFirstColumn="0" w:firstRowLastColumn="0" w:lastRowFirstColumn="0" w:lastRowLastColumn="0"/>
-            <w:tcW w:w="5000" w:type="pct"/>
-            <w:gridSpan w:val="5"/>
-            <w:tcBorders>
-              <w:top w:val="single" w:sz="4" w:space="0" w:color="auto"/>
-              <w:left w:val="single" w:sz="4" w:space="0" w:color="auto"/>
-              <w:bottom w:val="single" w:sz="4" w:space="0" w:color="auto"/>
-              <w:right w:val="single" w:sz="4" w:space="0" w:color="auto"/>
-            </w:tcBorders>
+            <w:tcW w:w="2120" w:type="pct"/>
+            <w:gridSpan w:val="3"/>
           </w:tcPr>
           <w:p>
             <w:pPr>
-              <w:jc w:val="both"/>
+              <w:keepNext/>
+              <w:jc w:val="right"/>
+            </w:pPr>
+            <w:r>
               <w:rPr>
                 <w:b/>
               </w:rPr>
-            </w:pPr>
-            <w:r>
-              <w:rPr>
-                <w:b/>
-              </w:rPr>
-              <w:t xml:space="preserve">Casos de uso incluidos: </w:t>
-            </w:r>
-            <w:r>
-              <w:rPr>
-                <w:b/>
-              </w:rPr>
-              <w:t xml:space="preserve"> </w:t>
-            </w:r>
-            <w:r>
-              <w:rPr>
-                <w:bCs/>
-              </w:rPr>
-              <w:t>ECUD1,</w:t>
-            </w:r>
-            <w:r>
-              <w:rPr>
-                <w:b/>
-              </w:rPr>
-              <w:t xml:space="preserve"> </w:t>
-            </w:r>
-            <w:r>
-              <w:t>ECUD3</w:t>
+              <w:t xml:space="preserve">Casos de uso extendidos: </w:t>
             </w:r>
           </w:p>
         </w:tc>
-      </w:tr>
-      <w:tr>
-        <w:trPr>
-          <w:trHeight w:val="260"/>
-        </w:trPr>
         <w:tc>
           <w:tcPr>
-            <w:cnfStyle w:val="000010000000" w:firstRow="0" w:lastRow="0" w:firstColumn="0" w:lastColumn="0" w:oddVBand="1" w:evenVBand="0" w:oddHBand="0" w:evenHBand="0" w:firstRowFirstColumn="0" w:firstRowLastColumn="0" w:lastRowFirstColumn="0" w:lastRowLastColumn="0"/>
-            <w:tcW w:w="5000" w:type="pct"/>
-            <w:gridSpan w:val="5"/>
-            <w:tcBorders>
-              <w:top w:val="single" w:sz="4" w:space="0" w:color="auto"/>
-              <w:left w:val="single" w:sz="4" w:space="0" w:color="auto"/>
-              <w:bottom w:val="single" w:sz="4" w:space="0" w:color="auto"/>
-              <w:right w:val="single" w:sz="4" w:space="0" w:color="auto"/>
-            </w:tcBorders>
+            <w:tcW w:w="2880" w:type="pct"/>
+            <w:gridSpan w:val="3"/>
           </w:tcPr>
           <w:p>
             <w:pPr>
               <w:keepNext/>
               <w:jc w:val="both"/>
-            </w:pPr>
-            <w:r>
-              <w:rPr>
-                <w:b/>
-              </w:rPr>
-              <w:t xml:space="preserve">Casos de uso extendidos: </w:t>
-            </w:r>
-            <w:r>
-              <w:t>ECUD</w:t>
-            </w:r>
-            <w:r>
-              <w:t>1</w:t>
-            </w:r>
+              <w:cnfStyle w:val="000000100000" w:firstRow="0" w:lastRow="0" w:firstColumn="0" w:lastColumn="0" w:oddVBand="0" w:evenVBand="0" w:oddHBand="1" w:evenHBand="0" w:firstRowFirstColumn="0" w:firstRowLastColumn="0" w:lastRowFirstColumn="0" w:lastRowLastColumn="0"/>
+            </w:pPr>
           </w:p>
         </w:tc>
       </w:tr>
     </w:tbl>
     <w:p>
       <w:pPr>
-        <w:pStyle w:val="Ttulo2"/>
         <w:rPr>
-          <w:rFonts w:eastAsia="Carlito"/>
-          <w:i/>
-          <w:lang w:eastAsia="en-US"/>
+          <w:lang w:val="es-EC" w:eastAsia="es-EC"/>
         </w:rPr>
       </w:pPr>
-      <w:bookmarkStart w:id="32" w:name="_Toc74581880"/>
-      <w:bookmarkStart w:id="33" w:name="_Toc214408333"/>
-      <w:r>
-        <w:rPr>
-          <w:rFonts w:eastAsia="Carlito"/>
-          <w:lang w:eastAsia="en-US"/>
-        </w:rPr>
-        <w:t>ECUD_CAMBIAR_</w:t>
-      </w:r>
-      <w:r>
-        <w:rPr>
-          <w:rFonts w:eastAsia="Carlito"/>
-        </w:rPr>
-        <w:t>CONTRASEÑA</w:t>
-      </w:r>
-      <w:bookmarkEnd w:id="32"/>
-      <w:bookmarkEnd w:id="33"/>
     </w:p>
-    <w:p>
-      <w:pPr>
-        <w:jc w:val="both"/>
-      </w:pPr>
-      <w:r>
-        <w:t xml:space="preserve">A continuación, se muestra </w:t>
-      </w:r>
-      <w:r>
-        <w:rPr>
-          <w:b/>
-          <w:bCs/>
-        </w:rPr>
-        <w:t>ECUD_</w:t>
-      </w:r>
-      <w:r>
-        <w:rPr>
-          <w:b/>
-          <w:bCs/>
-        </w:rPr>
-        <w:t>CAMBIAR_CONTRASEÑA</w:t>
-      </w:r>
-    </w:p>
-    <w:p>
-      <w:pPr>
-        <w:pStyle w:val="Descripcin"/>
-        <w:keepNext/>
-      </w:pPr>
-      <w:bookmarkStart w:id="34" w:name="_Toc61544002"/>
-      <w:bookmarkStart w:id="35" w:name="_Toc73914198"/>
-      <w:bookmarkStart w:id="36" w:name="_Toc74775706"/>
-      <w:r>
-        <w:lastRenderedPageBreak/>
-        <w:t>Tabla 5. ECUD Cambiar contraseña</w:t>
-      </w:r>
-      <w:bookmarkEnd w:id="34"/>
-      <w:bookmarkEnd w:id="35"/>
-      <w:bookmarkEnd w:id="36"/>
-    </w:p>
-    <w:tbl>
-      <w:tblPr>
-        <w:tblStyle w:val="Tabladecuadrcula5oscura-nfasis3"/>
-        <w:tblW w:w="5000" w:type="pct"/>
-        <w:tblBorders>
-          <w:top w:val="single" w:sz="4" w:space="0" w:color="auto"/>
-          <w:left w:val="single" w:sz="4" w:space="0" w:color="auto"/>
-          <w:bottom w:val="single" w:sz="4" w:space="0" w:color="auto"/>
-          <w:right w:val="single" w:sz="4" w:space="0" w:color="auto"/>
-          <w:insideH w:val="single" w:sz="4" w:space="0" w:color="auto"/>
-          <w:insideV w:val="single" w:sz="4" w:space="0" w:color="auto"/>
-        </w:tblBorders>
-        <w:tblLook w:val="0000" w:firstRow="0" w:lastRow="0" w:firstColumn="0" w:lastColumn="0" w:noHBand="0" w:noVBand="0"/>
-      </w:tblPr>
-      <w:tblGrid>
-        <w:gridCol w:w="2771"/>
-        <w:gridCol w:w="626"/>
-        <w:gridCol w:w="1419"/>
-        <w:gridCol w:w="2272"/>
-        <w:gridCol w:w="1928"/>
-      </w:tblGrid>
-      <w:tr>
-        <w:trPr>
-          <w:cnfStyle w:val="000000100000" w:firstRow="0" w:lastRow="0" w:firstColumn="0" w:lastColumn="0" w:oddVBand="0" w:evenVBand="0" w:oddHBand="1" w:evenHBand="0" w:firstRowFirstColumn="0" w:firstRowLastColumn="0" w:lastRowFirstColumn="0" w:lastRowLastColumn="0"/>
-          <w:trHeight w:val="220"/>
-        </w:trPr>
-        <w:tc>
-          <w:tcPr>
-            <w:cnfStyle w:val="000010000000" w:firstRow="0" w:lastRow="0" w:firstColumn="0" w:lastColumn="0" w:oddVBand="1" w:evenVBand="0" w:oddHBand="0" w:evenHBand="0" w:firstRowFirstColumn="0" w:firstRowLastColumn="0" w:lastRowFirstColumn="0" w:lastRowLastColumn="0"/>
-            <w:tcW w:w="1537" w:type="pct"/>
-            <w:vAlign w:val="center"/>
-          </w:tcPr>
-          <w:p>
-            <w:pPr>
-              <w:jc w:val="right"/>
-              <w:rPr>
-                <w:b/>
-              </w:rPr>
-            </w:pPr>
-            <w:r>
-              <w:rPr>
-                <w:b/>
-              </w:rPr>
-              <w:t xml:space="preserve">Nombre Caso de Uso: </w:t>
-            </w:r>
-          </w:p>
-        </w:tc>
-        <w:tc>
-          <w:tcPr>
-            <w:tcW w:w="3463" w:type="pct"/>
-            <w:gridSpan w:val="4"/>
-          </w:tcPr>
-          <w:p>
-            <w:pPr>
-              <w:jc w:val="both"/>
-              <w:cnfStyle w:val="000000100000" w:firstRow="0" w:lastRow="0" w:firstColumn="0" w:lastColumn="0" w:oddVBand="0" w:evenVBand="0" w:oddHBand="1" w:evenHBand="0" w:firstRowFirstColumn="0" w:firstRowLastColumn="0" w:lastRowFirstColumn="0" w:lastRowLastColumn="0"/>
-            </w:pPr>
-            <w:r>
-              <w:t>Cambiar Contraseña</w:t>
-            </w:r>
-          </w:p>
-        </w:tc>
-      </w:tr>
-      <w:tr>
-        <w:trPr>
-          <w:trHeight w:val="220"/>
-        </w:trPr>
-        <w:tc>
-          <w:tcPr>
-            <w:cnfStyle w:val="000010000000" w:firstRow="0" w:lastRow="0" w:firstColumn="0" w:lastColumn="0" w:oddVBand="1" w:evenVBand="0" w:oddHBand="0" w:evenHBand="0" w:firstRowFirstColumn="0" w:firstRowLastColumn="0" w:lastRowFirstColumn="0" w:lastRowLastColumn="0"/>
-            <w:tcW w:w="1537" w:type="pct"/>
-            <w:vAlign w:val="center"/>
-          </w:tcPr>
-          <w:p>
-            <w:pPr>
-              <w:jc w:val="right"/>
-              <w:rPr>
-                <w:b/>
-              </w:rPr>
-            </w:pPr>
-            <w:r>
-              <w:rPr>
-                <w:b/>
-              </w:rPr>
-              <w:t>Identificador</w:t>
-            </w:r>
-            <w:r>
-              <w:rPr>
-                <w:b/>
-              </w:rPr>
-              <w:t>:</w:t>
-            </w:r>
-            <w:r>
-              <w:rPr>
-                <w:b/>
-              </w:rPr>
-              <w:t xml:space="preserve"> </w:t>
-            </w:r>
-          </w:p>
-        </w:tc>
-        <w:tc>
-          <w:tcPr>
-            <w:tcW w:w="3463" w:type="pct"/>
-            <w:gridSpan w:val="4"/>
-          </w:tcPr>
-          <w:p>
-            <w:pPr>
-              <w:jc w:val="both"/>
-              <w:cnfStyle w:val="000000000000" w:firstRow="0" w:lastRow="0" w:firstColumn="0" w:lastColumn="0" w:oddVBand="0" w:evenVBand="0" w:oddHBand="0" w:evenHBand="0" w:firstRowFirstColumn="0" w:firstRowLastColumn="0" w:lastRowFirstColumn="0" w:lastRowLastColumn="0"/>
-            </w:pPr>
-            <w:r>
-              <w:t>ECUD5</w:t>
-            </w:r>
-          </w:p>
-        </w:tc>
-      </w:tr>
-      <w:tr>
-        <w:trPr>
-          <w:cnfStyle w:val="000000100000" w:firstRow="0" w:lastRow="0" w:firstColumn="0" w:lastColumn="0" w:oddVBand="0" w:evenVBand="0" w:oddHBand="1" w:evenHBand="0" w:firstRowFirstColumn="0" w:firstRowLastColumn="0" w:lastRowFirstColumn="0" w:lastRowLastColumn="0"/>
-          <w:trHeight w:val="220"/>
-        </w:trPr>
-        <w:tc>
-          <w:tcPr>
-            <w:cnfStyle w:val="000010000000" w:firstRow="0" w:lastRow="0" w:firstColumn="0" w:lastColumn="0" w:oddVBand="1" w:evenVBand="0" w:oddHBand="0" w:evenHBand="0" w:firstRowFirstColumn="0" w:firstRowLastColumn="0" w:lastRowFirstColumn="0" w:lastRowLastColumn="0"/>
-            <w:tcW w:w="1537" w:type="pct"/>
-            <w:vAlign w:val="center"/>
-          </w:tcPr>
-          <w:p>
-            <w:pPr>
-              <w:jc w:val="right"/>
-              <w:rPr>
-                <w:b/>
-              </w:rPr>
-            </w:pPr>
-            <w:r>
-              <w:rPr>
-                <w:b/>
-              </w:rPr>
-              <w:t>Descripción</w:t>
-            </w:r>
-            <w:r>
-              <w:rPr>
-                <w:b/>
-              </w:rPr>
-              <w:t>:</w:t>
-            </w:r>
-          </w:p>
-        </w:tc>
-        <w:tc>
-          <w:tcPr>
-            <w:tcW w:w="3463" w:type="pct"/>
-            <w:gridSpan w:val="4"/>
-          </w:tcPr>
-          <w:p>
-            <w:pPr>
-              <w:jc w:val="both"/>
-              <w:cnfStyle w:val="000000100000" w:firstRow="0" w:lastRow="0" w:firstColumn="0" w:lastColumn="0" w:oddVBand="0" w:evenVBand="0" w:oddHBand="1" w:evenHBand="0" w:firstRowFirstColumn="0" w:firstRowLastColumn="0" w:lastRowFirstColumn="0" w:lastRowLastColumn="0"/>
-            </w:pPr>
-            <w:r>
-              <w:t>Permite al usuario</w:t>
-            </w:r>
-            <w:r>
-              <w:t xml:space="preserve"> cambiar la contraseña</w:t>
-            </w:r>
-            <w:r>
-              <w:t>.</w:t>
-            </w:r>
-          </w:p>
-        </w:tc>
-      </w:tr>
-      <w:tr>
-        <w:trPr>
-          <w:trHeight w:val="220"/>
-        </w:trPr>
-        <w:tc>
-          <w:tcPr>
-            <w:cnfStyle w:val="000010000000" w:firstRow="0" w:lastRow="0" w:firstColumn="0" w:lastColumn="0" w:oddVBand="1" w:evenVBand="0" w:oddHBand="0" w:evenHBand="0" w:firstRowFirstColumn="0" w:firstRowLastColumn="0" w:lastRowFirstColumn="0" w:lastRowLastColumn="0"/>
-            <w:tcW w:w="1537" w:type="pct"/>
-            <w:vAlign w:val="center"/>
-          </w:tcPr>
-          <w:p>
-            <w:pPr>
-              <w:jc w:val="right"/>
-              <w:rPr>
-                <w:b/>
-              </w:rPr>
-            </w:pPr>
-            <w:r>
-              <w:rPr>
-                <w:b/>
-              </w:rPr>
-              <w:t>Meta</w:t>
-            </w:r>
-            <w:r>
-              <w:rPr>
-                <w:b/>
-              </w:rPr>
-              <w:t>:</w:t>
-            </w:r>
-          </w:p>
-        </w:tc>
-        <w:tc>
-          <w:tcPr>
-            <w:tcW w:w="3463" w:type="pct"/>
-            <w:gridSpan w:val="4"/>
-          </w:tcPr>
-          <w:p>
-            <w:pPr>
-              <w:jc w:val="both"/>
-              <w:cnfStyle w:val="000000000000" w:firstRow="0" w:lastRow="0" w:firstColumn="0" w:lastColumn="0" w:oddVBand="0" w:evenVBand="0" w:oddHBand="0" w:evenHBand="0" w:firstRowFirstColumn="0" w:firstRowLastColumn="0" w:lastRowFirstColumn="0" w:lastRowLastColumn="0"/>
-            </w:pPr>
-            <w:r>
-              <w:t>Permit</w:t>
-            </w:r>
-            <w:r>
-              <w:t>ir</w:t>
-            </w:r>
-            <w:r>
-              <w:t xml:space="preserve"> al </w:t>
-            </w:r>
-            <w:r>
-              <w:t xml:space="preserve">usuario cambiar la contraseña ya sea por caducidad </w:t>
-            </w:r>
-            <w:r>
-              <w:t>según</w:t>
-            </w:r>
-            <w:r>
-              <w:t xml:space="preserve"> período de tiempo o por decisión del usuario en caso de olvido.</w:t>
-            </w:r>
-          </w:p>
-        </w:tc>
-      </w:tr>
-      <w:tr>
-        <w:trPr>
-          <w:cnfStyle w:val="000000100000" w:firstRow="0" w:lastRow="0" w:firstColumn="0" w:lastColumn="0" w:oddVBand="0" w:evenVBand="0" w:oddHBand="1" w:evenHBand="0" w:firstRowFirstColumn="0" w:firstRowLastColumn="0" w:lastRowFirstColumn="0" w:lastRowLastColumn="0"/>
-          <w:trHeight w:val="220"/>
-        </w:trPr>
-        <w:tc>
-          <w:tcPr>
-            <w:cnfStyle w:val="000010000000" w:firstRow="0" w:lastRow="0" w:firstColumn="0" w:lastColumn="0" w:oddVBand="1" w:evenVBand="0" w:oddHBand="0" w:evenHBand="0" w:firstRowFirstColumn="0" w:firstRowLastColumn="0" w:lastRowFirstColumn="0" w:lastRowLastColumn="0"/>
-            <w:tcW w:w="1537" w:type="pct"/>
-            <w:vAlign w:val="center"/>
-          </w:tcPr>
-          <w:p>
-            <w:pPr>
-              <w:jc w:val="right"/>
-              <w:rPr>
-                <w:b/>
-              </w:rPr>
-            </w:pPr>
-            <w:r>
-              <w:rPr>
-                <w:b/>
-              </w:rPr>
-              <w:t>Estado:</w:t>
-            </w:r>
-          </w:p>
-        </w:tc>
-        <w:tc>
-          <w:tcPr>
-            <w:tcW w:w="1134" w:type="pct"/>
-            <w:gridSpan w:val="2"/>
-          </w:tcPr>
-          <w:p>
-            <w:pPr>
-              <w:jc w:val="both"/>
-              <w:cnfStyle w:val="000000100000" w:firstRow="0" w:lastRow="0" w:firstColumn="0" w:lastColumn="0" w:oddVBand="0" w:evenVBand="0" w:oddHBand="1" w:evenHBand="0" w:firstRowFirstColumn="0" w:firstRowLastColumn="0" w:lastRowFirstColumn="0" w:lastRowLastColumn="0"/>
-            </w:pPr>
-            <w:r>
-              <w:t>Activo</w:t>
-            </w:r>
-          </w:p>
-        </w:tc>
-        <w:tc>
-          <w:tcPr>
-            <w:cnfStyle w:val="000010000000" w:firstRow="0" w:lastRow="0" w:firstColumn="0" w:lastColumn="0" w:oddVBand="1" w:evenVBand="0" w:oddHBand="0" w:evenHBand="0" w:firstRowFirstColumn="0" w:firstRowLastColumn="0" w:lastRowFirstColumn="0" w:lastRowLastColumn="0"/>
-            <w:tcW w:w="1260" w:type="pct"/>
-          </w:tcPr>
-          <w:p>
-            <w:pPr>
-              <w:jc w:val="both"/>
-              <w:rPr>
-                <w:b/>
-                <w:bCs/>
-              </w:rPr>
-            </w:pPr>
-            <w:r>
-              <w:rPr>
-                <w:b/>
-                <w:bCs/>
-              </w:rPr>
-              <w:t>Versión</w:t>
-            </w:r>
-          </w:p>
-        </w:tc>
-        <w:tc>
-          <w:tcPr>
-            <w:tcW w:w="1069" w:type="pct"/>
-          </w:tcPr>
-          <w:p>
-            <w:pPr>
-              <w:jc w:val="both"/>
-              <w:cnfStyle w:val="000000100000" w:firstRow="0" w:lastRow="0" w:firstColumn="0" w:lastColumn="0" w:oddVBand="0" w:evenVBand="0" w:oddHBand="1" w:evenHBand="0" w:firstRowFirstColumn="0" w:firstRowLastColumn="0" w:lastRowFirstColumn="0" w:lastRowLastColumn="0"/>
-            </w:pPr>
-            <w:r>
-              <w:t>1.0</w:t>
-            </w:r>
-          </w:p>
-        </w:tc>
-      </w:tr>
-      <w:tr>
-        <w:trPr>
-          <w:trHeight w:val="260"/>
-        </w:trPr>
-        <w:tc>
-          <w:tcPr>
-            <w:cnfStyle w:val="000010000000" w:firstRow="0" w:lastRow="0" w:firstColumn="0" w:lastColumn="0" w:oddVBand="1" w:evenVBand="0" w:oddHBand="0" w:evenHBand="0" w:firstRowFirstColumn="0" w:firstRowLastColumn="0" w:lastRowFirstColumn="0" w:lastRowLastColumn="0"/>
-            <w:tcW w:w="1537" w:type="pct"/>
-            <w:vAlign w:val="center"/>
-          </w:tcPr>
-          <w:p>
-            <w:pPr>
-              <w:jc w:val="right"/>
-              <w:rPr>
-                <w:b/>
-              </w:rPr>
-            </w:pPr>
-            <w:r>
-              <w:rPr>
-                <w:b/>
-              </w:rPr>
-              <w:t>Autores:</w:t>
-            </w:r>
-          </w:p>
-        </w:tc>
-        <w:tc>
-          <w:tcPr>
-            <w:tcW w:w="3463" w:type="pct"/>
-            <w:gridSpan w:val="4"/>
-          </w:tcPr>
-          <w:p>
-            <w:pPr>
-              <w:jc w:val="both"/>
-              <w:cnfStyle w:val="000000000000" w:firstRow="0" w:lastRow="0" w:firstColumn="0" w:lastColumn="0" w:oddVBand="0" w:evenVBand="0" w:oddHBand="0" w:evenHBand="0" w:firstRowFirstColumn="0" w:firstRowLastColumn="0" w:lastRowFirstColumn="0" w:lastRowLastColumn="0"/>
-            </w:pPr>
-            <w:r>
-              <w:t>Montufar Alejandro, Tipan Leonel, Valencia Yuliana</w:t>
-            </w:r>
-            <w:r>
-              <w:t>.</w:t>
-            </w:r>
-          </w:p>
-        </w:tc>
-      </w:tr>
-      <w:tr>
-        <w:trPr>
-          <w:cnfStyle w:val="000000100000" w:firstRow="0" w:lastRow="0" w:firstColumn="0" w:lastColumn="0" w:oddVBand="0" w:evenVBand="0" w:oddHBand="1" w:evenHBand="0" w:firstRowFirstColumn="0" w:firstRowLastColumn="0" w:lastRowFirstColumn="0" w:lastRowLastColumn="0"/>
-          <w:trHeight w:val="235"/>
-        </w:trPr>
-        <w:tc>
-          <w:tcPr>
-            <w:cnfStyle w:val="000010000000" w:firstRow="0" w:lastRow="0" w:firstColumn="0" w:lastColumn="0" w:oddVBand="1" w:evenVBand="0" w:oddHBand="0" w:evenHBand="0" w:firstRowFirstColumn="0" w:firstRowLastColumn="0" w:lastRowFirstColumn="0" w:lastRowLastColumn="0"/>
-            <w:tcW w:w="1537" w:type="pct"/>
-            <w:vAlign w:val="center"/>
-          </w:tcPr>
-          <w:p>
-            <w:pPr>
-              <w:jc w:val="right"/>
-              <w:rPr>
-                <w:b/>
-              </w:rPr>
-            </w:pPr>
-            <w:r>
-              <w:rPr>
-                <w:b/>
-              </w:rPr>
-              <w:t>Fecha creación</w:t>
-            </w:r>
-            <w:r>
-              <w:rPr>
-                <w:b/>
-              </w:rPr>
-              <w:t>:</w:t>
-            </w:r>
-          </w:p>
-        </w:tc>
-        <w:tc>
-          <w:tcPr>
-            <w:tcW w:w="1134" w:type="pct"/>
-            <w:gridSpan w:val="2"/>
-          </w:tcPr>
-          <w:p>
-            <w:pPr>
-              <w:jc w:val="both"/>
-              <w:cnfStyle w:val="000000100000" w:firstRow="0" w:lastRow="0" w:firstColumn="0" w:lastColumn="0" w:oddVBand="0" w:evenVBand="0" w:oddHBand="1" w:evenHBand="0" w:firstRowFirstColumn="0" w:firstRowLastColumn="0" w:lastRowFirstColumn="0" w:lastRowLastColumn="0"/>
-            </w:pPr>
-            <w:r>
-              <w:t>19/11/2025</w:t>
-            </w:r>
-          </w:p>
-        </w:tc>
-        <w:tc>
-          <w:tcPr>
-            <w:cnfStyle w:val="000010000000" w:firstRow="0" w:lastRow="0" w:firstColumn="0" w:lastColumn="0" w:oddVBand="1" w:evenVBand="0" w:oddHBand="0" w:evenHBand="0" w:firstRowFirstColumn="0" w:firstRowLastColumn="0" w:lastRowFirstColumn="0" w:lastRowLastColumn="0"/>
-            <w:tcW w:w="1260" w:type="pct"/>
-          </w:tcPr>
-          <w:p>
-            <w:pPr>
-              <w:jc w:val="both"/>
-            </w:pPr>
-            <w:r>
-              <w:rPr>
-                <w:b/>
-              </w:rPr>
-              <w:t xml:space="preserve">Fecha </w:t>
-            </w:r>
-            <w:r>
-              <w:rPr>
-                <w:b/>
-              </w:rPr>
-              <w:t>modificación</w:t>
-            </w:r>
-          </w:p>
-        </w:tc>
-        <w:tc>
-          <w:tcPr>
-            <w:tcW w:w="1069" w:type="pct"/>
-          </w:tcPr>
-          <w:p>
-            <w:pPr>
-              <w:jc w:val="both"/>
-              <w:cnfStyle w:val="000000100000" w:firstRow="0" w:lastRow="0" w:firstColumn="0" w:lastColumn="0" w:oddVBand="0" w:evenVBand="0" w:oddHBand="1" w:evenHBand="0" w:firstRowFirstColumn="0" w:firstRowLastColumn="0" w:lastRowFirstColumn="0" w:lastRowLastColumn="0"/>
-            </w:pPr>
-            <w:r>
-              <w:t>19/11/2025</w:t>
-            </w:r>
-          </w:p>
-        </w:tc>
-      </w:tr>
-      <w:tr>
-        <w:trPr>
-          <w:trHeight w:val="220"/>
-        </w:trPr>
-        <w:tc>
-          <w:tcPr>
-            <w:cnfStyle w:val="000010000000" w:firstRow="0" w:lastRow="0" w:firstColumn="0" w:lastColumn="0" w:oddVBand="1" w:evenVBand="0" w:oddHBand="0" w:evenHBand="0" w:firstRowFirstColumn="0" w:firstRowLastColumn="0" w:lastRowFirstColumn="0" w:lastRowLastColumn="0"/>
-            <w:tcW w:w="1537" w:type="pct"/>
-            <w:vAlign w:val="center"/>
-          </w:tcPr>
-          <w:p>
-            <w:pPr>
-              <w:jc w:val="right"/>
-              <w:rPr>
-                <w:b/>
-              </w:rPr>
-            </w:pPr>
-            <w:r>
-              <w:rPr>
-                <w:b/>
-              </w:rPr>
-              <w:t>Precondiciones</w:t>
-            </w:r>
-            <w:r>
-              <w:rPr>
-                <w:b/>
-              </w:rPr>
-              <w:t>:</w:t>
-            </w:r>
-          </w:p>
-        </w:tc>
-        <w:tc>
-          <w:tcPr>
-            <w:tcW w:w="3463" w:type="pct"/>
-            <w:gridSpan w:val="4"/>
-          </w:tcPr>
-          <w:p>
-            <w:pPr>
-              <w:pStyle w:val="Prrafodelista"/>
-              <w:numPr>
-                <w:ilvl w:val="0"/>
-                <w:numId w:val="23"/>
-              </w:numPr>
-              <w:pBdr>
-                <w:top w:val="nil"/>
-                <w:left w:val="nil"/>
-                <w:bottom w:val="nil"/>
-                <w:right w:val="nil"/>
-                <w:between w:val="nil"/>
-              </w:pBdr>
-              <w:jc w:val="both"/>
-              <w:cnfStyle w:val="000000000000" w:firstRow="0" w:lastRow="0" w:firstColumn="0" w:lastColumn="0" w:oddVBand="0" w:evenVBand="0" w:oddHBand="0" w:evenHBand="0" w:firstRowFirstColumn="0" w:firstRowLastColumn="0" w:lastRowFirstColumn="0" w:lastRowLastColumn="0"/>
-            </w:pPr>
-            <w:r>
-              <w:t xml:space="preserve">El </w:t>
-            </w:r>
-            <w:r>
-              <w:t>usuario debe tener una cuenta registrada.</w:t>
-            </w:r>
-          </w:p>
-          <w:p>
-            <w:pPr>
-              <w:pStyle w:val="Prrafodelista"/>
-              <w:numPr>
-                <w:ilvl w:val="0"/>
-                <w:numId w:val="23"/>
-              </w:numPr>
-              <w:pBdr>
-                <w:top w:val="nil"/>
-                <w:left w:val="nil"/>
-                <w:bottom w:val="nil"/>
-                <w:right w:val="nil"/>
-                <w:between w:val="nil"/>
-              </w:pBdr>
-              <w:jc w:val="both"/>
-              <w:cnfStyle w:val="000000000000" w:firstRow="0" w:lastRow="0" w:firstColumn="0" w:lastColumn="0" w:oddVBand="0" w:evenVBand="0" w:oddHBand="0" w:evenHBand="0" w:firstRowFirstColumn="0" w:firstRowLastColumn="0" w:lastRowFirstColumn="0" w:lastRowLastColumn="0"/>
-            </w:pPr>
-            <w:r>
-              <w:t xml:space="preserve">El usuario debe tener una cuenta de correo electrónico. </w:t>
-            </w:r>
-          </w:p>
-        </w:tc>
-      </w:tr>
-      <w:tr>
-        <w:trPr>
-          <w:cnfStyle w:val="000000100000" w:firstRow="0" w:lastRow="0" w:firstColumn="0" w:lastColumn="0" w:oddVBand="0" w:evenVBand="0" w:oddHBand="1" w:evenHBand="0" w:firstRowFirstColumn="0" w:firstRowLastColumn="0" w:lastRowFirstColumn="0" w:lastRowLastColumn="0"/>
-          <w:trHeight w:val="220"/>
-        </w:trPr>
-        <w:tc>
-          <w:tcPr>
-            <w:cnfStyle w:val="000010000000" w:firstRow="0" w:lastRow="0" w:firstColumn="0" w:lastColumn="0" w:oddVBand="1" w:evenVBand="0" w:oddHBand="0" w:evenHBand="0" w:firstRowFirstColumn="0" w:firstRowLastColumn="0" w:lastRowFirstColumn="0" w:lastRowLastColumn="0"/>
-            <w:tcW w:w="1537" w:type="pct"/>
-            <w:vAlign w:val="center"/>
-          </w:tcPr>
-          <w:p>
-            <w:pPr>
-              <w:jc w:val="right"/>
-              <w:rPr>
-                <w:b/>
-                <w:highlight w:val="yellow"/>
-              </w:rPr>
-            </w:pPr>
-            <w:r>
-              <w:rPr>
-                <w:b/>
-              </w:rPr>
-              <w:t>Gráfico</w:t>
-            </w:r>
-            <w:r>
-              <w:rPr>
-                <w:b/>
-              </w:rPr>
-              <w:t>:</w:t>
-            </w:r>
-            <w:r>
-              <w:rPr>
-                <w:b/>
-              </w:rPr>
-              <w:t xml:space="preserve"> </w:t>
-            </w:r>
-          </w:p>
-        </w:tc>
-        <w:tc>
-          <w:tcPr>
-            <w:tcW w:w="3463" w:type="pct"/>
-            <w:gridSpan w:val="4"/>
-          </w:tcPr>
-          <w:p>
-            <w:pPr>
-              <w:pStyle w:val="Descripcin"/>
-              <w:keepNext/>
-              <w:jc w:val="center"/>
-              <w:cnfStyle w:val="000000100000" w:firstRow="0" w:lastRow="0" w:firstColumn="0" w:lastColumn="0" w:oddVBand="0" w:evenVBand="0" w:oddHBand="1" w:evenHBand="0" w:firstRowFirstColumn="0" w:firstRowLastColumn="0" w:lastRowFirstColumn="0" w:lastRowLastColumn="0"/>
-            </w:pPr>
-            <w:r>
-              <w:rPr>
-                <w:noProof/>
-              </w:rPr>
-              <w:drawing>
-                <wp:anchor distT="0" distB="0" distL="114300" distR="114300" simplePos="0" relativeHeight="251662339" behindDoc="0" locked="0" layoutInCell="1" allowOverlap="1" wp14:anchorId="2699A6F3" wp14:editId="0A6731D1">
-                  <wp:simplePos x="0" y="0"/>
-                  <wp:positionH relativeFrom="column">
-                    <wp:posOffset>438150</wp:posOffset>
-                  </wp:positionH>
-                  <wp:positionV relativeFrom="paragraph">
-                    <wp:posOffset>91440</wp:posOffset>
-                  </wp:positionV>
-                  <wp:extent cx="3020060" cy="2495550"/>
-                  <wp:effectExtent l="0" t="0" r="8890" b="0"/>
-                  <wp:wrapSquare wrapText="bothSides"/>
-                  <wp:docPr id="176307778" name="Imagen 1"/>
-                  <wp:cNvGraphicFramePr>
-                    <a:graphicFrameLocks xmlns:a="http://schemas.openxmlformats.org/drawingml/2006/main" noChangeAspect="1"/>
-                  </wp:cNvGraphicFramePr>
-                  <a:graphic xmlns:a="http://schemas.openxmlformats.org/drawingml/2006/main">
-                    <a:graphicData uri="http://schemas.openxmlformats.org/drawingml/2006/picture">
-                      <pic:pic xmlns:pic="http://schemas.openxmlformats.org/drawingml/2006/picture">
-                        <pic:nvPicPr>
-                          <pic:cNvPr id="176307778" name=""/>
-                          <pic:cNvPicPr/>
-                        </pic:nvPicPr>
-                        <pic:blipFill>
-                          <a:blip r:embed="rId13" cstate="print">
-                            <a:extLst>
-                              <a:ext uri="{28A0092B-C50C-407E-A947-70E740481C1C}">
-                                <a14:useLocalDpi xmlns:a14="http://schemas.microsoft.com/office/drawing/2010/main" val="0"/>
-                              </a:ext>
-                            </a:extLst>
-                          </a:blip>
-                          <a:stretch>
-                            <a:fillRect/>
-                          </a:stretch>
-                        </pic:blipFill>
-                        <pic:spPr>
-                          <a:xfrm>
-                            <a:off x="0" y="0"/>
-                            <a:ext cx="3020060" cy="2495550"/>
-                          </a:xfrm>
-                          <a:prstGeom prst="rect">
-                            <a:avLst/>
-                          </a:prstGeom>
-                        </pic:spPr>
-                      </pic:pic>
-                    </a:graphicData>
-                  </a:graphic>
-                  <wp14:sizeRelH relativeFrom="margin">
-                    <wp14:pctWidth>0</wp14:pctWidth>
-                  </wp14:sizeRelH>
-                  <wp14:sizeRelV relativeFrom="margin">
-                    <wp14:pctHeight>0</wp14:pctHeight>
-                  </wp14:sizeRelV>
-                </wp:anchor>
-              </w:drawing>
-            </w:r>
-          </w:p>
-          <w:p>
-            <w:pPr>
-              <w:pStyle w:val="Descripcin"/>
-              <w:keepNext/>
-              <w:widowControl w:val="0"/>
-              <w:autoSpaceDE w:val="0"/>
-              <w:autoSpaceDN w:val="0"/>
-              <w:cnfStyle w:val="000000100000" w:firstRow="0" w:lastRow="0" w:firstColumn="0" w:lastColumn="0" w:oddVBand="0" w:evenVBand="0" w:oddHBand="1" w:evenHBand="0" w:firstRowFirstColumn="0" w:firstRowLastColumn="0" w:lastRowFirstColumn="0" w:lastRowLastColumn="0"/>
-            </w:pPr>
-            <w:bookmarkStart w:id="37" w:name="_Toc74775663"/>
-            <w:bookmarkStart w:id="38" w:name="_Toc82708271"/>
-            <w:bookmarkStart w:id="39" w:name="_Toc214408087"/>
-            <w:r>
-              <w:rPr>
-                <w:rFonts w:asciiTheme="minorHAnsi" w:eastAsia="Carlito" w:hAnsiTheme="minorHAnsi" w:cstheme="minorHAnsi"/>
-                <w:b/>
-                <w:bCs/>
-                <w:i w:val="0"/>
-                <w:iCs w:val="0"/>
-                <w:color w:val="4472C4" w:themeColor="accent1"/>
-                <w:sz w:val="20"/>
-                <w:szCs w:val="20"/>
-                <w:lang w:val="es-ES" w:eastAsia="en-US"/>
-              </w:rPr>
-              <w:t xml:space="preserve">Ilustración </w:t>
-            </w:r>
-            <w:r>
-              <w:rPr>
-                <w:rFonts w:asciiTheme="minorHAnsi" w:eastAsia="Carlito" w:hAnsiTheme="minorHAnsi" w:cstheme="minorHAnsi"/>
-                <w:b/>
-                <w:bCs/>
-                <w:i w:val="0"/>
-                <w:iCs w:val="0"/>
-                <w:color w:val="4472C4" w:themeColor="accent1"/>
-                <w:sz w:val="20"/>
-                <w:szCs w:val="20"/>
-                <w:lang w:val="es-ES" w:eastAsia="en-US"/>
-              </w:rPr>
-              <w:fldChar w:fldCharType="begin"/>
-            </w:r>
-            <w:r>
-              <w:rPr>
-                <w:rFonts w:asciiTheme="minorHAnsi" w:eastAsia="Carlito" w:hAnsiTheme="minorHAnsi" w:cstheme="minorHAnsi"/>
-                <w:b/>
-                <w:bCs/>
-                <w:i w:val="0"/>
-                <w:iCs w:val="0"/>
-                <w:color w:val="4472C4" w:themeColor="accent1"/>
-                <w:sz w:val="20"/>
-                <w:szCs w:val="20"/>
-                <w:lang w:val="es-ES" w:eastAsia="en-US"/>
-              </w:rPr>
-              <w:instrText xml:space="preserve"> SEQ Ilustración \* ARABIC </w:instrText>
-            </w:r>
-            <w:r>
-              <w:rPr>
-                <w:rFonts w:asciiTheme="minorHAnsi" w:eastAsia="Carlito" w:hAnsiTheme="minorHAnsi" w:cstheme="minorHAnsi"/>
-                <w:b/>
-                <w:bCs/>
-                <w:i w:val="0"/>
-                <w:iCs w:val="0"/>
-                <w:color w:val="4472C4" w:themeColor="accent1"/>
-                <w:sz w:val="20"/>
-                <w:szCs w:val="20"/>
-                <w:lang w:val="es-ES" w:eastAsia="en-US"/>
-              </w:rPr>
-              <w:fldChar w:fldCharType="separate"/>
-            </w:r>
-            <w:r>
-              <w:rPr>
-                <w:rFonts w:asciiTheme="minorHAnsi" w:eastAsia="Carlito" w:hAnsiTheme="minorHAnsi" w:cstheme="minorHAnsi"/>
-                <w:b/>
-                <w:bCs/>
-                <w:i w:val="0"/>
-                <w:iCs w:val="0"/>
-                <w:noProof/>
-                <w:color w:val="4472C4" w:themeColor="accent1"/>
-                <w:sz w:val="20"/>
-                <w:szCs w:val="20"/>
-                <w:lang w:val="es-ES" w:eastAsia="en-US"/>
-              </w:rPr>
-              <w:t>5</w:t>
-            </w:r>
-            <w:r>
-              <w:rPr>
-                <w:rFonts w:asciiTheme="minorHAnsi" w:eastAsia="Carlito" w:hAnsiTheme="minorHAnsi" w:cstheme="minorHAnsi"/>
-                <w:b/>
-                <w:bCs/>
-                <w:i w:val="0"/>
-                <w:iCs w:val="0"/>
-                <w:color w:val="4472C4" w:themeColor="accent1"/>
-                <w:sz w:val="20"/>
-                <w:szCs w:val="20"/>
-                <w:lang w:val="es-ES" w:eastAsia="en-US"/>
-              </w:rPr>
-              <w:fldChar w:fldCharType="end"/>
-            </w:r>
-            <w:r>
-              <w:rPr>
-                <w:rFonts w:asciiTheme="minorHAnsi" w:eastAsia="Carlito" w:hAnsiTheme="minorHAnsi" w:cstheme="minorHAnsi"/>
-                <w:b/>
-                <w:bCs/>
-                <w:i w:val="0"/>
-                <w:iCs w:val="0"/>
-                <w:color w:val="4472C4" w:themeColor="accent1"/>
-                <w:sz w:val="20"/>
-                <w:szCs w:val="20"/>
-                <w:lang w:val="es-ES" w:eastAsia="en-US"/>
-              </w:rPr>
-              <w:t>. Caso de Uso de Cambiar Contraseña.</w:t>
-            </w:r>
-            <w:bookmarkEnd w:id="37"/>
-            <w:bookmarkEnd w:id="38"/>
-            <w:bookmarkEnd w:id="39"/>
-          </w:p>
-        </w:tc>
-      </w:tr>
-      <w:tr>
-        <w:trPr>
-          <w:trHeight w:val="380"/>
-        </w:trPr>
-        <w:tc>
-          <w:tcPr>
-            <w:cnfStyle w:val="000010000000" w:firstRow="0" w:lastRow="0" w:firstColumn="0" w:lastColumn="0" w:oddVBand="1" w:evenVBand="0" w:oddHBand="0" w:evenHBand="0" w:firstRowFirstColumn="0" w:firstRowLastColumn="0" w:lastRowFirstColumn="0" w:lastRowLastColumn="0"/>
-            <w:tcW w:w="5000" w:type="pct"/>
-            <w:gridSpan w:val="5"/>
-            <w:vAlign w:val="center"/>
-          </w:tcPr>
-          <w:p>
-            <w:pPr>
-              <w:tabs>
-                <w:tab w:val="left" w:pos="3735"/>
-              </w:tabs>
-              <w:jc w:val="center"/>
-              <w:rPr>
-                <w:b/>
-              </w:rPr>
-            </w:pPr>
-            <w:r>
-              <w:rPr>
-                <w:b/>
-              </w:rPr>
-              <w:t>Flujo básico</w:t>
-            </w:r>
-          </w:p>
-        </w:tc>
-      </w:tr>
-      <w:tr>
-        <w:trPr>
-          <w:cnfStyle w:val="000000100000" w:firstRow="0" w:lastRow="0" w:firstColumn="0" w:lastColumn="0" w:oddVBand="0" w:evenVBand="0" w:oddHBand="1" w:evenHBand="0" w:firstRowFirstColumn="0" w:firstRowLastColumn="0" w:lastRowFirstColumn="0" w:lastRowLastColumn="0"/>
-          <w:trHeight w:val="100"/>
-        </w:trPr>
-        <w:tc>
-          <w:tcPr>
-            <w:cnfStyle w:val="000010000000" w:firstRow="0" w:lastRow="0" w:firstColumn="0" w:lastColumn="0" w:oddVBand="1" w:evenVBand="0" w:oddHBand="0" w:evenHBand="0" w:firstRowFirstColumn="0" w:firstRowLastColumn="0" w:lastRowFirstColumn="0" w:lastRowLastColumn="0"/>
-            <w:tcW w:w="5000" w:type="pct"/>
-            <w:gridSpan w:val="5"/>
-          </w:tcPr>
-          <w:p>
-            <w:pPr>
-              <w:jc w:val="center"/>
-              <w:rPr>
-                <w:b/>
-              </w:rPr>
-            </w:pPr>
-            <w:r>
-              <w:rPr>
-                <w:b/>
-              </w:rPr>
-              <w:t>CAMBIAR CONTRASEÑA POR CADUCIDAD</w:t>
-            </w:r>
-          </w:p>
-        </w:tc>
-      </w:tr>
-      <w:tr>
-        <w:trPr>
-          <w:trHeight w:val="100"/>
-        </w:trPr>
-        <w:tc>
-          <w:tcPr>
-            <w:cnfStyle w:val="000010000000" w:firstRow="0" w:lastRow="0" w:firstColumn="0" w:lastColumn="0" w:oddVBand="1" w:evenVBand="0" w:oddHBand="0" w:evenHBand="0" w:firstRowFirstColumn="0" w:firstRowLastColumn="0" w:lastRowFirstColumn="0" w:lastRowLastColumn="0"/>
-            <w:tcW w:w="2671" w:type="pct"/>
-            <w:gridSpan w:val="3"/>
-          </w:tcPr>
-          <w:p>
-            <w:pPr>
-              <w:jc w:val="center"/>
-              <w:rPr>
-                <w:b/>
-              </w:rPr>
-            </w:pPr>
-            <w:r>
-              <w:rPr>
-                <w:b/>
-              </w:rPr>
-              <w:t>USUARIO</w:t>
-            </w:r>
-          </w:p>
-        </w:tc>
-        <w:tc>
-          <w:tcPr>
-            <w:tcW w:w="2329" w:type="pct"/>
-            <w:gridSpan w:val="2"/>
-          </w:tcPr>
-          <w:p>
-            <w:pPr>
-              <w:jc w:val="center"/>
-              <w:cnfStyle w:val="000000000000" w:firstRow="0" w:lastRow="0" w:firstColumn="0" w:lastColumn="0" w:oddVBand="0" w:evenVBand="0" w:oddHBand="0" w:evenHBand="0" w:firstRowFirstColumn="0" w:firstRowLastColumn="0" w:lastRowFirstColumn="0" w:lastRowLastColumn="0"/>
-              <w:rPr>
-                <w:b/>
-              </w:rPr>
-            </w:pPr>
-            <w:r>
-              <w:rPr>
-                <w:b/>
-              </w:rPr>
-              <w:t>SISTEMA</w:t>
-            </w:r>
-          </w:p>
-        </w:tc>
-      </w:tr>
-      <w:tr>
-        <w:trPr>
-          <w:cnfStyle w:val="000000100000" w:firstRow="0" w:lastRow="0" w:firstColumn="0" w:lastColumn="0" w:oddVBand="0" w:evenVBand="0" w:oddHBand="1" w:evenHBand="0" w:firstRowFirstColumn="0" w:firstRowLastColumn="0" w:lastRowFirstColumn="0" w:lastRowLastColumn="0"/>
-          <w:trHeight w:val="570"/>
-        </w:trPr>
-        <w:tc>
-          <w:tcPr>
-            <w:cnfStyle w:val="000010000000" w:firstRow="0" w:lastRow="0" w:firstColumn="0" w:lastColumn="0" w:oddVBand="1" w:evenVBand="0" w:oddHBand="0" w:evenHBand="0" w:firstRowFirstColumn="0" w:firstRowLastColumn="0" w:lastRowFirstColumn="0" w:lastRowLastColumn="0"/>
-            <w:tcW w:w="2671" w:type="pct"/>
-            <w:gridSpan w:val="3"/>
-          </w:tcPr>
-          <w:p>
-            <w:pPr>
-              <w:pStyle w:val="Prrafodelista"/>
-              <w:numPr>
-                <w:ilvl w:val="0"/>
-                <w:numId w:val="24"/>
-              </w:numPr>
-              <w:jc w:val="both"/>
-            </w:pPr>
-            <w:r>
-              <w:t xml:space="preserve">El </w:t>
-            </w:r>
-            <w:r>
-              <w:t>usuario</w:t>
-            </w:r>
-            <w:r>
-              <w:t xml:space="preserve"> </w:t>
-            </w:r>
-            <w:r>
-              <w:t xml:space="preserve">debe ingresar a la pantalla del </w:t>
-            </w:r>
-            <w:proofErr w:type="spellStart"/>
-            <w:r>
-              <w:t>login</w:t>
-            </w:r>
-            <w:proofErr w:type="spellEnd"/>
-            <w:r>
-              <w:t>.</w:t>
-            </w:r>
-          </w:p>
-        </w:tc>
-        <w:tc>
-          <w:tcPr>
-            <w:tcW w:w="2329" w:type="pct"/>
-            <w:gridSpan w:val="2"/>
-          </w:tcPr>
-          <w:p>
-            <w:pPr>
-              <w:pStyle w:val="Prrafodelista"/>
-              <w:numPr>
-                <w:ilvl w:val="0"/>
-                <w:numId w:val="24"/>
-              </w:numPr>
-              <w:cnfStyle w:val="000000100000" w:firstRow="0" w:lastRow="0" w:firstColumn="0" w:lastColumn="0" w:oddVBand="0" w:evenVBand="0" w:oddHBand="1" w:evenHBand="0" w:firstRowFirstColumn="0" w:firstRowLastColumn="0" w:lastRowFirstColumn="0" w:lastRowLastColumn="0"/>
-            </w:pPr>
-            <w:r>
-              <w:t xml:space="preserve">El sistema presenta </w:t>
-            </w:r>
-            <w:r>
-              <w:t>los campos vacíos</w:t>
-            </w:r>
-            <w:r>
-              <w:t xml:space="preserve"> </w:t>
-            </w:r>
-            <w:r>
-              <w:t>de usuario y contraseña.</w:t>
-            </w:r>
-          </w:p>
-        </w:tc>
-      </w:tr>
-      <w:tr>
-        <w:trPr>
-          <w:trHeight w:val="100"/>
-        </w:trPr>
-        <w:tc>
-          <w:tcPr>
-            <w:cnfStyle w:val="000010000000" w:firstRow="0" w:lastRow="0" w:firstColumn="0" w:lastColumn="0" w:oddVBand="1" w:evenVBand="0" w:oddHBand="0" w:evenHBand="0" w:firstRowFirstColumn="0" w:firstRowLastColumn="0" w:lastRowFirstColumn="0" w:lastRowLastColumn="0"/>
-            <w:tcW w:w="2671" w:type="pct"/>
-            <w:gridSpan w:val="3"/>
-          </w:tcPr>
-          <w:p>
-            <w:pPr>
-              <w:pStyle w:val="Prrafodelista"/>
-              <w:numPr>
-                <w:ilvl w:val="0"/>
-                <w:numId w:val="24"/>
-              </w:numPr>
-              <w:jc w:val="both"/>
-            </w:pPr>
-            <w:r>
-              <w:t>El usuario ingresa su nombre de usuario y contraseña.</w:t>
-            </w:r>
-          </w:p>
-        </w:tc>
-        <w:tc>
-          <w:tcPr>
-            <w:tcW w:w="2329" w:type="pct"/>
-            <w:gridSpan w:val="2"/>
-          </w:tcPr>
-          <w:p>
-            <w:pPr>
-              <w:pStyle w:val="Prrafodelista"/>
-              <w:numPr>
-                <w:ilvl w:val="0"/>
-                <w:numId w:val="24"/>
-              </w:numPr>
-              <w:jc w:val="both"/>
-              <w:cnfStyle w:val="000000000000" w:firstRow="0" w:lastRow="0" w:firstColumn="0" w:lastColumn="0" w:oddVBand="0" w:evenVBand="0" w:oddHBand="0" w:evenHBand="0" w:firstRowFirstColumn="0" w:firstRowLastColumn="0" w:lastRowFirstColumn="0" w:lastRowLastColumn="0"/>
-            </w:pPr>
-            <w:r>
-              <w:t>El sistema valida los datos ingresados.</w:t>
-            </w:r>
-          </w:p>
-        </w:tc>
-      </w:tr>
-      <w:tr>
-        <w:trPr>
-          <w:cnfStyle w:val="000000100000" w:firstRow="0" w:lastRow="0" w:firstColumn="0" w:lastColumn="0" w:oddVBand="0" w:evenVBand="0" w:oddHBand="1" w:evenHBand="0" w:firstRowFirstColumn="0" w:firstRowLastColumn="0" w:lastRowFirstColumn="0" w:lastRowLastColumn="0"/>
-          <w:trHeight w:val="100"/>
-        </w:trPr>
-        <w:tc>
-          <w:tcPr>
-            <w:cnfStyle w:val="000010000000" w:firstRow="0" w:lastRow="0" w:firstColumn="0" w:lastColumn="0" w:oddVBand="1" w:evenVBand="0" w:oddHBand="0" w:evenHBand="0" w:firstRowFirstColumn="0" w:firstRowLastColumn="0" w:lastRowFirstColumn="0" w:lastRowLastColumn="0"/>
-            <w:tcW w:w="2671" w:type="pct"/>
-            <w:gridSpan w:val="3"/>
-            <w:vMerge w:val="restart"/>
-          </w:tcPr>
-          <w:p>
-            <w:pPr>
-              <w:pStyle w:val="Prrafodelista"/>
-              <w:numPr>
-                <w:ilvl w:val="0"/>
-                <w:numId w:val="24"/>
-              </w:numPr>
-              <w:jc w:val="both"/>
-            </w:pPr>
-            <w:r>
-              <w:t>El usuario ingresa la nueva contraseña.</w:t>
-            </w:r>
-          </w:p>
-          <w:p>
-            <w:pPr>
-              <w:jc w:val="both"/>
-            </w:pPr>
-          </w:p>
-        </w:tc>
-        <w:tc>
-          <w:tcPr>
-            <w:tcW w:w="2329" w:type="pct"/>
-            <w:gridSpan w:val="2"/>
-          </w:tcPr>
-          <w:p>
-            <w:pPr>
-              <w:pStyle w:val="Prrafodelista"/>
-              <w:numPr>
-                <w:ilvl w:val="0"/>
-                <w:numId w:val="24"/>
-              </w:numPr>
-              <w:jc w:val="both"/>
-              <w:cnfStyle w:val="000000100000" w:firstRow="0" w:lastRow="0" w:firstColumn="0" w:lastColumn="0" w:oddVBand="0" w:evenVBand="0" w:oddHBand="1" w:evenHBand="0" w:firstRowFirstColumn="0" w:firstRowLastColumn="0" w:lastRowFirstColumn="0" w:lastRowLastColumn="0"/>
-            </w:pPr>
-            <w:r>
-              <w:t xml:space="preserve">El sistema </w:t>
-            </w:r>
-            <w:r>
-              <w:t>presenta una interfaz de usuario donde se informa el cambio de contraseña, presenta dos campos de ingreso de nueva contraseña y la confirmación de esta.</w:t>
-            </w:r>
-          </w:p>
-        </w:tc>
-      </w:tr>
-      <w:tr>
-        <w:trPr>
-          <w:trHeight w:val="100"/>
-        </w:trPr>
-        <w:tc>
-          <w:tcPr>
-            <w:cnfStyle w:val="000010000000" w:firstRow="0" w:lastRow="0" w:firstColumn="0" w:lastColumn="0" w:oddVBand="1" w:evenVBand="0" w:oddHBand="0" w:evenHBand="0" w:firstRowFirstColumn="0" w:firstRowLastColumn="0" w:lastRowFirstColumn="0" w:lastRowLastColumn="0"/>
-            <w:tcW w:w="2671" w:type="pct"/>
-            <w:gridSpan w:val="3"/>
-            <w:vMerge/>
-          </w:tcPr>
-          <w:p>
-            <w:pPr>
-              <w:pStyle w:val="Prrafodelista"/>
-              <w:numPr>
-                <w:ilvl w:val="0"/>
-                <w:numId w:val="24"/>
-              </w:numPr>
-              <w:jc w:val="both"/>
-            </w:pPr>
-          </w:p>
-        </w:tc>
-        <w:tc>
-          <w:tcPr>
-            <w:tcW w:w="2329" w:type="pct"/>
-            <w:gridSpan w:val="2"/>
-          </w:tcPr>
-          <w:p>
-            <w:pPr>
-              <w:pStyle w:val="Prrafodelista"/>
-              <w:numPr>
-                <w:ilvl w:val="0"/>
-                <w:numId w:val="24"/>
-              </w:numPr>
-              <w:jc w:val="both"/>
-              <w:cnfStyle w:val="000000000000" w:firstRow="0" w:lastRow="0" w:firstColumn="0" w:lastColumn="0" w:oddVBand="0" w:evenVBand="0" w:oddHBand="0" w:evenHBand="0" w:firstRowFirstColumn="0" w:firstRowLastColumn="0" w:lastRowFirstColumn="0" w:lastRowLastColumn="0"/>
-            </w:pPr>
-            <w:r>
-              <w:t xml:space="preserve">El sistema valida que la nueva contraseña sea válida según los </w:t>
-            </w:r>
-            <w:r>
-              <w:lastRenderedPageBreak/>
-              <w:t>parámetros requeridos por el sistema.</w:t>
-            </w:r>
-          </w:p>
-        </w:tc>
-      </w:tr>
-      <w:tr>
-        <w:trPr>
-          <w:cnfStyle w:val="000000100000" w:firstRow="0" w:lastRow="0" w:firstColumn="0" w:lastColumn="0" w:oddVBand="0" w:evenVBand="0" w:oddHBand="1" w:evenHBand="0" w:firstRowFirstColumn="0" w:firstRowLastColumn="0" w:lastRowFirstColumn="0" w:lastRowLastColumn="0"/>
-          <w:trHeight w:val="100"/>
-        </w:trPr>
-        <w:tc>
-          <w:tcPr>
-            <w:cnfStyle w:val="000010000000" w:firstRow="0" w:lastRow="0" w:firstColumn="0" w:lastColumn="0" w:oddVBand="1" w:evenVBand="0" w:oddHBand="0" w:evenHBand="0" w:firstRowFirstColumn="0" w:firstRowLastColumn="0" w:lastRowFirstColumn="0" w:lastRowLastColumn="0"/>
-            <w:tcW w:w="2671" w:type="pct"/>
-            <w:gridSpan w:val="3"/>
-            <w:vMerge/>
-          </w:tcPr>
-          <w:p>
-            <w:pPr>
-              <w:pStyle w:val="Prrafodelista"/>
-              <w:numPr>
-                <w:ilvl w:val="0"/>
-                <w:numId w:val="24"/>
-              </w:numPr>
-              <w:jc w:val="both"/>
-            </w:pPr>
-          </w:p>
-        </w:tc>
-        <w:tc>
-          <w:tcPr>
-            <w:tcW w:w="2329" w:type="pct"/>
-            <w:gridSpan w:val="2"/>
-          </w:tcPr>
-          <w:p>
-            <w:pPr>
-              <w:pStyle w:val="Prrafodelista"/>
-              <w:numPr>
-                <w:ilvl w:val="0"/>
-                <w:numId w:val="24"/>
-              </w:numPr>
-              <w:jc w:val="both"/>
-              <w:cnfStyle w:val="000000100000" w:firstRow="0" w:lastRow="0" w:firstColumn="0" w:lastColumn="0" w:oddVBand="0" w:evenVBand="0" w:oddHBand="1" w:evenHBand="0" w:firstRowFirstColumn="0" w:firstRowLastColumn="0" w:lastRowFirstColumn="0" w:lastRowLastColumn="0"/>
-            </w:pPr>
-            <w:r>
-              <w:t>El sistema envía a la interfaz ya sea de cliente o administrador.</w:t>
-            </w:r>
-          </w:p>
-        </w:tc>
-      </w:tr>
-      <w:tr>
-        <w:trPr>
-          <w:trHeight w:val="100"/>
-        </w:trPr>
-        <w:tc>
-          <w:tcPr>
-            <w:cnfStyle w:val="000010000000" w:firstRow="0" w:lastRow="0" w:firstColumn="0" w:lastColumn="0" w:oddVBand="1" w:evenVBand="0" w:oddHBand="0" w:evenHBand="0" w:firstRowFirstColumn="0" w:firstRowLastColumn="0" w:lastRowFirstColumn="0" w:lastRowLastColumn="0"/>
-            <w:tcW w:w="5000" w:type="pct"/>
-            <w:gridSpan w:val="5"/>
-          </w:tcPr>
-          <w:p>
-            <w:pPr>
-              <w:jc w:val="center"/>
-              <w:rPr>
-                <w:b/>
-                <w:bCs/>
-              </w:rPr>
-            </w:pPr>
-            <w:r>
-              <w:rPr>
-                <w:b/>
-                <w:bCs/>
-              </w:rPr>
-              <w:t>CAMBIAR CONTRASEÑA</w:t>
-            </w:r>
-          </w:p>
-        </w:tc>
-      </w:tr>
-      <w:tr>
-        <w:trPr>
-          <w:cnfStyle w:val="000000100000" w:firstRow="0" w:lastRow="0" w:firstColumn="0" w:lastColumn="0" w:oddVBand="0" w:evenVBand="0" w:oddHBand="1" w:evenHBand="0" w:firstRowFirstColumn="0" w:firstRowLastColumn="0" w:lastRowFirstColumn="0" w:lastRowLastColumn="0"/>
-          <w:trHeight w:val="100"/>
-        </w:trPr>
-        <w:tc>
-          <w:tcPr>
-            <w:cnfStyle w:val="000010000000" w:firstRow="0" w:lastRow="0" w:firstColumn="0" w:lastColumn="0" w:oddVBand="1" w:evenVBand="0" w:oddHBand="0" w:evenHBand="0" w:firstRowFirstColumn="0" w:firstRowLastColumn="0" w:lastRowFirstColumn="0" w:lastRowLastColumn="0"/>
-            <w:tcW w:w="2671" w:type="pct"/>
-            <w:gridSpan w:val="3"/>
-          </w:tcPr>
-          <w:p>
-            <w:pPr>
-              <w:jc w:val="center"/>
-              <w:rPr>
-                <w:b/>
-                <w:bCs/>
-              </w:rPr>
-            </w:pPr>
-            <w:r>
-              <w:rPr>
-                <w:b/>
-                <w:bCs/>
-              </w:rPr>
-              <w:t>USUARIO</w:t>
-            </w:r>
-          </w:p>
-        </w:tc>
-        <w:tc>
-          <w:tcPr>
-            <w:tcW w:w="2329" w:type="pct"/>
-            <w:gridSpan w:val="2"/>
-          </w:tcPr>
-          <w:p>
-            <w:pPr>
-              <w:jc w:val="center"/>
-              <w:cnfStyle w:val="000000100000" w:firstRow="0" w:lastRow="0" w:firstColumn="0" w:lastColumn="0" w:oddVBand="0" w:evenVBand="0" w:oddHBand="1" w:evenHBand="0" w:firstRowFirstColumn="0" w:firstRowLastColumn="0" w:lastRowFirstColumn="0" w:lastRowLastColumn="0"/>
-              <w:rPr>
-                <w:b/>
-                <w:bCs/>
-              </w:rPr>
-            </w:pPr>
-            <w:r>
-              <w:rPr>
-                <w:b/>
-                <w:bCs/>
-              </w:rPr>
-              <w:t>SISTEMA</w:t>
-            </w:r>
-          </w:p>
-        </w:tc>
-      </w:tr>
-      <w:tr>
-        <w:trPr>
-          <w:trHeight w:val="100"/>
-        </w:trPr>
-        <w:tc>
-          <w:tcPr>
-            <w:cnfStyle w:val="000010000000" w:firstRow="0" w:lastRow="0" w:firstColumn="0" w:lastColumn="0" w:oddVBand="1" w:evenVBand="0" w:oddHBand="0" w:evenHBand="0" w:firstRowFirstColumn="0" w:firstRowLastColumn="0" w:lastRowFirstColumn="0" w:lastRowLastColumn="0"/>
-            <w:tcW w:w="2671" w:type="pct"/>
-            <w:gridSpan w:val="3"/>
-          </w:tcPr>
-          <w:p>
-            <w:pPr>
-              <w:pStyle w:val="Prrafodelista"/>
-              <w:numPr>
-                <w:ilvl w:val="0"/>
-                <w:numId w:val="25"/>
-              </w:numPr>
-              <w:jc w:val="both"/>
-            </w:pPr>
-            <w:r>
-              <w:t xml:space="preserve">El usuario ingresa a la interfaz de </w:t>
-            </w:r>
-            <w:proofErr w:type="spellStart"/>
-            <w:r>
-              <w:t>login</w:t>
-            </w:r>
-            <w:proofErr w:type="spellEnd"/>
-            <w:r>
-              <w:t xml:space="preserve"> y hace clic en Olvidó su contraseña. </w:t>
-            </w:r>
-          </w:p>
-        </w:tc>
-        <w:tc>
-          <w:tcPr>
-            <w:tcW w:w="2329" w:type="pct"/>
-            <w:gridSpan w:val="2"/>
-          </w:tcPr>
-          <w:p>
-            <w:pPr>
-              <w:pStyle w:val="Prrafodelista"/>
-              <w:numPr>
-                <w:ilvl w:val="0"/>
-                <w:numId w:val="25"/>
-              </w:numPr>
-              <w:cnfStyle w:val="000000000000" w:firstRow="0" w:lastRow="0" w:firstColumn="0" w:lastColumn="0" w:oddVBand="0" w:evenVBand="0" w:oddHBand="0" w:evenHBand="0" w:firstRowFirstColumn="0" w:firstRowLastColumn="0" w:lastRowFirstColumn="0" w:lastRowLastColumn="0"/>
-            </w:pPr>
-            <w:r>
-              <w:t>El sistema solicita el correo electrónico con el que ha sido registrado.</w:t>
-            </w:r>
-          </w:p>
-        </w:tc>
-      </w:tr>
-      <w:tr>
-        <w:trPr>
-          <w:cnfStyle w:val="000000100000" w:firstRow="0" w:lastRow="0" w:firstColumn="0" w:lastColumn="0" w:oddVBand="0" w:evenVBand="0" w:oddHBand="1" w:evenHBand="0" w:firstRowFirstColumn="0" w:firstRowLastColumn="0" w:lastRowFirstColumn="0" w:lastRowLastColumn="0"/>
-          <w:trHeight w:val="100"/>
-        </w:trPr>
-        <w:tc>
-          <w:tcPr>
-            <w:cnfStyle w:val="000010000000" w:firstRow="0" w:lastRow="0" w:firstColumn="0" w:lastColumn="0" w:oddVBand="1" w:evenVBand="0" w:oddHBand="0" w:evenHBand="0" w:firstRowFirstColumn="0" w:firstRowLastColumn="0" w:lastRowFirstColumn="0" w:lastRowLastColumn="0"/>
-            <w:tcW w:w="2671" w:type="pct"/>
-            <w:gridSpan w:val="3"/>
-          </w:tcPr>
-          <w:p>
-            <w:pPr>
-              <w:pStyle w:val="Prrafodelista"/>
-              <w:numPr>
-                <w:ilvl w:val="0"/>
-                <w:numId w:val="25"/>
-              </w:numPr>
-              <w:jc w:val="both"/>
-            </w:pPr>
-            <w:r>
-              <w:t>El usuario recibe el email y seguido hace clic en el link.</w:t>
-            </w:r>
-          </w:p>
-        </w:tc>
-        <w:tc>
-          <w:tcPr>
-            <w:tcW w:w="2329" w:type="pct"/>
-            <w:gridSpan w:val="2"/>
-          </w:tcPr>
-          <w:p>
-            <w:pPr>
-              <w:pStyle w:val="Prrafodelista"/>
-              <w:numPr>
-                <w:ilvl w:val="0"/>
-                <w:numId w:val="25"/>
-              </w:numPr>
-              <w:jc w:val="both"/>
-              <w:cnfStyle w:val="000000100000" w:firstRow="0" w:lastRow="0" w:firstColumn="0" w:lastColumn="0" w:oddVBand="0" w:evenVBand="0" w:oddHBand="1" w:evenHBand="0" w:firstRowFirstColumn="0" w:firstRowLastColumn="0" w:lastRowFirstColumn="0" w:lastRowLastColumn="0"/>
-            </w:pPr>
-            <w:r>
-              <w:t>El sistema envía un mail con un enlace para realizar el cambio.</w:t>
-            </w:r>
-          </w:p>
-        </w:tc>
-      </w:tr>
-      <w:tr>
-        <w:trPr>
-          <w:trHeight w:val="100"/>
-        </w:trPr>
-        <w:tc>
-          <w:tcPr>
-            <w:cnfStyle w:val="000010000000" w:firstRow="0" w:lastRow="0" w:firstColumn="0" w:lastColumn="0" w:oddVBand="1" w:evenVBand="0" w:oddHBand="0" w:evenHBand="0" w:firstRowFirstColumn="0" w:firstRowLastColumn="0" w:lastRowFirstColumn="0" w:lastRowLastColumn="0"/>
-            <w:tcW w:w="2671" w:type="pct"/>
-            <w:gridSpan w:val="3"/>
-            <w:vMerge w:val="restart"/>
-          </w:tcPr>
-          <w:p>
-            <w:pPr>
-              <w:pStyle w:val="Prrafodelista"/>
-              <w:numPr>
-                <w:ilvl w:val="0"/>
-                <w:numId w:val="25"/>
-              </w:numPr>
-              <w:jc w:val="both"/>
-            </w:pPr>
-            <w:r>
-              <w:t>El usuario ingresa la nueva contraseña.</w:t>
-            </w:r>
-          </w:p>
-        </w:tc>
-        <w:tc>
-          <w:tcPr>
-            <w:tcW w:w="2329" w:type="pct"/>
-            <w:gridSpan w:val="2"/>
-          </w:tcPr>
-          <w:p>
-            <w:pPr>
-              <w:pStyle w:val="Prrafodelista"/>
-              <w:numPr>
-                <w:ilvl w:val="0"/>
-                <w:numId w:val="25"/>
-              </w:numPr>
-              <w:jc w:val="both"/>
-              <w:cnfStyle w:val="000000000000" w:firstRow="0" w:lastRow="0" w:firstColumn="0" w:lastColumn="0" w:oddVBand="0" w:evenVBand="0" w:oddHBand="0" w:evenHBand="0" w:firstRowFirstColumn="0" w:firstRowLastColumn="0" w:lastRowFirstColumn="0" w:lastRowLastColumn="0"/>
-            </w:pPr>
-            <w:r>
-              <w:t>El sistema dirige al usuario a una nueva interfaz donde se presenta los campos para el ingreso de la nueva contraseña.</w:t>
-            </w:r>
-          </w:p>
-        </w:tc>
-      </w:tr>
-      <w:tr>
-        <w:trPr>
-          <w:cnfStyle w:val="000000100000" w:firstRow="0" w:lastRow="0" w:firstColumn="0" w:lastColumn="0" w:oddVBand="0" w:evenVBand="0" w:oddHBand="1" w:evenHBand="0" w:firstRowFirstColumn="0" w:firstRowLastColumn="0" w:lastRowFirstColumn="0" w:lastRowLastColumn="0"/>
-          <w:trHeight w:val="100"/>
-        </w:trPr>
-        <w:tc>
-          <w:tcPr>
-            <w:cnfStyle w:val="000010000000" w:firstRow="0" w:lastRow="0" w:firstColumn="0" w:lastColumn="0" w:oddVBand="1" w:evenVBand="0" w:oddHBand="0" w:evenHBand="0" w:firstRowFirstColumn="0" w:firstRowLastColumn="0" w:lastRowFirstColumn="0" w:lastRowLastColumn="0"/>
-            <w:tcW w:w="2671" w:type="pct"/>
-            <w:gridSpan w:val="3"/>
-            <w:vMerge/>
-          </w:tcPr>
-          <w:p>
-            <w:pPr>
-              <w:pStyle w:val="Prrafodelista"/>
-              <w:numPr>
-                <w:ilvl w:val="0"/>
-                <w:numId w:val="25"/>
-              </w:numPr>
-              <w:jc w:val="both"/>
-            </w:pPr>
-          </w:p>
-        </w:tc>
-        <w:tc>
-          <w:tcPr>
-            <w:tcW w:w="2329" w:type="pct"/>
-            <w:gridSpan w:val="2"/>
-          </w:tcPr>
-          <w:p>
-            <w:pPr>
-              <w:pStyle w:val="Prrafodelista"/>
-              <w:numPr>
-                <w:ilvl w:val="0"/>
-                <w:numId w:val="25"/>
-              </w:numPr>
-              <w:jc w:val="both"/>
-              <w:cnfStyle w:val="000000100000" w:firstRow="0" w:lastRow="0" w:firstColumn="0" w:lastColumn="0" w:oddVBand="0" w:evenVBand="0" w:oddHBand="1" w:evenHBand="0" w:firstRowFirstColumn="0" w:firstRowLastColumn="0" w:lastRowFirstColumn="0" w:lastRowLastColumn="0"/>
-            </w:pPr>
-            <w:r>
-              <w:t xml:space="preserve">El sistema valida que la nueva contraseña sea </w:t>
-            </w:r>
-            <w:r>
-              <w:t>permitida</w:t>
-            </w:r>
-            <w:r>
-              <w:t>.</w:t>
-            </w:r>
-          </w:p>
-        </w:tc>
-      </w:tr>
-      <w:tr>
-        <w:trPr>
-          <w:trHeight w:val="100"/>
-        </w:trPr>
-        <w:tc>
-          <w:tcPr>
-            <w:cnfStyle w:val="000010000000" w:firstRow="0" w:lastRow="0" w:firstColumn="0" w:lastColumn="0" w:oddVBand="1" w:evenVBand="0" w:oddHBand="0" w:evenHBand="0" w:firstRowFirstColumn="0" w:firstRowLastColumn="0" w:lastRowFirstColumn="0" w:lastRowLastColumn="0"/>
-            <w:tcW w:w="2671" w:type="pct"/>
-            <w:gridSpan w:val="3"/>
-            <w:vMerge/>
-          </w:tcPr>
-          <w:p>
-            <w:pPr>
-              <w:pStyle w:val="Prrafodelista"/>
-              <w:numPr>
-                <w:ilvl w:val="0"/>
-                <w:numId w:val="25"/>
-              </w:numPr>
-              <w:jc w:val="both"/>
-            </w:pPr>
-          </w:p>
-        </w:tc>
-        <w:tc>
-          <w:tcPr>
-            <w:tcW w:w="2329" w:type="pct"/>
-            <w:gridSpan w:val="2"/>
-          </w:tcPr>
-          <w:p>
-            <w:pPr>
-              <w:pStyle w:val="Prrafodelista"/>
-              <w:numPr>
-                <w:ilvl w:val="0"/>
-                <w:numId w:val="25"/>
-              </w:numPr>
-              <w:jc w:val="both"/>
-              <w:cnfStyle w:val="000000000000" w:firstRow="0" w:lastRow="0" w:firstColumn="0" w:lastColumn="0" w:oddVBand="0" w:evenVBand="0" w:oddHBand="0" w:evenHBand="0" w:firstRowFirstColumn="0" w:firstRowLastColumn="0" w:lastRowFirstColumn="0" w:lastRowLastColumn="0"/>
-            </w:pPr>
-            <w:r>
-              <w:t>El sistema emite un mensaje de confirmación</w:t>
-            </w:r>
-          </w:p>
-        </w:tc>
-      </w:tr>
-      <w:tr>
-        <w:trPr>
-          <w:cnfStyle w:val="000000100000" w:firstRow="0" w:lastRow="0" w:firstColumn="0" w:lastColumn="0" w:oddVBand="0" w:evenVBand="0" w:oddHBand="1" w:evenHBand="0" w:firstRowFirstColumn="0" w:firstRowLastColumn="0" w:lastRowFirstColumn="0" w:lastRowLastColumn="0"/>
-          <w:trHeight w:val="100"/>
-        </w:trPr>
-        <w:tc>
-          <w:tcPr>
-            <w:cnfStyle w:val="000010000000" w:firstRow="0" w:lastRow="0" w:firstColumn="0" w:lastColumn="0" w:oddVBand="1" w:evenVBand="0" w:oddHBand="0" w:evenHBand="0" w:firstRowFirstColumn="0" w:firstRowLastColumn="0" w:lastRowFirstColumn="0" w:lastRowLastColumn="0"/>
-            <w:tcW w:w="5000" w:type="pct"/>
-            <w:gridSpan w:val="5"/>
-          </w:tcPr>
-          <w:p>
-            <w:pPr>
-              <w:tabs>
-                <w:tab w:val="left" w:pos="3540"/>
-              </w:tabs>
-              <w:jc w:val="both"/>
-              <w:rPr>
-                <w:b/>
-              </w:rPr>
-            </w:pPr>
-            <w:r>
-              <w:rPr>
-                <w:b/>
-              </w:rPr>
-              <w:t>Flujo Alternativo</w:t>
-            </w:r>
-            <w:r>
-              <w:rPr>
-                <w:b/>
-              </w:rPr>
-              <w:tab/>
-            </w:r>
-          </w:p>
-        </w:tc>
-      </w:tr>
-      <w:tr>
-        <w:trPr>
-          <w:trHeight w:val="100"/>
-        </w:trPr>
-        <w:tc>
-          <w:tcPr>
-            <w:cnfStyle w:val="000010000000" w:firstRow="0" w:lastRow="0" w:firstColumn="0" w:lastColumn="0" w:oddVBand="1" w:evenVBand="0" w:oddHBand="0" w:evenHBand="0" w:firstRowFirstColumn="0" w:firstRowLastColumn="0" w:lastRowFirstColumn="0" w:lastRowLastColumn="0"/>
-            <w:tcW w:w="5000" w:type="pct"/>
-            <w:gridSpan w:val="5"/>
-          </w:tcPr>
-          <w:p>
-            <w:pPr>
-              <w:pStyle w:val="Prrafodelista"/>
-              <w:numPr>
-                <w:ilvl w:val="0"/>
-                <w:numId w:val="27"/>
-              </w:numPr>
-              <w:jc w:val="both"/>
-            </w:pPr>
-            <w:r>
-              <w:rPr>
-                <w:b/>
-                <w:bCs/>
-              </w:rPr>
-              <w:t>CAMBIAR CONTRASEÑA POR CADUCIDAD:</w:t>
-            </w:r>
-            <w:r>
-              <w:t xml:space="preserve"> Si la contraseña nueva a ingresar no es válida, el sistema emite un mensaje de error mencionando que se debe ingresar una contraseña con los parámetros establecidos.</w:t>
-            </w:r>
-          </w:p>
-          <w:p>
-            <w:pPr>
-              <w:pStyle w:val="Prrafodelista"/>
-              <w:numPr>
-                <w:ilvl w:val="0"/>
-                <w:numId w:val="27"/>
-              </w:numPr>
-              <w:jc w:val="both"/>
-            </w:pPr>
-            <w:r>
-              <w:rPr>
-                <w:b/>
-                <w:bCs/>
-              </w:rPr>
-              <w:t>CAMBIAR CONTRASEÑA:</w:t>
-            </w:r>
-            <w:r>
-              <w:t xml:space="preserve"> Si la contraseña nueva a ingresar no es válida, el sistema emite un mensaje de error mencionando que se debe ingresar una contraseña con los parámetros establecidos.</w:t>
-            </w:r>
-          </w:p>
-        </w:tc>
-      </w:tr>
-      <w:tr>
-        <w:trPr>
-          <w:cnfStyle w:val="000000100000" w:firstRow="0" w:lastRow="0" w:firstColumn="0" w:lastColumn="0" w:oddVBand="0" w:evenVBand="0" w:oddHBand="1" w:evenHBand="0" w:firstRowFirstColumn="0" w:firstRowLastColumn="0" w:lastRowFirstColumn="0" w:lastRowLastColumn="0"/>
-          <w:trHeight w:val="260"/>
-        </w:trPr>
-        <w:tc>
-          <w:tcPr>
-            <w:cnfStyle w:val="000010000000" w:firstRow="0" w:lastRow="0" w:firstColumn="0" w:lastColumn="0" w:oddVBand="1" w:evenVBand="0" w:oddHBand="0" w:evenHBand="0" w:firstRowFirstColumn="0" w:firstRowLastColumn="0" w:lastRowFirstColumn="0" w:lastRowLastColumn="0"/>
-            <w:tcW w:w="1884" w:type="pct"/>
-            <w:gridSpan w:val="2"/>
-            <w:vAlign w:val="center"/>
-          </w:tcPr>
-          <w:p>
-            <w:pPr>
-              <w:jc w:val="right"/>
-              <w:rPr>
-                <w:b/>
-              </w:rPr>
-            </w:pPr>
-            <w:r>
-              <w:rPr>
-                <w:b/>
-              </w:rPr>
-              <w:t>Post condiciones</w:t>
-            </w:r>
-            <w:r>
-              <w:rPr>
-                <w:b/>
-              </w:rPr>
-              <w:t>:</w:t>
-            </w:r>
-          </w:p>
-        </w:tc>
-        <w:tc>
-          <w:tcPr>
-            <w:tcW w:w="3116" w:type="pct"/>
-            <w:gridSpan w:val="3"/>
-          </w:tcPr>
-          <w:p>
-            <w:pPr>
-              <w:jc w:val="both"/>
-              <w:cnfStyle w:val="000000100000" w:firstRow="0" w:lastRow="0" w:firstColumn="0" w:lastColumn="0" w:oddVBand="0" w:evenVBand="0" w:oddHBand="1" w:evenHBand="0" w:firstRowFirstColumn="0" w:firstRowLastColumn="0" w:lastRowFirstColumn="0" w:lastRowLastColumn="0"/>
-              <w:rPr>
-                <w:b/>
-              </w:rPr>
-            </w:pPr>
-            <w:r>
-              <w:t xml:space="preserve">1. El </w:t>
-            </w:r>
-            <w:r>
-              <w:t xml:space="preserve">usuario ha cambiado su contraseña. </w:t>
-            </w:r>
-          </w:p>
-        </w:tc>
-      </w:tr>
-      <w:tr>
-        <w:trPr>
-          <w:trHeight w:val="260"/>
-        </w:trPr>
-        <w:tc>
-          <w:tcPr>
-            <w:cnfStyle w:val="000010000000" w:firstRow="0" w:lastRow="0" w:firstColumn="0" w:lastColumn="0" w:oddVBand="1" w:evenVBand="0" w:oddHBand="0" w:evenHBand="0" w:firstRowFirstColumn="0" w:firstRowLastColumn="0" w:lastRowFirstColumn="0" w:lastRowLastColumn="0"/>
-            <w:tcW w:w="1884" w:type="pct"/>
-            <w:gridSpan w:val="2"/>
-            <w:vAlign w:val="center"/>
-          </w:tcPr>
-          <w:p>
-            <w:pPr>
-              <w:jc w:val="right"/>
-              <w:rPr>
-                <w:b/>
-              </w:rPr>
-            </w:pPr>
-            <w:r>
-              <w:rPr>
-                <w:b/>
-              </w:rPr>
-              <w:t xml:space="preserve">Casos de uso incluidos: </w:t>
-            </w:r>
-            <w:r>
-              <w:rPr>
-                <w:b/>
-              </w:rPr>
-              <w:t xml:space="preserve"> </w:t>
-            </w:r>
-          </w:p>
-        </w:tc>
-        <w:tc>
-          <w:tcPr>
-            <w:tcW w:w="3116" w:type="pct"/>
-            <w:gridSpan w:val="3"/>
-          </w:tcPr>
-          <w:p>
-            <w:pPr>
-              <w:jc w:val="both"/>
-              <w:cnfStyle w:val="000000000000" w:firstRow="0" w:lastRow="0" w:firstColumn="0" w:lastColumn="0" w:oddVBand="0" w:evenVBand="0" w:oddHBand="0" w:evenHBand="0" w:firstRowFirstColumn="0" w:firstRowLastColumn="0" w:lastRowFirstColumn="0" w:lastRowLastColumn="0"/>
-              <w:rPr>
-                <w:b/>
-              </w:rPr>
-            </w:pPr>
-            <w:r>
-              <w:rPr>
-                <w:bCs/>
-              </w:rPr>
-              <w:t>ECUD1,</w:t>
-            </w:r>
-            <w:r>
-              <w:rPr>
-                <w:b/>
-              </w:rPr>
-              <w:t xml:space="preserve"> </w:t>
-            </w:r>
-            <w:r>
-              <w:t>ECUD3</w:t>
-            </w:r>
-          </w:p>
-        </w:tc>
-      </w:tr>
-      <w:tr>
-        <w:trPr>
-          <w:cnfStyle w:val="000000100000" w:firstRow="0" w:lastRow="0" w:firstColumn="0" w:lastColumn="0" w:oddVBand="0" w:evenVBand="0" w:oddHBand="1" w:evenHBand="0" w:firstRowFirstColumn="0" w:firstRowLastColumn="0" w:lastRowFirstColumn="0" w:lastRowLastColumn="0"/>
-          <w:trHeight w:val="260"/>
-        </w:trPr>
-        <w:tc>
-          <w:tcPr>
-            <w:cnfStyle w:val="000010000000" w:firstRow="0" w:lastRow="0" w:firstColumn="0" w:lastColumn="0" w:oddVBand="1" w:evenVBand="0" w:oddHBand="0" w:evenHBand="0" w:firstRowFirstColumn="0" w:firstRowLastColumn="0" w:lastRowFirstColumn="0" w:lastRowLastColumn="0"/>
-            <w:tcW w:w="1884" w:type="pct"/>
-            <w:gridSpan w:val="2"/>
-            <w:vAlign w:val="center"/>
-          </w:tcPr>
-          <w:p>
-            <w:pPr>
-              <w:keepNext/>
-              <w:jc w:val="right"/>
-            </w:pPr>
-            <w:r>
-              <w:rPr>
-                <w:b/>
-              </w:rPr>
-              <w:t xml:space="preserve">Casos de uso extendidos: </w:t>
-            </w:r>
-          </w:p>
-        </w:tc>
-        <w:tc>
-          <w:tcPr>
-            <w:tcW w:w="3116" w:type="pct"/>
-            <w:gridSpan w:val="3"/>
-          </w:tcPr>
-          <w:p>
-            <w:pPr>
-              <w:keepNext/>
-              <w:jc w:val="both"/>
-              <w:cnfStyle w:val="000000100000" w:firstRow="0" w:lastRow="0" w:firstColumn="0" w:lastColumn="0" w:oddVBand="0" w:evenVBand="0" w:oddHBand="1" w:evenHBand="0" w:firstRowFirstColumn="0" w:firstRowLastColumn="0" w:lastRowFirstColumn="0" w:lastRowLastColumn="0"/>
-            </w:pPr>
-          </w:p>
-        </w:tc>
-      </w:tr>
-    </w:tbl>
-    <w:p>
-      <w:pPr>
-        <w:rPr>
-          <w:i/>
-          <w:iCs/>
-          <w:color w:val="FF0000"/>
-        </w:rPr>
-      </w:pPr>
-    </w:p>
-    <w:p/>
     <w:sectPr>
       <w:pgSz w:w="11906" w:h="16838"/>
       <w:pgMar w:top="1440" w:right="1440" w:bottom="1440" w:left="1440" w:header="708" w:footer="708" w:gutter="0"/>
@@ -17031,6 +12796,92 @@
     </w:lvl>
   </w:abstractNum>
   <w:abstractNum w:abstractNumId="25">
+    <w:nsid w:val="6E323D73"/>
+    <w:multiLevelType w:val="hybridMultilevel"/>
+    <w:tmpl w:val="3C88928A"/>
+    <w:lvl w:ilvl="0" w:tplc="300A000F">
+      <w:start w:val="1"/>
+      <w:numFmt w:val="decimal"/>
+      <w:lvlText w:val="%1."/>
+      <w:lvlJc w:val="left"/>
+      <w:pPr>
+        <w:ind w:left="720" w:hanging="360"/>
+      </w:pPr>
+    </w:lvl>
+    <w:lvl w:ilvl="1" w:tplc="300A0019" w:tentative="1">
+      <w:start w:val="1"/>
+      <w:numFmt w:val="lowerLetter"/>
+      <w:lvlText w:val="%2."/>
+      <w:lvlJc w:val="left"/>
+      <w:pPr>
+        <w:ind w:left="1440" w:hanging="360"/>
+      </w:pPr>
+    </w:lvl>
+    <w:lvl w:ilvl="2" w:tplc="300A001B" w:tentative="1">
+      <w:start w:val="1"/>
+      <w:numFmt w:val="lowerRoman"/>
+      <w:lvlText w:val="%3."/>
+      <w:lvlJc w:val="right"/>
+      <w:pPr>
+        <w:ind w:left="2160" w:hanging="180"/>
+      </w:pPr>
+    </w:lvl>
+    <w:lvl w:ilvl="3" w:tplc="300A000F" w:tentative="1">
+      <w:start w:val="1"/>
+      <w:numFmt w:val="decimal"/>
+      <w:lvlText w:val="%4."/>
+      <w:lvlJc w:val="left"/>
+      <w:pPr>
+        <w:ind w:left="2880" w:hanging="360"/>
+      </w:pPr>
+    </w:lvl>
+    <w:lvl w:ilvl="4" w:tplc="300A0019" w:tentative="1">
+      <w:start w:val="1"/>
+      <w:numFmt w:val="lowerLetter"/>
+      <w:lvlText w:val="%5."/>
+      <w:lvlJc w:val="left"/>
+      <w:pPr>
+        <w:ind w:left="3600" w:hanging="360"/>
+      </w:pPr>
+    </w:lvl>
+    <w:lvl w:ilvl="5" w:tplc="300A001B" w:tentative="1">
+      <w:start w:val="1"/>
+      <w:numFmt w:val="lowerRoman"/>
+      <w:lvlText w:val="%6."/>
+      <w:lvlJc w:val="right"/>
+      <w:pPr>
+        <w:ind w:left="4320" w:hanging="180"/>
+      </w:pPr>
+    </w:lvl>
+    <w:lvl w:ilvl="6" w:tplc="300A000F" w:tentative="1">
+      <w:start w:val="1"/>
+      <w:numFmt w:val="decimal"/>
+      <w:lvlText w:val="%7."/>
+      <w:lvlJc w:val="left"/>
+      <w:pPr>
+        <w:ind w:left="5040" w:hanging="360"/>
+      </w:pPr>
+    </w:lvl>
+    <w:lvl w:ilvl="7" w:tplc="300A0019" w:tentative="1">
+      <w:start w:val="1"/>
+      <w:numFmt w:val="lowerLetter"/>
+      <w:lvlText w:val="%8."/>
+      <w:lvlJc w:val="left"/>
+      <w:pPr>
+        <w:ind w:left="5760" w:hanging="360"/>
+      </w:pPr>
+    </w:lvl>
+    <w:lvl w:ilvl="8" w:tplc="300A001B" w:tentative="1">
+      <w:start w:val="1"/>
+      <w:numFmt w:val="lowerRoman"/>
+      <w:lvlText w:val="%9."/>
+      <w:lvlJc w:val="right"/>
+      <w:pPr>
+        <w:ind w:left="6480" w:hanging="180"/>
+      </w:pPr>
+    </w:lvl>
+  </w:abstractNum>
+  <w:abstractNum w:abstractNumId="26">
     <w:nsid w:val="7402416F"/>
     <w:multiLevelType w:val="multilevel"/>
     <w:tmpl w:val="19DA21DC"/>
@@ -17116,7 +12967,7 @@
       </w:pPr>
     </w:lvl>
   </w:abstractNum>
-  <w:abstractNum w:abstractNumId="26">
+  <w:abstractNum w:abstractNumId="27">
     <w:nsid w:val="75A4534F"/>
     <w:multiLevelType w:val="multilevel"/>
     <w:tmpl w:val="19DA21DC"/>
@@ -17202,7 +13053,7 @@
       </w:pPr>
     </w:lvl>
   </w:abstractNum>
-  <w:abstractNum w:abstractNumId="27">
+  <w:abstractNum w:abstractNumId="28">
     <w:nsid w:val="784307B0"/>
     <w:multiLevelType w:val="multilevel"/>
     <w:tmpl w:val="19DA21DC"/>
@@ -17298,7 +13149,7 @@
     <w:abstractNumId w:val="8"/>
   </w:num>
   <w:num w:numId="4">
-    <w:abstractNumId w:val="25"/>
+    <w:abstractNumId w:val="26"/>
   </w:num>
   <w:num w:numId="5">
     <w:abstractNumId w:val="20"/>
@@ -17307,7 +13158,7 @@
     <w:abstractNumId w:val="4"/>
   </w:num>
   <w:num w:numId="7">
-    <w:abstractNumId w:val="27"/>
+    <w:abstractNumId w:val="28"/>
   </w:num>
   <w:num w:numId="8">
     <w:abstractNumId w:val="0"/>
@@ -17322,7 +13173,7 @@
     <w:abstractNumId w:val="17"/>
   </w:num>
   <w:num w:numId="12">
-    <w:abstractNumId w:val="26"/>
+    <w:abstractNumId w:val="27"/>
   </w:num>
   <w:num w:numId="13">
     <w:abstractNumId w:val="5"/>
@@ -17371,6 +13222,9 @@
   </w:num>
   <w:num w:numId="28">
     <w:abstractNumId w:val="14"/>
+  </w:num>
+  <w:num w:numId="29">
+    <w:abstractNumId w:val="25"/>
   </w:num>
 </w:numbering>
 </file>
@@ -18905,7 +14759,7 @@
 </file>
 
 <file path=customXml/itemProps1.xml><?xml version="1.0" encoding="utf-8"?>
-<ds:datastoreItem xmlns:ds="http://schemas.openxmlformats.org/officeDocument/2006/customXml" ds:itemID="{AB25F21E-C5E0-409E-B46D-F1CADFFFA75D}">
+<ds:datastoreItem xmlns:ds="http://schemas.openxmlformats.org/officeDocument/2006/customXml" ds:itemID="{4040B5D5-4344-4D89-B387-DE5BD4858F13}">
   <ds:schemaRefs>
     <ds:schemaRef ds:uri="http://schemas.openxmlformats.org/officeDocument/2006/bibliography"/>
   </ds:schemaRefs>

--- a/01. JAVA/01. SOAP JAVA/01. UML/02. ECUD/ECUD_CONVERSION_MONSTER_G07.docx
+++ b/01. JAVA/01. SOAP JAVA/01. UML/02. ECUD/ECUD_CONVERSION_MONSTER_G07.docx
@@ -6689,28 +6689,16 @@
           </w:tcPr>
           <w:p>
             <w:pPr>
-              <w:pStyle w:val="Prrafodelista"/>
-              <w:numPr>
-                <w:ilvl w:val="0"/>
-                <w:numId w:val="5"/>
-              </w:numPr>
               <w:cnfStyle w:val="000000000000" w:firstRow="0" w:lastRow="0" w:firstColumn="0" w:lastColumn="0" w:oddVBand="0" w:evenVBand="0" w:oddHBand="0" w:evenHBand="0" w:firstRowFirstColumn="0" w:firstRowLastColumn="0" w:lastRowFirstColumn="0" w:lastRowLastColumn="0"/>
             </w:pPr>
             <w:r>
-              <w:t>El usuario tanto cliente como administrador debe haber sido registrado.</w:t>
-            </w:r>
-          </w:p>
-          <w:p>
-            <w:pPr>
-              <w:pStyle w:val="Prrafodelista"/>
-              <w:numPr>
-                <w:ilvl w:val="0"/>
-                <w:numId w:val="5"/>
-              </w:numPr>
-              <w:cnfStyle w:val="000000000000" w:firstRow="0" w:lastRow="0" w:firstColumn="0" w:lastColumn="0" w:oddVBand="0" w:evenVBand="0" w:oddHBand="0" w:evenHBand="0" w:firstRowFirstColumn="0" w:firstRowLastColumn="0" w:lastRowFirstColumn="0" w:lastRowLastColumn="0"/>
-            </w:pPr>
-            <w:r>
-              <w:t xml:space="preserve">La contraseña debió haber sido recibida vía correo electrónico. </w:t>
+              <w:t xml:space="preserve">El usuario debe </w:t>
+            </w:r>
+            <w:r>
+              <w:t xml:space="preserve">enviar las credenciales para </w:t>
+            </w:r>
+            <w:r>
+              <w:t>iniciar sesión.</w:t>
             </w:r>
           </w:p>
         </w:tc>
@@ -6760,7 +6748,16 @@
               <w:cnfStyle w:val="000000100000" w:firstRow="0" w:lastRow="0" w:firstColumn="0" w:lastColumn="0" w:oddVBand="0" w:evenVBand="0" w:oddHBand="1" w:evenHBand="0" w:firstRowFirstColumn="0" w:firstRowLastColumn="0" w:lastRowFirstColumn="0" w:lastRowLastColumn="0"/>
             </w:pPr>
             <w:r>
-              <w:t xml:space="preserve">Cuando ingrese por primera vez, el usuario cambiará la contraseña y pondrá una que el usuario decida. </w:t>
+              <w:t>El usuario obtiene acceso a la</w:t>
+            </w:r>
+            <w:r>
+              <w:t xml:space="preserve">s </w:t>
+            </w:r>
+            <w:r>
+              <w:t>funciones</w:t>
+            </w:r>
+            <w:r>
+              <w:t xml:space="preserve"> REST del sistema.</w:t>
             </w:r>
           </w:p>
         </w:tc>
@@ -6863,15 +6860,13 @@
                 </wp:inline>
               </w:drawing>
             </w:r>
-            <w:bookmarkStart w:id="13" w:name="_GoBack"/>
-            <w:bookmarkEnd w:id="13"/>
           </w:p>
           <w:p>
             <w:pPr>
               <w:pStyle w:val="Descripcin"/>
               <w:cnfStyle w:val="000000000000" w:firstRow="0" w:lastRow="0" w:firstColumn="0" w:lastColumn="0" w:oddVBand="0" w:evenVBand="0" w:oddHBand="0" w:evenHBand="0" w:firstRowFirstColumn="0" w:firstRowLastColumn="0" w:lastRowFirstColumn="0" w:lastRowLastColumn="0"/>
             </w:pPr>
-            <w:bookmarkStart w:id="14" w:name="_Toc214408083"/>
+            <w:bookmarkStart w:id="13" w:name="_Toc214408083"/>
             <w:r>
               <w:t xml:space="preserve">Ilustración </w:t>
             </w:r>
@@ -6910,7 +6905,7 @@
               <w:t>Caso de Uso del ingreso al sistema</w:t>
             </w:r>
             <w:bookmarkEnd w:id="12"/>
-            <w:bookmarkEnd w:id="14"/>
+            <w:bookmarkEnd w:id="13"/>
           </w:p>
         </w:tc>
       </w:tr>
@@ -6971,7 +6966,6 @@
               <w:jc w:val="center"/>
             </w:pPr>
             <w:r>
-              <w:lastRenderedPageBreak/>
               <w:t>Actor</w:t>
             </w:r>
           </w:p>
@@ -7011,15 +7005,15 @@
               </w:numPr>
             </w:pPr>
             <w:r>
-              <w:t xml:space="preserve">El usuario ingresa al portal de </w:t>
+              <w:t xml:space="preserve">El usuario ingresa usuario y contraseña en la </w:t>
             </w:r>
             <w:proofErr w:type="spellStart"/>
             <w:r>
-              <w:t>login</w:t>
+              <w:t>app</w:t>
             </w:r>
             <w:proofErr w:type="spellEnd"/>
             <w:r>
-              <w:t>.</w:t>
+              <w:t xml:space="preserve"> cliente.</w:t>
             </w:r>
           </w:p>
         </w:tc>
@@ -7038,7 +7032,15 @@
               <w:cnfStyle w:val="000000000000" w:firstRow="0" w:lastRow="0" w:firstColumn="0" w:lastColumn="0" w:oddVBand="0" w:evenVBand="0" w:oddHBand="0" w:evenHBand="0" w:firstRowFirstColumn="0" w:firstRowLastColumn="0" w:lastRowFirstColumn="0" w:lastRowLastColumn="0"/>
             </w:pPr>
             <w:r>
-              <w:t>El sistema mostrará una interfaz para ingresar el usuario y la contraseña.</w:t>
+              <w:t>El sistema recibe la solicitud HTTP (POST /</w:t>
+            </w:r>
+            <w:proofErr w:type="spellStart"/>
+            <w:r>
+              <w:t>login</w:t>
+            </w:r>
+            <w:proofErr w:type="spellEnd"/>
+            <w:r>
+              <w:t>).</w:t>
             </w:r>
           </w:p>
         </w:tc>
@@ -7063,7 +7065,8 @@
               </w:numPr>
             </w:pPr>
             <w:r>
-              <w:t>El usuario ingresa los datos correspondientes.</w:t>
+              <w:lastRenderedPageBreak/>
+              <w:t>El usuario envía credenciales.</w:t>
             </w:r>
           </w:p>
         </w:tc>
@@ -7082,7 +7085,7 @@
               <w:cnfStyle w:val="000000100000" w:firstRow="0" w:lastRow="0" w:firstColumn="0" w:lastColumn="0" w:oddVBand="0" w:evenVBand="0" w:oddHBand="1" w:evenHBand="0" w:firstRowFirstColumn="0" w:firstRowLastColumn="0" w:lastRowFirstColumn="0" w:lastRowLastColumn="0"/>
             </w:pPr>
             <w:r>
-              <w:t>El sistema valida los datos ingresados y presenta una interfaz con los campos de ingreso de una nueva contraseña junto con la repetición de esta.</w:t>
+              <w:t>El sistema valida los datos.</w:t>
             </w:r>
           </w:p>
         </w:tc>
@@ -7106,7 +7109,7 @@
               </w:numPr>
             </w:pPr>
             <w:r>
-              <w:t>El usuario ingresa su nueva contraseña</w:t>
+              <w:t>El usuario obtiene acceso.</w:t>
             </w:r>
           </w:p>
         </w:tc>
@@ -7125,15 +7128,15 @@
               <w:cnfStyle w:val="000000000000" w:firstRow="0" w:lastRow="0" w:firstColumn="0" w:lastColumn="0" w:oddVBand="0" w:evenVBand="0" w:oddHBand="0" w:evenHBand="0" w:firstRowFirstColumn="0" w:firstRowLastColumn="0" w:lastRowFirstColumn="0" w:lastRowLastColumn="0"/>
             </w:pPr>
             <w:r>
-              <w:t xml:space="preserve">El sistema emite un mensaje de confirmación y regresa a la pantalla de </w:t>
+              <w:t xml:space="preserve">El sistema retorna </w:t>
             </w:r>
             <w:proofErr w:type="spellStart"/>
             <w:r>
-              <w:t>login</w:t>
+              <w:t>token</w:t>
             </w:r>
             <w:proofErr w:type="spellEnd"/>
             <w:r>
-              <w:t>.</w:t>
+              <w:t xml:space="preserve"> o respuesta de acceso.</w:t>
             </w:r>
           </w:p>
         </w:tc>
@@ -7263,8 +7266,8 @@
           <w:lang w:eastAsia="en-US"/>
         </w:rPr>
       </w:pPr>
-      <w:bookmarkStart w:id="15" w:name="_Toc74581877"/>
-      <w:bookmarkStart w:id="16" w:name="_Toc214408330"/>
+      <w:bookmarkStart w:id="14" w:name="_Toc74581877"/>
+      <w:bookmarkStart w:id="15" w:name="_Toc214408330"/>
       <w:r>
         <w:rPr>
           <w:rFonts w:eastAsia="Carlito"/>
@@ -7272,7 +7275,7 @@
         </w:rPr>
         <w:t>ECUD_</w:t>
       </w:r>
-      <w:bookmarkEnd w:id="15"/>
+      <w:bookmarkEnd w:id="14"/>
       <w:r>
         <w:rPr>
           <w:rFonts w:eastAsia="Carlito"/>
@@ -7280,7 +7283,7 @@
         </w:rPr>
         <w:t>ASIGNATURAS_Y_GRUPOS</w:t>
       </w:r>
-      <w:bookmarkEnd w:id="16"/>
+      <w:bookmarkEnd w:id="15"/>
     </w:p>
     <w:p>
       <w:pPr>
@@ -7398,6 +7401,7 @@
                 <w:b/>
               </w:rPr>
             </w:pPr>
+            <w:bookmarkStart w:id="16" w:name="_GoBack"/>
             <w:r>
               <w:rPr>
                 <w:b/>
@@ -7968,6 +7972,10 @@
               <w:cnfStyle w:val="000000000000" w:firstRow="0" w:lastRow="0" w:firstColumn="0" w:lastColumn="0" w:oddVBand="0" w:evenVBand="0" w:oddHBand="0" w:evenHBand="0" w:firstRowFirstColumn="0" w:firstRowLastColumn="0" w:lastRowFirstColumn="0" w:lastRowLastColumn="0"/>
             </w:pPr>
             <w:r>
+              <w:rPr>
+                <w:noProof/>
+                <w:lang w:val="es-EC" w:eastAsia="es-EC"/>
+              </w:rPr>
               <w:drawing>
                 <wp:inline distT="0" distB="0" distL="0" distR="0" wp14:anchorId="54A3AF7E" wp14:editId="0B545CD2">
                   <wp:extent cx="2701637" cy="2223926"/>
@@ -9156,6 +9164,7 @@
       </w:pPr>
       <w:bookmarkStart w:id="20" w:name="_Toc74581878"/>
       <w:bookmarkStart w:id="21" w:name="_Toc214408331"/>
+      <w:bookmarkEnd w:id="16"/>
       <w:r>
         <w:rPr>
           <w:rFonts w:eastAsia="Carlito"/>
@@ -9838,6 +9847,10 @@
               <w:cnfStyle w:val="000000100000" w:firstRow="0" w:lastRow="0" w:firstColumn="0" w:lastColumn="0" w:oddVBand="0" w:evenVBand="0" w:oddHBand="1" w:evenHBand="0" w:firstRowFirstColumn="0" w:firstRowLastColumn="0" w:lastRowFirstColumn="0" w:lastRowLastColumn="0"/>
             </w:pPr>
             <w:r>
+              <w:rPr>
+                <w:noProof/>
+                <w:lang w:val="es-EC" w:eastAsia="es-EC"/>
+              </w:rPr>
               <w:drawing>
                 <wp:inline distT="0" distB="0" distL="0" distR="0" wp14:anchorId="36A722FA" wp14:editId="4F72A363">
                   <wp:extent cx="2186649" cy="1800000"/>
@@ -10063,10 +10076,7 @@
               <w:cnfStyle w:val="000000000000" w:firstRow="0" w:lastRow="0" w:firstColumn="0" w:lastColumn="0" w:oddVBand="0" w:evenVBand="0" w:oddHBand="0" w:evenHBand="0" w:firstRowFirstColumn="0" w:firstRowLastColumn="0" w:lastRowFirstColumn="0" w:lastRowLastColumn="0"/>
             </w:pPr>
             <w:r>
-              <w:t>E</w:t>
-            </w:r>
-            <w:r>
-              <w:t>l sistema muestra las unidades disponibles según el tipo de conversión seleccionado.</w:t>
+              <w:t>El sistema muestra las unidades disponibles según el tipo de conversión seleccionado.</w:t>
             </w:r>
           </w:p>
         </w:tc>
@@ -10575,7 +10585,7 @@
             <w:noProof/>
             <w:lang w:val="es-ES"/>
           </w:rPr>
-          <w:t>5</w:t>
+          <w:t>8</w:t>
         </w:r>
         <w:r>
           <w:fldChar w:fldCharType="end"/>
@@ -14759,7 +14769,7 @@
 </file>
 
 <file path=customXml/itemProps1.xml><?xml version="1.0" encoding="utf-8"?>
-<ds:datastoreItem xmlns:ds="http://schemas.openxmlformats.org/officeDocument/2006/customXml" ds:itemID="{4040B5D5-4344-4D89-B387-DE5BD4858F13}">
+<ds:datastoreItem xmlns:ds="http://schemas.openxmlformats.org/officeDocument/2006/customXml" ds:itemID="{7C97B866-E987-468A-BB69-B3F5F964C104}">
   <ds:schemaRefs>
     <ds:schemaRef ds:uri="http://schemas.openxmlformats.org/officeDocument/2006/bibliography"/>
   </ds:schemaRefs>

--- a/01. JAVA/01. SOAP JAVA/01. UML/02. ECUD/ECUD_CONVERSION_MONSTER_G07.docx
+++ b/01. JAVA/01. SOAP JAVA/01. UML/02. ECUD/ECUD_CONVERSION_MONSTER_G07.docx
@@ -6130,27 +6130,14 @@
       <w:r>
         <w:t xml:space="preserve">Tabla </w:t>
       </w:r>
-      <w:r>
-        <w:fldChar w:fldCharType="begin"/>
-      </w:r>
-      <w:r>
-        <w:instrText xml:space="preserve"> SEQ Tabla \* ARABIC </w:instrText>
-      </w:r>
-      <w:r>
-        <w:fldChar w:fldCharType="separate"/>
-      </w:r>
-      <w:r>
-        <w:rPr>
-          <w:noProof/>
-        </w:rPr>
-        <w:t>1</w:t>
-      </w:r>
-      <w:r>
-        <w:rPr>
-          <w:noProof/>
-        </w:rPr>
-        <w:fldChar w:fldCharType="end"/>
-      </w:r>
+      <w:fldSimple w:instr=" SEQ Tabla \* ARABIC ">
+        <w:r>
+          <w:rPr>
+            <w:noProof/>
+          </w:rPr>
+          <w:t>1</w:t>
+        </w:r>
+      </w:fldSimple>
       <w:r>
         <w:t xml:space="preserve">. ECUD </w:t>
       </w:r>
@@ -6815,6 +6802,7 @@
           <w:p>
             <w:pPr>
               <w:pStyle w:val="Descripcin"/>
+              <w:jc w:val="center"/>
               <w:cnfStyle w:val="000000000000" w:firstRow="0" w:lastRow="0" w:firstColumn="0" w:lastColumn="0" w:oddVBand="0" w:evenVBand="0" w:oddHBand="0" w:evenHBand="0" w:firstRowFirstColumn="0" w:firstRowLastColumn="0" w:lastRowFirstColumn="0" w:lastRowLastColumn="0"/>
               <w:rPr>
                 <w:noProof/>
@@ -6825,9 +6813,9 @@
                 <w:noProof/>
               </w:rPr>
               <w:drawing>
-                <wp:inline distT="0" distB="0" distL="0" distR="0" wp14:anchorId="2F973EB9" wp14:editId="00A7BE8C">
-                  <wp:extent cx="2736272" cy="2252436"/>
-                  <wp:effectExtent l="0" t="0" r="6985" b="0"/>
+                <wp:inline distT="0" distB="0" distL="0" distR="0" wp14:anchorId="2729454B" wp14:editId="3D316679">
+                  <wp:extent cx="2164097" cy="2676525"/>
+                  <wp:effectExtent l="0" t="0" r="7620" b="0"/>
                   <wp:docPr id="1" name="Imagen 1"/>
                   <wp:cNvGraphicFramePr>
                     <a:graphicFrameLocks xmlns:a="http://schemas.openxmlformats.org/drawingml/2006/main" noChangeAspect="1"/>
@@ -6848,7 +6836,7 @@
                         <pic:spPr>
                           <a:xfrm>
                             <a:off x="0" y="0"/>
-                            <a:ext cx="2753982" cy="2267015"/>
+                            <a:ext cx="2172862" cy="2687366"/>
                           </a:xfrm>
                           <a:prstGeom prst="rect">
                             <a:avLst/>
@@ -6864,33 +6852,21 @@
           <w:p>
             <w:pPr>
               <w:pStyle w:val="Descripcin"/>
+              <w:jc w:val="center"/>
               <w:cnfStyle w:val="000000000000" w:firstRow="0" w:lastRow="0" w:firstColumn="0" w:lastColumn="0" w:oddVBand="0" w:evenVBand="0" w:oddHBand="0" w:evenHBand="0" w:firstRowFirstColumn="0" w:firstRowLastColumn="0" w:lastRowFirstColumn="0" w:lastRowLastColumn="0"/>
             </w:pPr>
             <w:bookmarkStart w:id="13" w:name="_Toc214408083"/>
             <w:r>
               <w:t xml:space="preserve">Ilustración </w:t>
             </w:r>
-            <w:r>
-              <w:fldChar w:fldCharType="begin"/>
-            </w:r>
-            <w:r>
-              <w:instrText xml:space="preserve"> SEQ Ilustración \* ARABIC </w:instrText>
-            </w:r>
-            <w:r>
-              <w:fldChar w:fldCharType="separate"/>
-            </w:r>
-            <w:r>
-              <w:rPr>
-                <w:noProof/>
-              </w:rPr>
-              <w:t>1</w:t>
-            </w:r>
-            <w:r>
-              <w:rPr>
-                <w:noProof/>
-              </w:rPr>
-              <w:fldChar w:fldCharType="end"/>
-            </w:r>
+            <w:fldSimple w:instr=" SEQ Ilustración \* ARABIC ">
+              <w:r>
+                <w:rPr>
+                  <w:noProof/>
+                </w:rPr>
+                <w:t>1</w:t>
+              </w:r>
+            </w:fldSimple>
             <w:r>
               <w:rPr>
                 <w:rFonts w:eastAsia="Carlito" w:cstheme="minorHAnsi"/>
@@ -7005,6 +6981,7 @@
               </w:numPr>
             </w:pPr>
             <w:r>
+              <w:lastRenderedPageBreak/>
               <w:t xml:space="preserve">El usuario ingresa usuario y contraseña en la </w:t>
             </w:r>
             <w:proofErr w:type="spellStart"/>
@@ -7065,7 +7042,6 @@
               </w:numPr>
             </w:pPr>
             <w:r>
-              <w:lastRenderedPageBreak/>
               <w:t>El usuario envía credenciales.</w:t>
             </w:r>
           </w:p>
@@ -7330,27 +7306,14 @@
       <w:r>
         <w:t xml:space="preserve">Tabla </w:t>
       </w:r>
-      <w:r>
-        <w:fldChar w:fldCharType="begin"/>
-      </w:r>
-      <w:r>
-        <w:instrText xml:space="preserve"> SEQ Tabla \* ARABIC </w:instrText>
-      </w:r>
-      <w:r>
-        <w:fldChar w:fldCharType="separate"/>
-      </w:r>
-      <w:r>
-        <w:rPr>
-          <w:noProof/>
-        </w:rPr>
-        <w:t>2</w:t>
-      </w:r>
-      <w:r>
-        <w:rPr>
-          <w:noProof/>
-        </w:rPr>
-        <w:fldChar w:fldCharType="end"/>
-      </w:r>
+      <w:fldSimple w:instr=" SEQ Tabla \* ARABIC ">
+        <w:r>
+          <w:rPr>
+            <w:noProof/>
+          </w:rPr>
+          <w:t>2</w:t>
+        </w:r>
+      </w:fldSimple>
       <w:r>
         <w:t xml:space="preserve">. </w:t>
       </w:r>
@@ -7376,12 +7339,12 @@
         <w:tblLook w:val="0000" w:firstRow="0" w:lastRow="0" w:firstColumn="0" w:lastColumn="0" w:noHBand="0" w:noVBand="0"/>
       </w:tblPr>
       <w:tblGrid>
-        <w:gridCol w:w="2855"/>
-        <w:gridCol w:w="1848"/>
-        <w:gridCol w:w="593"/>
-        <w:gridCol w:w="2216"/>
-        <w:gridCol w:w="1491"/>
-        <w:gridCol w:w="13"/>
+        <w:gridCol w:w="2128"/>
+        <w:gridCol w:w="2065"/>
+        <w:gridCol w:w="663"/>
+        <w:gridCol w:w="2478"/>
+        <w:gridCol w:w="1667"/>
+        <w:gridCol w:w="15"/>
       </w:tblGrid>
       <w:tr>
         <w:trPr>
@@ -7401,7 +7364,6 @@
                 <w:b/>
               </w:rPr>
             </w:pPr>
-            <w:bookmarkStart w:id="16" w:name="_GoBack"/>
             <w:r>
               <w:rPr>
                 <w:b/>
@@ -7972,15 +7934,11 @@
               <w:cnfStyle w:val="000000000000" w:firstRow="0" w:lastRow="0" w:firstColumn="0" w:lastColumn="0" w:oddVBand="0" w:evenVBand="0" w:oddHBand="0" w:evenHBand="0" w:firstRowFirstColumn="0" w:firstRowLastColumn="0" w:lastRowFirstColumn="0" w:lastRowLastColumn="0"/>
             </w:pPr>
             <w:r>
-              <w:rPr>
-                <w:noProof/>
-                <w:lang w:val="es-EC" w:eastAsia="es-EC"/>
-              </w:rPr>
               <w:drawing>
-                <wp:inline distT="0" distB="0" distL="0" distR="0" wp14:anchorId="54A3AF7E" wp14:editId="0B545CD2">
-                  <wp:extent cx="2701637" cy="2223926"/>
-                  <wp:effectExtent l="0" t="0" r="3810" b="5080"/>
-                  <wp:docPr id="2" name="Imagen 2"/>
+                <wp:inline distT="0" distB="0" distL="0" distR="0" wp14:anchorId="06A65A20" wp14:editId="21B30B33">
+                  <wp:extent cx="4236085" cy="2426855"/>
+                  <wp:effectExtent l="0" t="0" r="0" b="0"/>
+                  <wp:docPr id="4" name="Imagen 4"/>
                   <wp:cNvGraphicFramePr>
                     <a:graphicFrameLocks xmlns:a="http://schemas.openxmlformats.org/drawingml/2006/main" noChangeAspect="1"/>
                   </wp:cNvGraphicFramePr>
@@ -7992,7 +7950,7 @@
                           <pic:cNvPicPr/>
                         </pic:nvPicPr>
                         <pic:blipFill>
-                          <a:blip r:embed="rId10"/>
+                          <a:blip r:embed="rId11"/>
                           <a:stretch>
                             <a:fillRect/>
                           </a:stretch>
@@ -8000,7 +7958,7 @@
                         <pic:spPr>
                           <a:xfrm>
                             <a:off x="0" y="0"/>
-                            <a:ext cx="2710331" cy="2231083"/>
+                            <a:ext cx="4249095" cy="2434309"/>
                           </a:xfrm>
                           <a:prstGeom prst="rect">
                             <a:avLst/>
@@ -8034,9 +7992,9 @@
                 <w:lang w:eastAsia="en-US"/>
               </w:rPr>
             </w:pPr>
-            <w:bookmarkStart w:id="17" w:name="_Toc74775660"/>
-            <w:bookmarkStart w:id="18" w:name="_Toc82708268"/>
-            <w:bookmarkStart w:id="19" w:name="_Toc214408084"/>
+            <w:bookmarkStart w:id="16" w:name="_Toc74775660"/>
+            <w:bookmarkStart w:id="17" w:name="_Toc82708268"/>
+            <w:bookmarkStart w:id="18" w:name="_Toc214408084"/>
             <w:r>
               <w:rPr>
                 <w:rFonts w:asciiTheme="minorHAnsi" w:eastAsia="Carlito" w:hAnsiTheme="minorHAnsi" w:cstheme="minorHAnsi"/>
@@ -8134,8 +8092,9 @@
                 <w:szCs w:val="20"/>
                 <w:lang w:val="es-ES" w:eastAsia="en-US"/>
               </w:rPr>
-              <w:t xml:space="preserve">. Caso de Uso de Gestionar </w:t>
-            </w:r>
+              <w:t xml:space="preserve">. Caso de Uso de </w:t>
+            </w:r>
+            <w:bookmarkEnd w:id="16"/>
             <w:bookmarkEnd w:id="17"/>
             <w:bookmarkEnd w:id="18"/>
             <w:r>
@@ -8150,8 +8109,9 @@
                 <w:szCs w:val="20"/>
                 <w:lang w:val="es-ES" w:eastAsia="en-US"/>
               </w:rPr>
-              <w:t>Asigna</w:t>
-            </w:r>
+              <w:t xml:space="preserve">Consultar </w:t>
+            </w:r>
+            <w:proofErr w:type="spellStart"/>
             <w:r>
               <w:rPr>
                 <w:rFonts w:asciiTheme="minorHAnsi" w:eastAsia="Carlito" w:hAnsiTheme="minorHAnsi" w:cstheme="minorHAnsi"/>
@@ -8164,9 +8124,9 @@
                 <w:szCs w:val="20"/>
                 <w:lang w:val="es-ES" w:eastAsia="en-US"/>
               </w:rPr>
-              <w:t>turas</w:t>
-            </w:r>
-            <w:bookmarkEnd w:id="19"/>
+              <w:t>Conversion</w:t>
+            </w:r>
+            <w:proofErr w:type="spellEnd"/>
           </w:p>
           <w:p>
             <w:pPr>
@@ -8771,7 +8731,11 @@
               </w:numPr>
             </w:pPr>
             <w:r>
-              <w:t>El usuario ingresa el código o nombre de la asignatura que desea actualizar o a su vez busca la asignatura en la tabla ya sea para realizar cambios de créditos, nombre o prerrequisitos</w:t>
+              <w:t xml:space="preserve">El usuario ingresa el código o nombre de la asignatura que desea actualizar o a su vez busca la asignatura en la tabla ya sea para </w:t>
+            </w:r>
+            <w:r>
+              <w:lastRenderedPageBreak/>
+              <w:t>realizar cambios de créditos, nombre o prerrequisitos</w:t>
             </w:r>
             <w:r>
               <w:t>.</w:t>
@@ -8793,6 +8757,7 @@
               <w:cnfStyle w:val="000000100000" w:firstRow="0" w:lastRow="0" w:firstColumn="0" w:lastColumn="0" w:oddVBand="0" w:evenVBand="0" w:oddHBand="1" w:evenHBand="0" w:firstRowFirstColumn="0" w:firstRowLastColumn="0" w:lastRowFirstColumn="0" w:lastRowLastColumn="0"/>
             </w:pPr>
             <w:r>
+              <w:lastRenderedPageBreak/>
               <w:t>El sistema muestra la información de la asignatura en la tabla.</w:t>
             </w:r>
           </w:p>
@@ -9162,9 +9127,8 @@
           <w:color w:val="FF0000"/>
         </w:rPr>
       </w:pPr>
-      <w:bookmarkStart w:id="20" w:name="_Toc74581878"/>
-      <w:bookmarkStart w:id="21" w:name="_Toc214408331"/>
-      <w:bookmarkEnd w:id="16"/>
+      <w:bookmarkStart w:id="19" w:name="_Toc74581878"/>
+      <w:bookmarkStart w:id="20" w:name="_Toc214408331"/>
       <w:r>
         <w:rPr>
           <w:rFonts w:eastAsia="Carlito"/>
@@ -9178,8 +9142,8 @@
         </w:rPr>
         <w:t>AUTENTICACIÓN</w:t>
       </w:r>
+      <w:bookmarkEnd w:id="19"/>
       <w:bookmarkEnd w:id="20"/>
-      <w:bookmarkEnd w:id="21"/>
     </w:p>
     <w:p>
       <w:pPr>
@@ -9214,27 +9178,14 @@
       <w:r>
         <w:t xml:space="preserve">Tabla </w:t>
       </w:r>
-      <w:r>
-        <w:fldChar w:fldCharType="begin"/>
-      </w:r>
-      <w:r>
-        <w:instrText xml:space="preserve"> SEQ Tabla \* ARABIC </w:instrText>
-      </w:r>
-      <w:r>
-        <w:fldChar w:fldCharType="separate"/>
-      </w:r>
-      <w:r>
-        <w:rPr>
-          <w:noProof/>
-        </w:rPr>
-        <w:t>3</w:t>
-      </w:r>
-      <w:r>
-        <w:rPr>
-          <w:noProof/>
-        </w:rPr>
-        <w:fldChar w:fldCharType="end"/>
-      </w:r>
+      <w:fldSimple w:instr=" SEQ Tabla \* ARABIC ">
+        <w:r>
+          <w:rPr>
+            <w:noProof/>
+          </w:rPr>
+          <w:t>3</w:t>
+        </w:r>
+      </w:fldSimple>
       <w:r>
         <w:t>. ECUD Autenticar</w:t>
       </w:r>
@@ -9802,6 +9753,7 @@
               <w:cnfStyle w:val="000000000000" w:firstRow="0" w:lastRow="0" w:firstColumn="0" w:lastColumn="0" w:oddVBand="0" w:evenVBand="0" w:oddHBand="0" w:evenHBand="0" w:firstRowFirstColumn="0" w:firstRowLastColumn="0" w:lastRowFirstColumn="0" w:lastRowLastColumn="0"/>
             </w:pPr>
             <w:r>
+              <w:lastRenderedPageBreak/>
               <w:t>El usuario debe seleccionar el tipo de conversión y las unidades correspondientes.</w:t>
             </w:r>
           </w:p>
@@ -9846,16 +9798,13 @@
               <w:jc w:val="center"/>
               <w:cnfStyle w:val="000000100000" w:firstRow="0" w:lastRow="0" w:firstColumn="0" w:lastColumn="0" w:oddVBand="0" w:evenVBand="0" w:oddHBand="1" w:evenHBand="0" w:firstRowFirstColumn="0" w:firstRowLastColumn="0" w:lastRowFirstColumn="0" w:lastRowLastColumn="0"/>
             </w:pPr>
-            <w:r>
-              <w:rPr>
-                <w:noProof/>
-                <w:lang w:val="es-EC" w:eastAsia="es-EC"/>
-              </w:rPr>
+            <w:bookmarkStart w:id="21" w:name="_GoBack"/>
+            <w:r>
               <w:drawing>
-                <wp:inline distT="0" distB="0" distL="0" distR="0" wp14:anchorId="36A722FA" wp14:editId="4F72A363">
-                  <wp:extent cx="2186649" cy="1800000"/>
-                  <wp:effectExtent l="0" t="0" r="4445" b="0"/>
-                  <wp:docPr id="3" name="Imagen 3"/>
+                <wp:inline distT="0" distB="0" distL="0" distR="0" wp14:anchorId="51220DC4" wp14:editId="2BF1CF71">
+                  <wp:extent cx="2496083" cy="2974374"/>
+                  <wp:effectExtent l="0" t="0" r="0" b="0"/>
+                  <wp:docPr id="5" name="Imagen 5"/>
                   <wp:cNvGraphicFramePr>
                     <a:graphicFrameLocks xmlns:a="http://schemas.openxmlformats.org/drawingml/2006/main" noChangeAspect="1"/>
                   </wp:cNvGraphicFramePr>
@@ -9867,7 +9816,7 @@
                           <pic:cNvPicPr/>
                         </pic:nvPicPr>
                         <pic:blipFill>
-                          <a:blip r:embed="rId10"/>
+                          <a:blip r:embed="rId12"/>
                           <a:stretch>
                             <a:fillRect/>
                           </a:stretch>
@@ -9875,7 +9824,7 @@
                         <pic:spPr>
                           <a:xfrm>
                             <a:off x="0" y="0"/>
-                            <a:ext cx="2186649" cy="1800000"/>
+                            <a:ext cx="2509982" cy="2990936"/>
                           </a:xfrm>
                           <a:prstGeom prst="rect">
                             <a:avLst/>
@@ -9887,6 +9836,7 @@
                 </wp:inline>
               </w:drawing>
             </w:r>
+            <w:bookmarkEnd w:id="21"/>
           </w:p>
           <w:p>
             <w:pPr>
@@ -9910,27 +9860,14 @@
             <w:r>
               <w:t xml:space="preserve">Ilustración </w:t>
             </w:r>
-            <w:r>
-              <w:fldChar w:fldCharType="begin"/>
-            </w:r>
-            <w:r>
-              <w:instrText xml:space="preserve"> SEQ Ilustración \* ARABIC </w:instrText>
-            </w:r>
-            <w:r>
-              <w:fldChar w:fldCharType="separate"/>
-            </w:r>
-            <w:r>
-              <w:rPr>
-                <w:noProof/>
-              </w:rPr>
-              <w:t>3</w:t>
-            </w:r>
-            <w:r>
-              <w:rPr>
-                <w:noProof/>
-              </w:rPr>
-              <w:fldChar w:fldCharType="end"/>
-            </w:r>
+            <w:fldSimple w:instr=" SEQ Ilustración \* ARABIC ">
+              <w:r>
+                <w:rPr>
+                  <w:noProof/>
+                </w:rPr>
+                <w:t>3</w:t>
+              </w:r>
+            </w:fldSimple>
             <w:r>
               <w:rPr>
                 <w:rFonts w:asciiTheme="minorHAnsi" w:eastAsia="Carlito" w:hAnsiTheme="minorHAnsi" w:cstheme="minorHAnsi"/>
@@ -10487,6 +10424,7 @@
               <w:rPr>
                 <w:b/>
               </w:rPr>
+              <w:lastRenderedPageBreak/>
               <w:t xml:space="preserve">Casos de uso extendidos: </w:t>
             </w:r>
           </w:p>
@@ -10585,7 +10523,7 @@
             <w:noProof/>
             <w:lang w:val="es-ES"/>
           </w:rPr>
-          <w:t>8</w:t>
+          <w:t>9</w:t>
         </w:r>
         <w:r>
           <w:fldChar w:fldCharType="end"/>
@@ -14769,7 +14707,7 @@
 </file>
 
 <file path=customXml/itemProps1.xml><?xml version="1.0" encoding="utf-8"?>
-<ds:datastoreItem xmlns:ds="http://schemas.openxmlformats.org/officeDocument/2006/customXml" ds:itemID="{7C97B866-E987-468A-BB69-B3F5F964C104}">
+<ds:datastoreItem xmlns:ds="http://schemas.openxmlformats.org/officeDocument/2006/customXml" ds:itemID="{A1DDAACE-BEA7-4875-AD53-E1551BFBA40D}">
   <ds:schemaRefs>
     <ds:schemaRef ds:uri="http://schemas.openxmlformats.org/officeDocument/2006/bibliography"/>
   </ds:schemaRefs>
